--- a/대본/4부/02화_The_Symposium.docx
+++ b/대본/4부/02화_The_Symposium.docx
@@ -2,7 +2,7 @@
 <file path=word/document.xml><?xml version="1.0" encoding="utf-8"?>
 <w:document xmlns:w="http://schemas.openxmlformats.org/wordprocessingml/2006/main" xmlns:m="http://schemas.openxmlformats.org/officeDocument/2006/math" xmlns:r="http://schemas.openxmlformats.org/officeDocument/2006/relationships" xmlns:o="urn:schemas-microsoft-com:office:office" xmlns:v="urn:schemas-microsoft-com:vml" xmlns:w10="urn:schemas-microsoft-com:office:word" xmlns:a="http://schemas.openxmlformats.org/drawingml/2006/main" xmlns:pic="http://schemas.openxmlformats.org/drawingml/2006/picture" xmlns:wp="http://schemas.openxmlformats.org/drawingml/2006/wordprocessingDrawing">
   <w:body>
-    <w:bookmarkStart w:id="31" w:name="ship-it-4부-2화"/>
+    <w:bookmarkStart w:id="32" w:name="ship-it-4부-2화"/>
     <w:p>
       <w:pPr>
         <w:pStyle w:val="Heading1"/>
@@ -83,7 +83,7 @@
         <w:t xml:space="preserve"> </w:t>
       </w:r>
       <w:r>
-        <w:t xml:space="preserve">- 규칙: 지문 없음. 전 화 100% 「화자명: 대사」. 1턴 15단어 이내(연설 인용 예외 2줄, 40단어 이내).</w:t>
+        <w:t xml:space="preserve">- 규칙: 지문 없음. 전 화 100% 「화자명: 대사」. 1턴 15단어 이내 + 긴 턴 10~15회(25~35단어)(연설 인용 예외 2줄, 40단어 이내).</w:t>
       </w:r>
       <w:r>
         <w:t xml:space="preserve"> </w:t>
@@ -383,13 +383,13 @@
         </w:numPr>
       </w:pPr>
       <w:r>
-        <w:t xml:space="preserve">RACHEL: Doctors don’t care about your funding. They care about Tuesday morning.</w:t>
-      </w:r>
-      <w:r>
-        <w:t xml:space="preserve"> </w:t>
-      </w:r>
-      <w:r>
-        <w:t xml:space="preserve">레이첼: 의사들은 당신 투자 얘기에 관심 없어요. 화요일 아침에 관심 있죠.</w:t>
+        <w:t xml:space="preserve">RACHEL: Good. Doctors don’t care about your funding or your history. They care about Tuesday morning, when a patient is on the table and something goes wrong. Talk about that.</w:t>
+      </w:r>
+      <w:r>
+        <w:t xml:space="preserve"> </w:t>
+      </w:r>
+      <w:r>
+        <w:t xml:space="preserve">레이첼: 좋아요. 의사들은 당신 투자 얘기나 회사 역사에 관심 없어요. 화요일 아침, 환자가 시술대에 누워 있는데 뭔가 잘못되는 순간에 관심 있죠. 그 얘기를 해요.</w:t>
       </w:r>
     </w:p>
     <w:p>
@@ -485,13 +485,13 @@
         </w:numPr>
       </w:pPr>
       <w:r>
-        <w:t xml:space="preserve">RACHEL: Most CEOs answer, then keep talking. That’s where they get killed.</w:t>
-      </w:r>
-      <w:r>
-        <w:t xml:space="preserve"> </w:t>
-      </w:r>
-      <w:r>
-        <w:t xml:space="preserve">레이첼: CEO들 대부분은 답하고 나서 계속 말해요. 거기서 당하는 거예요.</w:t>
+        <w:t xml:space="preserve">RACHEL: Most CEOs answer the question, then keep talking because the silence feels uncomfortable. That’s where they get killed. Every extra sentence gives the next questioner something new to attack.</w:t>
+      </w:r>
+      <w:r>
+        <w:t xml:space="preserve"> </w:t>
+      </w:r>
+      <w:r>
+        <w:t xml:space="preserve">레이첼: CEO들 대부분은 질문에 답하고 나서, 침묵이 불편하니까 계속 말해요. 거기서 당하는 거예요. 덧붙인 문장 하나하나가 다음 질문자에게 공격할 거리를 새로 주거든요.</w:t>
       </w:r>
     </w:p>
     <w:p>
@@ -661,13 +661,13 @@
         </w:numPr>
       </w:pPr>
       <w:r>
-        <w:t xml:space="preserve">ELENA: Three hundred patients. Fifteen sites. Six-month response, eighty-two versus eighty percent.</w:t>
-      </w:r>
-      <w:r>
-        <w:t xml:space="preserve"> </w:t>
-      </w:r>
-      <w:r>
-        <w:t xml:space="preserve">엘레나: 환자 300명. 사이트 15곳. 6개월 반응률 82 대 80퍼센트.</w:t>
+        <w:t xml:space="preserve">ELENA: The pivotal study had three hundred patients at fifteen sites. At six months, the response rate was eighty-two percent for Veyra Fill versus eighty percent for the control.</w:t>
+      </w:r>
+      <w:r>
+        <w:t xml:space="preserve"> </w:t>
+      </w:r>
+      <w:r>
+        <w:t xml:space="preserve">엘레나: 허가 임상시험에는 15개 사이트에서 환자 300명이 참여했습니다. 6개월 시점 반응률은 베이라 필 82퍼센트, 대조군 80퍼센트였습니다.</w:t>
       </w:r>
     </w:p>
     <w:p>
@@ -885,13 +885,13 @@
         </w:numPr>
       </w:pPr>
       <w:r>
-        <w:t xml:space="preserve">NOAH: It was true. Not the whole truth. Results stay. Until you need them gone.</w:t>
-      </w:r>
-      <w:r>
-        <w:t xml:space="preserve"> </w:t>
-      </w:r>
-      <w:r>
-        <w:t xml:space="preserve">노아: 사실이었습니다. 진실의 전부는 아니었죠. 결과는 오래갑니다. 그게 사라져야 할 때까지는.</w:t>
+        <w:t xml:space="preserve">NOAH: It was true, but it wasn’t the whole truth. Results do stay, and most days that’s exactly what patients want. But results stay even when you need them gone.</w:t>
+      </w:r>
+      <w:r>
+        <w:t xml:space="preserve"> </w:t>
+      </w:r>
+      <w:r>
+        <w:t xml:space="preserve">노아: 사실이었습니다. 하지만 진실의 전부는 아니었죠. 결과는 정말 오래갑니다. 대부분의 날엔 그게 바로 환자가 원하는 거고요. 하지만 결과는 사라져야 할 때에도 남아 있습니다.</w:t>
       </w:r>
     </w:p>
     <w:p>
@@ -994,13 +994,13 @@
         </w:numPr>
       </w:pPr>
       <w:r>
-        <w:t xml:space="preserve">NOAH: Thank you, Houston. Three things. Results. Same as the leader. You don’t have to choose.</w:t>
-      </w:r>
-      <w:r>
-        <w:t xml:space="preserve"> </w:t>
-      </w:r>
-      <w:r>
-        <w:t xml:space="preserve">노아: 고마워요, 휴스턴. 세 가지. 결과. 1위와 같음. 선택할 필요가 없습니다.</w:t>
+        <w:t xml:space="preserve">NOAH: Thank you, Houston. I have three things to say. First, results. They’re the same as the market leader at six and twelve months, so you don’t have to choose.</w:t>
+      </w:r>
+      <w:r>
+        <w:t xml:space="preserve"> </w:t>
+      </w:r>
+      <w:r>
+        <w:t xml:space="preserve">노아: 고마워요, 휴스턴. 세 가지를 말씀드리겠습니다. 첫째, 결과. 6개월과 12개월 모두 시장 1위와 같습니다. 그러니 선택할 필요가 없습니다.</w:t>
       </w:r>
     </w:p>
     <w:p>
@@ -1028,13 +1028,13 @@
         </w:numPr>
       </w:pPr>
       <w:r>
-        <w:t xml:space="preserve">NOAH: Control. FlexLink. Faster to dissolve when you need to. Two point eight times.</w:t>
-      </w:r>
-      <w:r>
-        <w:t xml:space="preserve"> </w:t>
-      </w:r>
-      <w:r>
-        <w:t xml:space="preserve">노아: 통제. 플렉스링크. 필요할 때 더 빨리 녹습니다. 2.8배.</w:t>
+        <w:t xml:space="preserve">NOAH: Second, control. Our FlexLink technology dissolves two point eight times faster with hyaluronidase. That means when you need the filler gone, you’re not waiting, and neither is your patient.</w:t>
+      </w:r>
+      <w:r>
+        <w:t xml:space="preserve"> </w:t>
+      </w:r>
+      <w:r>
+        <w:t xml:space="preserve">노아: 둘째, 통제. 저희 플렉스링크 기술은 히알루로니다아제로 2.8배 빨리 녹습니다. 즉, 필러를 없애야 할 때 여러분도, 여러분의 환자도 기다리지 않는다는 뜻입니다.</w:t>
       </w:r>
     </w:p>
     <w:p>
@@ -1062,13 +1062,13 @@
         </w:numPr>
       </w:pPr>
       <w:r>
-        <w:t xml:space="preserve">NOAH: Support. Training before every first order. An emergency kit in every clinic.</w:t>
-      </w:r>
-      <w:r>
-        <w:t xml:space="preserve"> </w:t>
-      </w:r>
-      <w:r>
-        <w:t xml:space="preserve">노아: 지원. 모든 첫 주문 전에 교육. 모든 병원에 응급 키트.</w:t>
+        <w:t xml:space="preserve">NOAH: Third, support. Every clinic gets training before its first order, and an emergency kit on the shelf. We don’t sell you a syringe and disappear. We stay for the hard day.</w:t>
+      </w:r>
+      <w:r>
+        <w:t xml:space="preserve"> </w:t>
+      </w:r>
+      <w:r>
+        <w:t xml:space="preserve">노아: 셋째, 지원. 모든 병원은 첫 주문 전에 교육을 받고, 선반에 응급 키트를 둡니다. 주사기 하나 팔고 사라지지 않습니다. 힘든 날에 곁에 있겠습니다.</w:t>
       </w:r>
     </w:p>
     <w:p>
@@ -1386,13 +1386,13 @@
         </w:numPr>
       </w:pPr>
       <w:r>
-        <w:t xml:space="preserve">RACHEL: The FDA asked for a blinded re-read. Three independent dermatologists. I was there.</w:t>
-      </w:r>
-      <w:r>
-        <w:t xml:space="preserve"> </w:t>
-      </w:r>
-      <w:r>
-        <w:t xml:space="preserve">레이첼: FDA가 눈가림 재판독을 요청했어요. 독립 피부과 전문의 셋. 제가 거기 있었죠.</w:t>
+        <w:t xml:space="preserve">RACHEL: Let me take the process part, because I was there. The FDA asked for a blinded re-read of the photos by three independent dermatologists. Elena, tell them what happened next.</w:t>
+      </w:r>
+      <w:r>
+        <w:t xml:space="preserve"> </w:t>
+      </w:r>
+      <w:r>
+        <w:t xml:space="preserve">레이첼: 과정 부분은 제가 말할게요. 제가 거기 있었으니까요. FDA가 독립 피부과 전문의 세 명에게 사진 눈가림 재판독을 요청했어요. 엘레나, 그다음에 무슨 일이 있었는지 말해 줘요.</w:t>
       </w:r>
     </w:p>
     <w:p>
@@ -1505,13 +1505,13 @@
         </w:numPr>
       </w:pPr>
       <w:r>
-        <w:t xml:space="preserve">PIERCE: Never. Here’s my worry. A faster exit makes injectors careless. Moral hazard.</w:t>
-      </w:r>
-      <w:r>
-        <w:t xml:space="preserve"> </w:t>
-      </w:r>
-      <w:r>
-        <w:t xml:space="preserve">피어스: 절대 안 하죠. 제 걱정은 이거예요. 빠른 비상구가 시술자를 부주의하게 만든다. 도덕적 해이.</w:t>
+        <w:t xml:space="preserve">PIERCE: Never. Here’s my worry. If injectors know there’s a faster exit, they’ll take more risks and get careless. Economists call that moral hazard. I call it a bad Tuesday morning.</w:t>
+      </w:r>
+      <w:r>
+        <w:t xml:space="preserve"> </w:t>
+      </w:r>
+      <w:r>
+        <w:t xml:space="preserve">피어스: 절대 안 하죠. 제 걱정은 이거예요. 더 빠른 비상구가 있다는 걸 알면 시술자들은 위험을 더 감수하고 부주의해질 거예요. 경제학자들은 그걸 도덕적 해이라고 하죠. 난 나쁜 화요일 아침이라고 부르고요.</w:t>
       </w:r>
     </w:p>
     <w:p>
@@ -1624,13 +1624,13 @@
         </w:numPr>
       </w:pPr>
       <w:r>
-        <w:t xml:space="preserve">NOAH: Exactly. That’s why we don’t sell without training. Not one syringe.</w:t>
-      </w:r>
-      <w:r>
-        <w:t xml:space="preserve"> </w:t>
-      </w:r>
-      <w:r>
-        <w:t xml:space="preserve">노아: 바로 그거예요. 그래서 교육 없인 팔지 않습니다. 주사기 하나도.</w:t>
+        <w:t xml:space="preserve">NOAH: Exactly. A safety tool works best with good habits, not instead of them. That’s why we don’t sell without training. Not one syringe, to anyone, no matter how experienced.</w:t>
+      </w:r>
+      <w:r>
+        <w:t xml:space="preserve"> </w:t>
+      </w:r>
+      <w:r>
+        <w:t xml:space="preserve">노아: 바로 그거예요. 안전 도구는 좋은 습관을 대신하는 게 아니라, 좋은 습관과 함께할 때 가장 잘 작동합니다. 그래서 교육 없인 팔지 않습니다. 경력이 얼마든, 누구에게도 주사기 하나도요.</w:t>
       </w:r>
     </w:p>
     <w:p>
@@ -1726,13 +1726,13 @@
         </w:numPr>
       </w:pPr>
       <w:r>
-        <w:t xml:space="preserve">TASHA: Same course. Same exam. Same certificate. I’m a nurse. I wrote it.</w:t>
-      </w:r>
-      <w:r>
-        <w:t xml:space="preserve"> </w:t>
-      </w:r>
-      <w:r>
-        <w:t xml:space="preserve">타샤: 같은 과정. 같은 시험. 같은 인증서. 저도 간호사예요. 제가 만들었어요.</w:t>
+        <w:t xml:space="preserve">TASHA: Same course, same exam, same certificate. I’m a nurse myself, and I wrote that course, so I made sure nobody gets treated like a second-class injector. Not on my watch.</w:t>
+      </w:r>
+      <w:r>
+        <w:t xml:space="preserve"> </w:t>
+      </w:r>
+      <w:r>
+        <w:t xml:space="preserve">타샤: 같은 과정, 같은 시험, 같은 인증서. 저도 간호사이고 그 과정을 제가 만들었어요. 그래서 누구도 이류 시술자 취급을 받지 않게 했죠. 제가 있는 한 절대요.</w:t>
       </w:r>
     </w:p>
     <w:p>
@@ -2097,13 +2097,13 @@
         </w:numPr>
       </w:pPr>
       <w:r>
-        <w:t xml:space="preserve">NOAH: For anyone holding a needle. Occlusions don’t check the brand.</w:t>
-      </w:r>
-      <w:r>
-        <w:t xml:space="preserve"> </w:t>
-      </w:r>
-      <w:r>
-        <w:t xml:space="preserve">노아: 바늘을 든 모든 사람에게요. 혈관 폐색은 브랜드를 확인하지 않습니다.</w:t>
+        <w:t xml:space="preserve">NOAH: For anyone holding a needle. Occlusions don’t check the brand on the syringe, and a patient in trouble doesn’t care who made the filler. They care about the first ten seconds.</w:t>
+      </w:r>
+      <w:r>
+        <w:t xml:space="preserve"> </w:t>
+      </w:r>
+      <w:r>
+        <w:t xml:space="preserve">노아: 바늘을 든 모든 사람에게요. 혈관 폐색은 주사기에 적힌 브랜드를 확인하지 않고, 위험에 처한 환자는 누가 필러를 만들었는지 신경 쓰지 않습니다. 처음 10초가 중요할 뿐이죠.</w:t>
       </w:r>
     </w:p>
     <w:p>
@@ -2481,13 +2481,13 @@
         </w:numPr>
       </w:pPr>
       <w:r>
-        <w:t xml:space="preserve">TOM: For me, yes. Now I have to match it. Or look cheap.</w:t>
-      </w:r>
-      <w:r>
-        <w:t xml:space="preserve"> </w:t>
-      </w:r>
-      <w:r>
-        <w:t xml:space="preserve">톰: 나한텐 그래. 이제 나도 따라 해야 해. 아니면 싸구려처럼 보이든가.</w:t>
+        <w:t xml:space="preserve">TOM: For me, yes. Now I have to match it, or I look cheap in front of every customer who was in that room. Either way, you’ve just spent my training budget.</w:t>
+      </w:r>
+      <w:r>
+        <w:t xml:space="preserve"> </w:t>
+      </w:r>
+      <w:r>
+        <w:t xml:space="preserve">톰: 나한텐 그래. 이제 나도 따라 하든가, 아니면 그 방에 있던 모든 고객 앞에서 싸구려처럼 보이든가. 어느 쪽이든, 당신이 방금 내 교육 예산을 써 버린 거야.</w:t>
       </w:r>
     </w:p>
     <w:p>
@@ -2634,13 +2634,31 @@
         </w:numPr>
       </w:pPr>
       <w:r>
-        <w:t xml:space="preserve">DEREK: CEOs who sell for one day stop making silly forecasts.</w:t>
-      </w:r>
-      <w:r>
-        <w:t xml:space="preserve"> </w:t>
-      </w:r>
-      <w:r>
-        <w:t xml:space="preserve">데릭: 하루 영업해 본 CEO는 엉터리 예측을 그만두거든요.</w:t>
+        <w:t xml:space="preserve">DEREK: Because CEOs who sell for one day stop making silly forecasts. You’ll sit in waiting rooms, hear</w:t>
+      </w:r>
+      <w:r>
+        <w:t xml:space="preserve"> </w:t>
+      </w:r>
+      <w:r>
+        <w:t xml:space="preserve">‘</w:t>
+      </w:r>
+      <w:r>
+        <w:t xml:space="preserve">no</w:t>
+      </w:r>
+      <w:r>
+        <w:t xml:space="preserve">’</w:t>
+      </w:r>
+      <w:r>
+        <w:t xml:space="preserve"> </w:t>
+      </w:r>
+      <w:r>
+        <w:t xml:space="preserve">five times, and come back with much better numbers.</w:t>
+      </w:r>
+      <w:r>
+        <w:t xml:space="preserve"> </w:t>
+      </w:r>
+      <w:r>
+        <w:t xml:space="preserve">데릭: 하루 영업해 본 CEO는 엉터리 예측을 그만두거든요. 대기실에 앉아 있고, ’아니요’를 다섯 번 듣고 나면, 훨씬 나은 숫자를 들고 돌아올 거예요.</w:t>
       </w:r>
     </w:p>
     <w:p>
@@ -2669,7 +2687,7 @@
     </w:p>
     <w:bookmarkEnd w:id="25"/>
     <w:bookmarkEnd w:id="26"/>
-    <w:bookmarkStart w:id="30" w:name="학습-부록"/>
+    <w:bookmarkStart w:id="31" w:name="학습-부록"/>
     <w:p>
       <w:pPr>
         <w:pStyle w:val="Heading2"/>
@@ -3879,8 +3897,296 @@
       </w:tr>
     </w:tbl>
     <w:bookmarkEnd w:id="29"/>
+    <w:bookmarkStart w:id="30" w:name="긴-발화-분석"/>
+    <w:p>
+      <w:pPr>
+        <w:pStyle w:val="Heading3"/>
+      </w:pPr>
+      <w:r>
+        <w:t xml:space="preserve">④ 긴 발화 분석</w:t>
+      </w:r>
+    </w:p>
+    <w:p>
+      <w:pPr>
+        <w:pStyle w:val="BlockText"/>
+      </w:pPr>
+      <w:r>
+        <w:rPr>
+          <w:bCs/>
+          <w:b/>
+        </w:rPr>
+        <w:t xml:space="preserve">36턴 NOAH:</w:t>
+      </w:r>
+      <w:r>
+        <w:t xml:space="preserve"> </w:t>
+      </w:r>
+      <w:r>
+        <w:t xml:space="preserve">“</w:t>
+      </w:r>
+      <w:r>
+        <w:t xml:space="preserve">Second, control. Our FlexLink technology dissolves two point eight times faster with hyaluronidase. That means when you need the filler gone, you’re not waiting, and neither is your patient.</w:t>
+      </w:r>
+      <w:r>
+        <w:t xml:space="preserve">”</w:t>
+      </w:r>
+    </w:p>
+    <w:tbl>
+      <w:tblPr>
+        <w:tblStyle w:val="Table"/>
+        <w:tblW w:type="pct" w:w="5000"/>
+        <w:tblLook w:firstRow="1" w:lastRow="0" w:firstColumn="0" w:lastColumn="0" w:noHBand="0" w:noVBand="0" w:val="0020"/>
+        <w:jc w:val="start"/>
+      </w:tblPr>
+      <w:tblGrid>
+        <w:gridCol w:w="2640"/>
+        <w:gridCol w:w="2640"/>
+        <w:gridCol w:w="2640"/>
+      </w:tblGrid>
+      <w:tr>
+        <w:trPr>
+          <w:tblHeader w:val="true"/>
+        </w:trPr>
+        <w:tc>
+          <w:tcPr/>
+          <w:p>
+            <w:pPr>
+              <w:pStyle w:val="Compact"/>
+              <w:jc w:val="left"/>
+            </w:pPr>
+            <w:r>
+              <w:t xml:space="preserve">구조</w:t>
+            </w:r>
+          </w:p>
+        </w:tc>
+        <w:tc>
+          <w:tcPr/>
+          <w:p>
+            <w:pPr>
+              <w:pStyle w:val="Compact"/>
+              <w:jc w:val="left"/>
+            </w:pPr>
+            <w:r>
+              <w:t xml:space="preserve">영어</w:t>
+            </w:r>
+          </w:p>
+        </w:tc>
+        <w:tc>
+          <w:tcPr/>
+          <w:p>
+            <w:pPr>
+              <w:pStyle w:val="Compact"/>
+              <w:jc w:val="left"/>
+            </w:pPr>
+            <w:r>
+              <w:t xml:space="preserve">기능</w:t>
+            </w:r>
+          </w:p>
+        </w:tc>
+      </w:tr>
+      <w:tr>
+        <w:tc>
+          <w:tcPr/>
+          <w:p>
+            <w:pPr>
+              <w:pStyle w:val="Compact"/>
+              <w:jc w:val="left"/>
+            </w:pPr>
+            <w:r>
+              <w:t xml:space="preserve">① 신호(번호+키워드)</w:t>
+            </w:r>
+          </w:p>
+        </w:tc>
+        <w:tc>
+          <w:tcPr/>
+          <w:p>
+            <w:pPr>
+              <w:pStyle w:val="Compact"/>
+              <w:jc w:val="left"/>
+            </w:pPr>
+            <w:r>
+              <w:t xml:space="preserve">Second, control.</w:t>
+            </w:r>
+          </w:p>
+        </w:tc>
+        <w:tc>
+          <w:tcPr/>
+          <w:p>
+            <w:pPr>
+              <w:pStyle w:val="Compact"/>
+              <w:jc w:val="left"/>
+            </w:pPr>
+            <w:r>
+              <w:t xml:space="preserve">연설 구조 속 위치와 주제를 두 단어로 알림</w:t>
+            </w:r>
+          </w:p>
+        </w:tc>
+      </w:tr>
+      <w:tr>
+        <w:tc>
+          <w:tcPr/>
+          <w:p>
+            <w:pPr>
+              <w:pStyle w:val="Compact"/>
+              <w:jc w:val="left"/>
+            </w:pPr>
+            <w:r>
+              <w:t xml:space="preserve">② 사실(숫자)</w:t>
+            </w:r>
+          </w:p>
+        </w:tc>
+        <w:tc>
+          <w:tcPr/>
+          <w:p>
+            <w:pPr>
+              <w:pStyle w:val="Compact"/>
+              <w:jc w:val="left"/>
+            </w:pPr>
+            <w:r>
+              <w:t xml:space="preserve">Our FlexLink technology dissolves two point eight times faster with hyaluronidase.</w:t>
+            </w:r>
+          </w:p>
+        </w:tc>
+        <w:tc>
+          <w:tcPr/>
+          <w:p>
+            <w:pPr>
+              <w:pStyle w:val="Compact"/>
+              <w:jc w:val="left"/>
+            </w:pPr>
+            <w:r>
+              <w:t xml:space="preserve">측정된 숫자로 주장을 뒷받침</w:t>
+            </w:r>
+          </w:p>
+        </w:tc>
+      </w:tr>
+      <w:tr>
+        <w:tc>
+          <w:tcPr/>
+          <w:p>
+            <w:pPr>
+              <w:pStyle w:val="Compact"/>
+              <w:jc w:val="left"/>
+            </w:pPr>
+            <w:r>
+              <w:t xml:space="preserve">③ 의미(청중의 이익)</w:t>
+            </w:r>
+          </w:p>
+        </w:tc>
+        <w:tc>
+          <w:tcPr/>
+          <w:p>
+            <w:pPr>
+              <w:pStyle w:val="Compact"/>
+              <w:jc w:val="left"/>
+            </w:pPr>
+            <w:r>
+              <w:t xml:space="preserve">That means when you need the filler gone, you’re not waiting, and neither is your patient.</w:t>
+            </w:r>
+          </w:p>
+        </w:tc>
+        <w:tc>
+          <w:tcPr/>
+          <w:p>
+            <w:pPr>
+              <w:pStyle w:val="Compact"/>
+              <w:jc w:val="left"/>
+            </w:pPr>
+            <w:r>
+              <w:t xml:space="preserve">숫자를 듣는 사람의 현장 상황으로 번역</w:t>
+            </w:r>
+          </w:p>
+        </w:tc>
+      </w:tr>
+    </w:tbl>
+    <w:p>
+      <w:pPr>
+        <w:pStyle w:val="BodyText"/>
+      </w:pPr>
+      <w:r>
+        <w:rPr>
+          <w:bCs/>
+          <w:b/>
+        </w:rPr>
+        <w:t xml:space="preserve">활용 패턴:</w:t>
+      </w:r>
+      <w:r>
+        <w:t xml:space="preserve"> </w:t>
+      </w:r>
+      <w:r>
+        <w:t xml:space="preserve">번호+키워드 → 숫자로 된 사실 →</w:t>
+      </w:r>
+      <w:r>
+        <w:t xml:space="preserve"> </w:t>
+      </w:r>
+      <w:r>
+        <w:t xml:space="preserve">“</w:t>
+      </w:r>
+      <w:r>
+        <w:t xml:space="preserve">That means…</w:t>
+      </w:r>
+      <w:r>
+        <w:t xml:space="preserve">”</w:t>
+      </w:r>
+      <w:r>
+        <w:t xml:space="preserve"> </w:t>
+      </w:r>
+      <w:r>
+        <w:t xml:space="preserve">청중의 이익</w:t>
+      </w:r>
+      <w:r>
+        <w:t xml:space="preserve"> </w:t>
+      </w:r>
+      <w:r>
+        <w:rPr>
+          <w:bCs/>
+          <w:b/>
+        </w:rPr>
+        <w:t xml:space="preserve">연결 표현:</w:t>
+      </w:r>
+      <w:r>
+        <w:t xml:space="preserve"> </w:t>
+      </w:r>
+      <w:r>
+        <w:t xml:space="preserve">Second,(둘째로) · That means…(즉 ~라는 뜻이다) · neither is…(~도 마찬가지로 아니다)</w:t>
+      </w:r>
+      <w:r>
+        <w:t xml:space="preserve"> </w:t>
+      </w:r>
+      <w:r>
+        <w:rPr>
+          <w:bCs/>
+          <w:b/>
+        </w:rPr>
+        <w:t xml:space="preserve">연습:</w:t>
+      </w:r>
+      <w:r>
+        <w:t xml:space="preserve"> </w:t>
+      </w:r>
+      <w:r>
+        <w:t xml:space="preserve">신제품 발표에서</w:t>
+      </w:r>
+      <w:r>
+        <w:t xml:space="preserve"> </w:t>
+      </w:r>
+      <w:r>
+        <w:t xml:space="preserve">‘</w:t>
+      </w:r>
+      <w:r>
+        <w:t xml:space="preserve">속도</w:t>
+      </w:r>
+      <w:r>
+        <w:t xml:space="preserve">’</w:t>
+      </w:r>
+      <w:r>
+        <w:t xml:space="preserve"> </w:t>
+      </w:r>
+      <w:r>
+        <w:t xml:space="preserve">장점을 같은 구조로 30단어 안팎으로 말해 보기.</w:t>
+      </w:r>
+    </w:p>
     <w:bookmarkEnd w:id="30"/>
     <w:bookmarkEnd w:id="31"/>
+    <w:bookmarkEnd w:id="32"/>
     <w:sectPr/>
   </w:body>
 </w:document>

--- a/대본/4부/02화_The_Symposium.docx
+++ b/대본/4부/02화_The_Symposium.docx
@@ -2,7 +2,7 @@
 <file path=word/document.xml><?xml version="1.0" encoding="utf-8"?>
 <w:document xmlns:w="http://schemas.openxmlformats.org/wordprocessingml/2006/main" xmlns:m="http://schemas.openxmlformats.org/officeDocument/2006/math" xmlns:r="http://schemas.openxmlformats.org/officeDocument/2006/relationships" xmlns:o="urn:schemas-microsoft-com:office:office" xmlns:v="urn:schemas-microsoft-com:vml" xmlns:w10="urn:schemas-microsoft-com:office:word" xmlns:a="http://schemas.openxmlformats.org/drawingml/2006/main" xmlns:pic="http://schemas.openxmlformats.org/drawingml/2006/picture" xmlns:wp="http://schemas.openxmlformats.org/drawingml/2006/wordprocessingDrawing">
   <w:body>
-    <w:bookmarkStart w:id="32" w:name="ship-it-4부-2화"/>
+    <w:bookmarkStart w:id="38" w:name="ship-it-4부-2화"/>
     <w:p>
       <w:pPr>
         <w:pStyle w:val="Heading1"/>
@@ -309,197 +309,95 @@
     </w:p>
     <w:p>
       <w:pPr>
-        <w:numPr>
-          <w:ilvl w:val="0"/>
-          <w:numId w:val="1001"/>
-        </w:numPr>
+        <w:pStyle w:val="FirstParagraph"/>
       </w:pPr>
       <w:r>
         <w:t xml:space="preserve">ZOE: Eight minutes. Three messages. Pause after every number. Breathe.</w:t>
       </w:r>
-      <w:r>
-        <w:t xml:space="preserve"> </w:t>
-      </w:r>
-      <w:r>
-        <w:t xml:space="preserve">조이: 8분. 메시지 셋. 숫자마다 멈추고. 숨 쉬어요.</w:t>
-      </w:r>
-    </w:p>
-    <w:p>
-      <w:pPr>
-        <w:numPr>
-          <w:ilvl w:val="0"/>
-          <w:numId w:val="1001"/>
-        </w:numPr>
+    </w:p>
+    <w:p>
+      <w:pPr>
+        <w:pStyle w:val="BodyText"/>
       </w:pPr>
       <w:r>
         <w:t xml:space="preserve">NOAH: I cut four minutes last night. It hurt.</w:t>
       </w:r>
-      <w:r>
-        <w:t xml:space="preserve"> </w:t>
-      </w:r>
-      <w:r>
-        <w:t xml:space="preserve">노아: 어젯밤 4분을 잘랐어요. 아팠어요.</w:t>
-      </w:r>
-    </w:p>
-    <w:p>
-      <w:pPr>
-        <w:numPr>
-          <w:ilvl w:val="0"/>
-          <w:numId w:val="1001"/>
-        </w:numPr>
+    </w:p>
+    <w:p>
+      <w:pPr>
+        <w:pStyle w:val="BodyText"/>
       </w:pPr>
       <w:r>
         <w:t xml:space="preserve">RACHEL: Good. Cutting should hurt. What did you cut?</w:t>
       </w:r>
-      <w:r>
-        <w:t xml:space="preserve"> </w:t>
-      </w:r>
-      <w:r>
-        <w:t xml:space="preserve">레이첼: 좋아요. 자르는 건 아파야 해요. 뭘 잘랐어요?</w:t>
-      </w:r>
-    </w:p>
-    <w:p>
-      <w:pPr>
-        <w:numPr>
-          <w:ilvl w:val="0"/>
-          <w:numId w:val="1001"/>
-        </w:numPr>
+    </w:p>
+    <w:p>
+      <w:pPr>
+        <w:pStyle w:val="BodyText"/>
       </w:pPr>
       <w:r>
         <w:t xml:space="preserve">NOAH: The company history. The funding story. My dad’s bridge.</w:t>
       </w:r>
-      <w:r>
-        <w:t xml:space="preserve"> </w:t>
-      </w:r>
-      <w:r>
-        <w:t xml:space="preserve">노아: 회사 역사. 투자 이야기. 아빠의 다리.</w:t>
-      </w:r>
-    </w:p>
-    <w:p>
-      <w:pPr>
-        <w:numPr>
-          <w:ilvl w:val="0"/>
-          <w:numId w:val="1001"/>
-        </w:numPr>
+    </w:p>
+    <w:p>
+      <w:pPr>
+        <w:pStyle w:val="BodyText"/>
       </w:pPr>
       <w:r>
         <w:t xml:space="preserve">RACHEL: Good. Doctors don’t care about your funding or your history. They care about Tuesday morning, when a patient is on the table and something goes wrong. Talk about that.</w:t>
       </w:r>
-      <w:r>
-        <w:t xml:space="preserve"> </w:t>
-      </w:r>
-      <w:r>
-        <w:t xml:space="preserve">레이첼: 좋아요. 의사들은 당신 투자 얘기나 회사 역사에 관심 없어요. 화요일 아침, 환자가 시술대에 누워 있는데 뭔가 잘못되는 순간에 관심 있죠. 그 얘기를 해요.</w:t>
-      </w:r>
-    </w:p>
-    <w:p>
-      <w:pPr>
-        <w:numPr>
-          <w:ilvl w:val="0"/>
-          <w:numId w:val="1001"/>
-        </w:numPr>
+    </w:p>
+    <w:p>
+      <w:pPr>
+        <w:pStyle w:val="BodyText"/>
       </w:pPr>
       <w:r>
         <w:t xml:space="preserve">ELENA: The Halvern advisors are already seated. Front row. Center.</w:t>
       </w:r>
-      <w:r>
-        <w:t xml:space="preserve"> </w:t>
-      </w:r>
-      <w:r>
-        <w:t xml:space="preserve">엘레나: 할번 자문위원들이 벌써 앉았어요. 맨 앞줄. 가운데.</w:t>
-      </w:r>
-    </w:p>
-    <w:p>
-      <w:pPr>
-        <w:numPr>
-          <w:ilvl w:val="0"/>
-          <w:numId w:val="1001"/>
-        </w:numPr>
+    </w:p>
+    <w:p>
+      <w:pPr>
+        <w:pStyle w:val="BodyText"/>
       </w:pPr>
       <w:r>
         <w:t xml:space="preserve">MARCUS: And Dr. Pierce?</w:t>
       </w:r>
-      <w:r>
-        <w:t xml:space="preserve"> </w:t>
-      </w:r>
-      <w:r>
-        <w:t xml:space="preserve">마커스: 피어스 선생은?</w:t>
-      </w:r>
-    </w:p>
-    <w:p>
-      <w:pPr>
-        <w:numPr>
-          <w:ilvl w:val="0"/>
-          <w:numId w:val="1001"/>
-        </w:numPr>
+    </w:p>
+    <w:p>
+      <w:pPr>
+        <w:pStyle w:val="BodyText"/>
       </w:pPr>
       <w:r>
         <w:t xml:space="preserve">ELENA: Next to them. With a notebook.</w:t>
       </w:r>
-      <w:r>
-        <w:t xml:space="preserve"> </w:t>
-      </w:r>
-      <w:r>
-        <w:t xml:space="preserve">엘레나: 그 옆에요. 공책을 들고.</w:t>
-      </w:r>
-    </w:p>
-    <w:p>
-      <w:pPr>
-        <w:numPr>
-          <w:ilvl w:val="0"/>
-          <w:numId w:val="1001"/>
-        </w:numPr>
+    </w:p>
+    <w:p>
+      <w:pPr>
+        <w:pStyle w:val="BodyText"/>
       </w:pPr>
       <w:r>
         <w:t xml:space="preserve">RACHEL: Rule for Q&amp;A. Don’t defend. Answer. Then stop talking.</w:t>
       </w:r>
-      <w:r>
-        <w:t xml:space="preserve"> </w:t>
-      </w:r>
-      <w:r>
-        <w:t xml:space="preserve">레이첼: 질의응답 규칙. 방어하지 마요. 답해요. 그리고 말을 멈춰요.</w:t>
-      </w:r>
-    </w:p>
-    <w:p>
-      <w:pPr>
-        <w:numPr>
-          <w:ilvl w:val="0"/>
-          <w:numId w:val="1001"/>
-        </w:numPr>
+    </w:p>
+    <w:p>
+      <w:pPr>
+        <w:pStyle w:val="BodyText"/>
       </w:pPr>
       <w:r>
         <w:t xml:space="preserve">NOAH: Answer, then stop. Got it.</w:t>
       </w:r>
-      <w:r>
-        <w:t xml:space="preserve"> </w:t>
-      </w:r>
-      <w:r>
-        <w:t xml:space="preserve">노아: 답하고, 멈추기. 알겠어요.</w:t>
-      </w:r>
-    </w:p>
-    <w:p>
-      <w:pPr>
-        <w:numPr>
-          <w:ilvl w:val="0"/>
-          <w:numId w:val="1001"/>
-        </w:numPr>
+    </w:p>
+    <w:p>
+      <w:pPr>
+        <w:pStyle w:val="BodyText"/>
       </w:pPr>
       <w:r>
         <w:t xml:space="preserve">RACHEL: Most CEOs answer the question, then keep talking because the silence feels uncomfortable. That’s where they get killed. Every extra sentence gives the next questioner something new to attack.</w:t>
       </w:r>
-      <w:r>
-        <w:t xml:space="preserve"> </w:t>
-      </w:r>
-      <w:r>
-        <w:t xml:space="preserve">레이첼: CEO들 대부분은 질문에 답하고 나서, 침묵이 불편하니까 계속 말해요. 거기서 당하는 거예요. 덧붙인 문장 하나하나가 다음 질문자에게 공격할 거리를 새로 주거든요.</w:t>
-      </w:r>
-    </w:p>
-    <w:p>
-      <w:pPr>
-        <w:numPr>
-          <w:ilvl w:val="0"/>
-          <w:numId w:val="1001"/>
-        </w:numPr>
+    </w:p>
+    <w:p>
+      <w:pPr>
+        <w:pStyle w:val="BodyText"/>
       </w:pPr>
       <w:r>
         <w:t xml:space="preserve">TASHA: And the</w:t>
@@ -519,77 +417,29 @@
       <w:r>
         <w:t xml:space="preserve">? Are we really doing it?</w:t>
       </w:r>
-      <w:r>
-        <w:t xml:space="preserve"> </w:t>
-      </w:r>
-      <w:r>
-        <w:t xml:space="preserve">타샤: 그리고</w:t>
-      </w:r>
-      <w:r>
-        <w:t xml:space="preserve"> </w:t>
-      </w:r>
-      <w:r>
-        <w:t xml:space="preserve">“</w:t>
-      </w:r>
-      <w:r>
-        <w:t xml:space="preserve">하나 더</w:t>
-      </w:r>
-      <w:r>
-        <w:t xml:space="preserve">”</w:t>
-      </w:r>
-      <w:r>
-        <w:t xml:space="preserve">요? 정말 하는 거예요?</w:t>
-      </w:r>
-    </w:p>
-    <w:p>
-      <w:pPr>
-        <w:numPr>
-          <w:ilvl w:val="0"/>
-          <w:numId w:val="1001"/>
-        </w:numPr>
+    </w:p>
+    <w:p>
+      <w:pPr>
+        <w:pStyle w:val="BodyText"/>
       </w:pPr>
       <w:r>
         <w:t xml:space="preserve">NOAH: The board approved it last night. At eleven p.m. By phone.</w:t>
       </w:r>
-      <w:r>
-        <w:t xml:space="preserve"> </w:t>
-      </w:r>
-      <w:r>
-        <w:t xml:space="preserve">노아: 어젯밤 이사회가 승인했어요. 밤 11시에. 전화로.</w:t>
-      </w:r>
-    </w:p>
-    <w:p>
-      <w:pPr>
-        <w:numPr>
-          <w:ilvl w:val="0"/>
-          <w:numId w:val="1001"/>
-        </w:numPr>
+    </w:p>
+    <w:p>
+      <w:pPr>
+        <w:pStyle w:val="BodyText"/>
       </w:pPr>
       <w:r>
         <w:t xml:space="preserve">ZOE: Then it’s the last line. Not the first. Make them wait.</w:t>
       </w:r>
-      <w:r>
-        <w:t xml:space="preserve"> </w:t>
-      </w:r>
-      <w:r>
-        <w:t xml:space="preserve">조이: 그럼 마지막 줄이에요. 처음 말고. 기다리게 만들어요.</w:t>
-      </w:r>
-    </w:p>
-    <w:p>
-      <w:pPr>
-        <w:numPr>
-          <w:ilvl w:val="0"/>
-          <w:numId w:val="1001"/>
-        </w:numPr>
+    </w:p>
+    <w:p>
+      <w:pPr>
+        <w:pStyle w:val="BodyText"/>
       </w:pPr>
       <w:r>
         <w:t xml:space="preserve">RACHEL: Five minutes. Let’s go. And Noah? Smile once. Only once.</w:t>
-      </w:r>
-      <w:r>
-        <w:t xml:space="preserve"> </w:t>
-      </w:r>
-      <w:r>
-        <w:t xml:space="preserve">레이첼: 5분 전. 가죠. 그리고 노아? 한 번만 웃어요. 딱 한 번.</w:t>
       </w:r>
     </w:p>
     <w:bookmarkEnd w:id="21"/>
@@ -604,78 +454,39 @@
     </w:p>
     <w:p>
       <w:pPr>
-        <w:numPr>
-          <w:ilvl w:val="0"/>
-          <w:numId w:val="1002"/>
-        </w:numPr>
+        <w:pStyle w:val="FirstParagraph"/>
       </w:pPr>
       <w:r>
         <w:t xml:space="preserve">RACHEL: Good morning. I’m Rachel Stein, national PI. Disclosure: I no longer advise Halvern.</w:t>
       </w:r>
-      <w:r>
-        <w:t xml:space="preserve"> </w:t>
-      </w:r>
-      <w:r>
-        <w:t xml:space="preserve">레이첼: 좋은 아침입니다. 국가 책임 연구자 레이첼 스타인입니다. 이해관계 공개: 전 더 이상 할번 자문을 하지 않아요.</w:t>
-      </w:r>
-    </w:p>
-    <w:p>
-      <w:pPr>
-        <w:numPr>
-          <w:ilvl w:val="0"/>
-          <w:numId w:val="1002"/>
-        </w:numPr>
+    </w:p>
+    <w:p>
+      <w:pPr>
+        <w:pStyle w:val="BodyText"/>
       </w:pPr>
       <w:r>
         <w:t xml:space="preserve">LANG: Noted.</w:t>
       </w:r>
-      <w:r>
-        <w:t xml:space="preserve"> </w:t>
-      </w:r>
-      <w:r>
-        <w:t xml:space="preserve">랭: 알겠습니다.</w:t>
-      </w:r>
-    </w:p>
-    <w:p>
-      <w:pPr>
-        <w:numPr>
-          <w:ilvl w:val="0"/>
-          <w:numId w:val="1002"/>
-        </w:numPr>
+    </w:p>
+    <w:p>
+      <w:pPr>
+        <w:pStyle w:val="BodyText"/>
       </w:pPr>
       <w:r>
         <w:t xml:space="preserve">RACHEL: Thank you, Victor. Elena presents the data. Then Noah. Then your questions.</w:t>
       </w:r>
-      <w:r>
-        <w:t xml:space="preserve"> </w:t>
-      </w:r>
-      <w:r>
-        <w:t xml:space="preserve">레이첼: 고마워요, 빅터. 엘레나가 데이터를 발표하고. 그다음 노아. 그다음 여러분 질문.</w:t>
-      </w:r>
-    </w:p>
-    <w:p>
-      <w:pPr>
-        <w:numPr>
-          <w:ilvl w:val="0"/>
-          <w:numId w:val="1002"/>
-        </w:numPr>
+    </w:p>
+    <w:p>
+      <w:pPr>
+        <w:pStyle w:val="BodyText"/>
       </w:pPr>
       <w:r>
         <w:t xml:space="preserve">ELENA: The pivotal study had three hundred patients at fifteen sites. At six months, the response rate was eighty-two percent for Veyra Fill versus eighty percent for the control.</w:t>
       </w:r>
-      <w:r>
-        <w:t xml:space="preserve"> </w:t>
-      </w:r>
-      <w:r>
-        <w:t xml:space="preserve">엘레나: 허가 임상시험에는 15개 사이트에서 환자 300명이 참여했습니다. 6개월 시점 반응률은 베이라 필 82퍼센트, 대조군 80퍼센트였습니다.</w:t>
-      </w:r>
-    </w:p>
-    <w:p>
-      <w:pPr>
-        <w:numPr>
-          <w:ilvl w:val="0"/>
-          <w:numId w:val="1002"/>
-        </w:numPr>
+    </w:p>
+    <w:p>
+      <w:pPr>
+        <w:pStyle w:val="BodyText"/>
       </w:pPr>
       <w:r>
         <w:t xml:space="preserve">RACHEL: Non-inferior. For the residents in the room, that means</w:t>
@@ -692,11 +503,61 @@
       <w:r>
         <w:t xml:space="preserve">”</w:t>
       </w:r>
-      <w:r>
-        <w:t xml:space="preserve"> </w:t>
-      </w:r>
-      <w:r>
-        <w:t xml:space="preserve">레이첼: 비열등. 이 방의 전공의들을 위해 말하면</w:t>
+    </w:p>
+    <w:p>
+      <w:pPr>
+        <w:pStyle w:val="BodyText"/>
+      </w:pPr>
+      <w:r>
+        <w:t xml:space="preserve">ELENA: Twelve months, seventy-one versus seventy. Same results.</w:t>
+      </w:r>
+    </w:p>
+    <w:p>
+      <w:pPr>
+        <w:pStyle w:val="BodyText"/>
+      </w:pPr>
+      <w:r>
+        <w:t xml:space="preserve">RACHEL: And dissolution, Elena?</w:t>
+      </w:r>
+    </w:p>
+    <w:p>
+      <w:pPr>
+        <w:pStyle w:val="BodyText"/>
+      </w:pPr>
+      <w:r>
+        <w:t xml:space="preserve">ELENA: Forty subjects. Blinded photo review. Two point eight times faster.</w:t>
+      </w:r>
+    </w:p>
+    <w:p>
+      <w:pPr>
+        <w:pStyle w:val="BodyText"/>
+      </w:pPr>
+      <w:r>
+        <w:t xml:space="preserve">PIERCE: And the limitation? Will you say it?</w:t>
+      </w:r>
+    </w:p>
+    <w:p>
+      <w:pPr>
+        <w:pStyle w:val="BodyText"/>
+      </w:pPr>
+      <w:r>
+        <w:t xml:space="preserve">ELENA: Every time. The clinical benefit is not established. Not yet.</w:t>
+      </w:r>
+    </w:p>
+    <w:p>
+      <w:pPr>
+        <w:pStyle w:val="BodyText"/>
+      </w:pPr>
+      <w:r>
+        <w:t xml:space="preserve">PIERCE: At least that’s honest. Go on.</w:t>
+      </w:r>
+    </w:p>
+    <w:p>
+      <w:pPr>
+        <w:pStyle w:val="BodyText"/>
+      </w:pPr>
+      <w:r>
+        <w:t xml:space="preserve">NOAH: Good morning. Nine years ago, at Halvern, I wrote</w:t>
       </w:r>
       <w:r>
         <w:t xml:space="preserve"> </w:t>
@@ -705,126 +566,50 @@
         <w:t xml:space="preserve">“</w:t>
       </w:r>
       <w:r>
-        <w:t xml:space="preserve">더 나쁘지 않다</w:t>
+        <w:t xml:space="preserve">Results that stay.</w:t>
       </w:r>
       <w:r>
         <w:t xml:space="preserve">”</w:t>
       </w:r>
-      <w:r>
-        <w:t xml:space="preserve">는 뜻이에요.</w:t>
-      </w:r>
-    </w:p>
-    <w:p>
-      <w:pPr>
-        <w:numPr>
-          <w:ilvl w:val="0"/>
-          <w:numId w:val="1002"/>
-        </w:numPr>
-      </w:pPr>
-      <w:r>
-        <w:t xml:space="preserve">ELENA: Twelve months, seventy-one versus seventy. Same results.</w:t>
-      </w:r>
-      <w:r>
-        <w:t xml:space="preserve"> </w:t>
-      </w:r>
-      <w:r>
-        <w:t xml:space="preserve">엘레나: 12개월 71 대 70. 같은 효과.</w:t>
-      </w:r>
-    </w:p>
-    <w:p>
-      <w:pPr>
-        <w:numPr>
-          <w:ilvl w:val="0"/>
-          <w:numId w:val="1002"/>
-        </w:numPr>
-      </w:pPr>
-      <w:r>
-        <w:t xml:space="preserve">RACHEL: And dissolution, Elena?</w:t>
-      </w:r>
-      <w:r>
-        <w:t xml:space="preserve"> </w:t>
-      </w:r>
-      <w:r>
-        <w:t xml:space="preserve">레이첼: 그리고 용해는요, 엘레나?</w:t>
-      </w:r>
-    </w:p>
-    <w:p>
-      <w:pPr>
-        <w:numPr>
-          <w:ilvl w:val="0"/>
-          <w:numId w:val="1002"/>
-        </w:numPr>
-      </w:pPr>
-      <w:r>
-        <w:t xml:space="preserve">ELENA: Forty subjects. Blinded photo review. Two point eight times faster.</w:t>
-      </w:r>
-      <w:r>
-        <w:t xml:space="preserve"> </w:t>
-      </w:r>
-      <w:r>
-        <w:t xml:space="preserve">엘레나: 40명. 눈가림 사진 평가. 2.8배 빠름.</w:t>
-      </w:r>
-    </w:p>
-    <w:p>
-      <w:pPr>
-        <w:numPr>
-          <w:ilvl w:val="0"/>
-          <w:numId w:val="1002"/>
-        </w:numPr>
-      </w:pPr>
-      <w:r>
-        <w:t xml:space="preserve">PIERCE: And the limitation? Will you say it?</w:t>
-      </w:r>
-      <w:r>
-        <w:t xml:space="preserve"> </w:t>
-      </w:r>
-      <w:r>
-        <w:t xml:space="preserve">피어스: 그럼 한계는요? 그것도 말할 건가요?</w:t>
-      </w:r>
-    </w:p>
-    <w:p>
-      <w:pPr>
-        <w:numPr>
-          <w:ilvl w:val="0"/>
-          <w:numId w:val="1002"/>
-        </w:numPr>
-      </w:pPr>
-      <w:r>
-        <w:t xml:space="preserve">ELENA: Every time. The clinical benefit is not established. Not yet.</w:t>
-      </w:r>
-      <w:r>
-        <w:t xml:space="preserve"> </w:t>
-      </w:r>
-      <w:r>
-        <w:t xml:space="preserve">엘레나: 매번요. 임상적 이점은 입증되지 않았습니다. 아직은.</w:t>
-      </w:r>
-    </w:p>
-    <w:p>
-      <w:pPr>
-        <w:numPr>
-          <w:ilvl w:val="0"/>
-          <w:numId w:val="1002"/>
-        </w:numPr>
-      </w:pPr>
-      <w:r>
-        <w:t xml:space="preserve">PIERCE: At least that’s honest. Go on.</w:t>
-      </w:r>
-      <w:r>
-        <w:t xml:space="preserve"> </w:t>
-      </w:r>
-      <w:r>
-        <w:t xml:space="preserve">피어스: 적어도 그건 정직하네요. 계속해요.</w:t>
-      </w:r>
-    </w:p>
-    <w:p>
-      <w:pPr>
-        <w:numPr>
-          <w:ilvl w:val="0"/>
-          <w:numId w:val="1002"/>
-        </w:numPr>
-      </w:pPr>
-      <w:r>
-        <w:t xml:space="preserve">NOAH: Good morning. Nine years ago, at Halvern, I wrote</w:t>
+    </w:p>
+    <w:p>
+      <w:pPr>
+        <w:pStyle w:val="BodyText"/>
+      </w:pPr>
+      <w:r>
+        <w:t xml:space="preserve">LANG: We know.</w:t>
+      </w:r>
+    </w:p>
+    <w:p>
+      <w:pPr>
+        <w:pStyle w:val="BodyText"/>
+      </w:pPr>
+      <w:r>
+        <w:t xml:space="preserve">NOAH: It was true, but it wasn’t the whole truth. Results do stay, and most days that’s exactly what patients want. But results stay even when you need them gone.</w:t>
+      </w:r>
+    </w:p>
+    <w:p>
+      <w:pPr>
+        <w:pStyle w:val="BodyText"/>
+      </w:pPr>
+      <w:r>
+        <w:t xml:space="preserve">MARCUS: He’s got the room.</w:t>
+      </w:r>
+    </w:p>
+    <w:p>
+      <w:pPr>
+        <w:pStyle w:val="BodyText"/>
+      </w:pPr>
+      <w:r>
+        <w:t xml:space="preserve">ZOE: Pause…</w:t>
+      </w:r>
+    </w:p>
+    <w:p>
+      <w:pPr>
+        <w:pStyle w:val="BodyText"/>
+      </w:pPr>
+      <w:r>
+        <w:t xml:space="preserve">NOAH:</w:t>
       </w:r>
       <w:r>
         <w:t xml:space="preserve"> </w:t>
@@ -833,16 +618,74 @@
         <w:t xml:space="preserve">“</w:t>
       </w:r>
       <w:r>
-        <w:t xml:space="preserve">Results that stay.</w:t>
+        <w:t xml:space="preserve">Every injector in this room has had that day, or will. We’re not here to replace your skill. We’re here to back it up.</w:t>
       </w:r>
       <w:r>
         <w:t xml:space="preserve">”</w:t>
       </w:r>
-      <w:r>
-        <w:t xml:space="preserve"> </w:t>
-      </w:r>
-      <w:r>
-        <w:t xml:space="preserve">노아: 좋은 아침입니다. 9년 전, 할번에서, 저는</w:t>
+    </w:p>
+    <w:p>
+      <w:pPr>
+        <w:pStyle w:val="BodyText"/>
+      </w:pPr>
+      <w:r>
+        <w:t xml:space="preserve">MARIA: Yes!</w:t>
+      </w:r>
+    </w:p>
+    <w:p>
+      <w:pPr>
+        <w:pStyle w:val="BodyText"/>
+      </w:pPr>
+      <w:r>
+        <w:t xml:space="preserve">NOAH: Thank you, Houston. I have three things to say. First, results. They’re the same as the market leader at six and twelve months, so you don’t have to choose.</w:t>
+      </w:r>
+    </w:p>
+    <w:p>
+      <w:pPr>
+        <w:pStyle w:val="BodyText"/>
+      </w:pPr>
+      <w:r>
+        <w:t xml:space="preserve">ZOE: Pillar one. Perfect.</w:t>
+      </w:r>
+    </w:p>
+    <w:p>
+      <w:pPr>
+        <w:pStyle w:val="BodyText"/>
+      </w:pPr>
+      <w:r>
+        <w:t xml:space="preserve">NOAH: Second, control. Our FlexLink technology dissolves two point eight times faster with hyaluronidase. That means when you need the filler gone, you’re not waiting, and neither is your patient.</w:t>
+      </w:r>
+    </w:p>
+    <w:p>
+      <w:pPr>
+        <w:pStyle w:val="BodyText"/>
+      </w:pPr>
+      <w:r>
+        <w:t xml:space="preserve">MARCUS: Five minutes. On pace.</w:t>
+      </w:r>
+    </w:p>
+    <w:p>
+      <w:pPr>
+        <w:pStyle w:val="BodyText"/>
+      </w:pPr>
+      <w:r>
+        <w:t xml:space="preserve">NOAH: Third, support. Every clinic gets training before its first order, and an emergency kit on the shelf. We don’t sell you a syringe and disappear. We stay for the hard day.</w:t>
+      </w:r>
+    </w:p>
+    <w:p>
+      <w:pPr>
+        <w:pStyle w:val="BodyText"/>
+      </w:pPr>
+      <w:r>
+        <w:t xml:space="preserve">PIERCE: Hmm. Go on.</w:t>
+      </w:r>
+    </w:p>
+    <w:p>
+      <w:pPr>
+        <w:pStyle w:val="BodyText"/>
+      </w:pPr>
+      <w:r>
+        <w:t xml:space="preserve">NOAH: We won’t say</w:t>
       </w:r>
       <w:r>
         <w:t xml:space="preserve"> </w:t>
@@ -851,101 +694,19 @@
         <w:t xml:space="preserve">“</w:t>
       </w:r>
       <w:r>
-        <w:t xml:space="preserve">오래가는 결과</w:t>
+        <w:t xml:space="preserve">safer.</w:t>
       </w:r>
       <w:r>
         <w:t xml:space="preserve">”</w:t>
       </w:r>
       <w:r>
-        <w:t xml:space="preserve">를 썼습니다.</w:t>
-      </w:r>
-    </w:p>
-    <w:p>
-      <w:pPr>
-        <w:numPr>
-          <w:ilvl w:val="0"/>
-          <w:numId w:val="1002"/>
-        </w:numPr>
-      </w:pPr>
-      <w:r>
-        <w:t xml:space="preserve">LANG: We know.</w:t>
-      </w:r>
-      <w:r>
-        <w:t xml:space="preserve"> </w:t>
-      </w:r>
-      <w:r>
-        <w:t xml:space="preserve">랭: 알고 있어요.</w:t>
-      </w:r>
-    </w:p>
-    <w:p>
-      <w:pPr>
-        <w:numPr>
-          <w:ilvl w:val="0"/>
-          <w:numId w:val="1002"/>
-        </w:numPr>
-      </w:pPr>
-      <w:r>
-        <w:t xml:space="preserve">NOAH: It was true, but it wasn’t the whole truth. Results do stay, and most days that’s exactly what patients want. But results stay even when you need them gone.</w:t>
-      </w:r>
-      <w:r>
-        <w:t xml:space="preserve"> </w:t>
-      </w:r>
-      <w:r>
-        <w:t xml:space="preserve">노아: 사실이었습니다. 하지만 진실의 전부는 아니었죠. 결과는 정말 오래갑니다. 대부분의 날엔 그게 바로 환자가 원하는 거고요. 하지만 결과는 사라져야 할 때에도 남아 있습니다.</w:t>
-      </w:r>
-    </w:p>
-    <w:p>
-      <w:pPr>
-        <w:numPr>
-          <w:ilvl w:val="0"/>
-          <w:numId w:val="1002"/>
-        </w:numPr>
-      </w:pPr>
-      <w:r>
-        <w:t xml:space="preserve">MARCUS: He’s got the room.</w:t>
-      </w:r>
-      <w:r>
-        <w:t xml:space="preserve"> </w:t>
-      </w:r>
-      <w:r>
-        <w:t xml:space="preserve">마커스: 방을 휘어잡았네.</w:t>
-      </w:r>
-    </w:p>
-    <w:p>
-      <w:pPr>
-        <w:numPr>
-          <w:ilvl w:val="0"/>
-          <w:numId w:val="1002"/>
-        </w:numPr>
-      </w:pPr>
-      <w:r>
-        <w:t xml:space="preserve">ZOE: Pause…</w:t>
-      </w:r>
-      <w:r>
-        <w:t xml:space="preserve"> </w:t>
-      </w:r>
-      <w:r>
-        <w:t xml:space="preserve">조이: 멈춤…</w:t>
-      </w:r>
-    </w:p>
-    <w:p>
-      <w:pPr>
-        <w:numPr>
-          <w:ilvl w:val="0"/>
-          <w:numId w:val="1002"/>
-        </w:numPr>
-      </w:pPr>
-      <w:r>
-        <w:t xml:space="preserve">NOAH:</w:t>
-      </w:r>
-      <w:r>
         <w:t xml:space="preserve"> </w:t>
       </w:r>
       <w:r>
         <w:t xml:space="preserve">“</w:t>
       </w:r>
       <w:r>
-        <w:t xml:space="preserve">Every injector in this room has had that day, or will. We’re not here to replace your skill. We’re here to back it up.</w:t>
+        <w:t xml:space="preserve">Safer</w:t>
       </w:r>
       <w:r>
         <w:t xml:space="preserve">”</w:t>
@@ -954,7 +715,7 @@
         <w:t xml:space="preserve"> </w:t>
       </w:r>
       <w:r>
-        <w:t xml:space="preserve">노아:</w:t>
+        <w:t xml:space="preserve">is a promise.</w:t>
       </w:r>
       <w:r>
         <w:t xml:space="preserve"> </w:t>
@@ -963,409 +724,96 @@
         <w:t xml:space="preserve">“</w:t>
       </w:r>
       <w:r>
-        <w:t xml:space="preserve">이 방의 모든 시술자는 그날을 겪었거나, 겪게 됩니다. 우리는 여러분의 기술을 대신하러 온 게 아닙니다. 뒷받침하러 왔습니다.</w:t>
+        <w:t xml:space="preserve">Faster</w:t>
       </w:r>
       <w:r>
         <w:t xml:space="preserve">”</w:t>
       </w:r>
-    </w:p>
-    <w:p>
-      <w:pPr>
-        <w:numPr>
-          <w:ilvl w:val="0"/>
-          <w:numId w:val="1002"/>
-        </w:numPr>
-      </w:pPr>
-      <w:r>
-        <w:t xml:space="preserve">MARIA: Yes!</w:t>
-      </w:r>
-      <w:r>
-        <w:t xml:space="preserve"> </w:t>
-      </w:r>
-      <w:r>
-        <w:t xml:space="preserve">마리아: 맞아요!</w:t>
-      </w:r>
-    </w:p>
-    <w:p>
-      <w:pPr>
-        <w:numPr>
-          <w:ilvl w:val="0"/>
-          <w:numId w:val="1002"/>
-        </w:numPr>
-      </w:pPr>
-      <w:r>
-        <w:t xml:space="preserve">NOAH: Thank you, Houston. I have three things to say. First, results. They’re the same as the market leader at six and twelve months, so you don’t have to choose.</w:t>
-      </w:r>
-      <w:r>
-        <w:t xml:space="preserve"> </w:t>
-      </w:r>
-      <w:r>
-        <w:t xml:space="preserve">노아: 고마워요, 휴스턴. 세 가지를 말씀드리겠습니다. 첫째, 결과. 6개월과 12개월 모두 시장 1위와 같습니다. 그러니 선택할 필요가 없습니다.</w:t>
-      </w:r>
-    </w:p>
-    <w:p>
-      <w:pPr>
-        <w:numPr>
-          <w:ilvl w:val="0"/>
-          <w:numId w:val="1002"/>
-        </w:numPr>
-      </w:pPr>
-      <w:r>
-        <w:t xml:space="preserve">ZOE: Pillar one. Perfect.</w:t>
-      </w:r>
-      <w:r>
-        <w:t xml:space="preserve"> </w:t>
-      </w:r>
-      <w:r>
-        <w:t xml:space="preserve">조이: 기둥 하나. 완벽해.</w:t>
-      </w:r>
-    </w:p>
-    <w:p>
-      <w:pPr>
-        <w:numPr>
-          <w:ilvl w:val="0"/>
-          <w:numId w:val="1002"/>
-        </w:numPr>
-      </w:pPr>
-      <w:r>
-        <w:t xml:space="preserve">NOAH: Second, control. Our FlexLink technology dissolves two point eight times faster with hyaluronidase. That means when you need the filler gone, you’re not waiting, and neither is your patient.</w:t>
-      </w:r>
-      <w:r>
-        <w:t xml:space="preserve"> </w:t>
-      </w:r>
-      <w:r>
-        <w:t xml:space="preserve">노아: 둘째, 통제. 저희 플렉스링크 기술은 히알루로니다아제로 2.8배 빨리 녹습니다. 즉, 필러를 없애야 할 때 여러분도, 여러분의 환자도 기다리지 않는다는 뜻입니다.</w:t>
-      </w:r>
-    </w:p>
-    <w:p>
-      <w:pPr>
-        <w:numPr>
-          <w:ilvl w:val="0"/>
-          <w:numId w:val="1002"/>
-        </w:numPr>
-      </w:pPr>
-      <w:r>
-        <w:t xml:space="preserve">MARCUS: Five minutes. On pace.</w:t>
-      </w:r>
-      <w:r>
-        <w:t xml:space="preserve"> </w:t>
-      </w:r>
-      <w:r>
-        <w:t xml:space="preserve">마커스: 5분. 페이스 좋아.</w:t>
-      </w:r>
-    </w:p>
-    <w:p>
-      <w:pPr>
-        <w:numPr>
-          <w:ilvl w:val="0"/>
-          <w:numId w:val="1002"/>
-        </w:numPr>
-      </w:pPr>
-      <w:r>
-        <w:t xml:space="preserve">NOAH: Third, support. Every clinic gets training before its first order, and an emergency kit on the shelf. We don’t sell you a syringe and disappear. We stay for the hard day.</w:t>
-      </w:r>
-      <w:r>
-        <w:t xml:space="preserve"> </w:t>
-      </w:r>
-      <w:r>
-        <w:t xml:space="preserve">노아: 셋째, 지원. 모든 병원은 첫 주문 전에 교육을 받고, 선반에 응급 키트를 둡니다. 주사기 하나 팔고 사라지지 않습니다. 힘든 날에 곁에 있겠습니다.</w:t>
-      </w:r>
-    </w:p>
-    <w:p>
-      <w:pPr>
-        <w:numPr>
-          <w:ilvl w:val="0"/>
-          <w:numId w:val="1002"/>
-        </w:numPr>
-      </w:pPr>
-      <w:r>
-        <w:t xml:space="preserve">PIERCE: Hmm. Go on.</w:t>
-      </w:r>
-      <w:r>
-        <w:t xml:space="preserve"> </w:t>
-      </w:r>
-      <w:r>
-        <w:t xml:space="preserve">피어스: 흠. 계속해요.</w:t>
-      </w:r>
-    </w:p>
-    <w:p>
-      <w:pPr>
-        <w:numPr>
-          <w:ilvl w:val="0"/>
-          <w:numId w:val="1002"/>
-        </w:numPr>
-      </w:pPr>
-      <w:r>
-        <w:t xml:space="preserve">NOAH: We won’t say</w:t>
-      </w:r>
-      <w:r>
-        <w:t xml:space="preserve"> </w:t>
-      </w:r>
-      <w:r>
-        <w:t xml:space="preserve">“</w:t>
-      </w:r>
-      <w:r>
-        <w:t xml:space="preserve">safer.</w:t>
-      </w:r>
-      <w:r>
-        <w:t xml:space="preserve">”</w:t>
-      </w:r>
-      <w:r>
-        <w:t xml:space="preserve"> </w:t>
-      </w:r>
-      <w:r>
-        <w:t xml:space="preserve">“</w:t>
-      </w:r>
-      <w:r>
-        <w:t xml:space="preserve">Safer</w:t>
-      </w:r>
-      <w:r>
-        <w:t xml:space="preserve">”</w:t>
-      </w:r>
-      <w:r>
-        <w:t xml:space="preserve"> </w:t>
-      </w:r>
-      <w:r>
-        <w:t xml:space="preserve">is a promise.</w:t>
-      </w:r>
-      <w:r>
-        <w:t xml:space="preserve"> </w:t>
-      </w:r>
-      <w:r>
-        <w:t xml:space="preserve">“</w:t>
-      </w:r>
-      <w:r>
-        <w:t xml:space="preserve">Faster</w:t>
-      </w:r>
-      <w:r>
-        <w:t xml:space="preserve">”</w:t>
-      </w:r>
       <w:r>
         <w:t xml:space="preserve"> </w:t>
       </w:r>
       <w:r>
         <w:t xml:space="preserve">is a measurement.</w:t>
       </w:r>
-      <w:r>
-        <w:t xml:space="preserve"> </w:t>
-      </w:r>
-      <w:r>
-        <w:t xml:space="preserve">노아:</w:t>
-      </w:r>
-      <w:r>
-        <w:t xml:space="preserve"> </w:t>
-      </w:r>
-      <w:r>
-        <w:t xml:space="preserve">“</w:t>
-      </w:r>
-      <w:r>
-        <w:t xml:space="preserve">더 안전하다</w:t>
-      </w:r>
-      <w:r>
-        <w:t xml:space="preserve">”</w:t>
-      </w:r>
-      <w:r>
-        <w:t xml:space="preserve">고 하지 않겠습니다.</w:t>
-      </w:r>
-      <w:r>
-        <w:t xml:space="preserve"> </w:t>
-      </w:r>
-      <w:r>
-        <w:t xml:space="preserve">“</w:t>
-      </w:r>
-      <w:r>
-        <w:t xml:space="preserve">더 안전</w:t>
-      </w:r>
-      <w:r>
-        <w:t xml:space="preserve">”</w:t>
-      </w:r>
-      <w:r>
-        <w:t xml:space="preserve">은 약속입니다.</w:t>
-      </w:r>
-      <w:r>
-        <w:t xml:space="preserve"> </w:t>
-      </w:r>
-      <w:r>
-        <w:t xml:space="preserve">“</w:t>
-      </w:r>
-      <w:r>
-        <w:t xml:space="preserve">더 빠름</w:t>
-      </w:r>
-      <w:r>
-        <w:t xml:space="preserve">”</w:t>
-      </w:r>
-      <w:r>
-        <w:t xml:space="preserve">은 측정입니다.</w:t>
-      </w:r>
-    </w:p>
-    <w:p>
-      <w:pPr>
-        <w:numPr>
-          <w:ilvl w:val="0"/>
-          <w:numId w:val="1002"/>
-        </w:numPr>
+    </w:p>
+    <w:p>
+      <w:pPr>
+        <w:pStyle w:val="BodyText"/>
       </w:pPr>
       <w:r>
         <w:t xml:space="preserve">LANG: Measurements. Good. Let’s test them.</w:t>
       </w:r>
-      <w:r>
-        <w:t xml:space="preserve"> </w:t>
-      </w:r>
-      <w:r>
-        <w:t xml:space="preserve">랭: 측정이라. 좋아요. 시험해 보죠.</w:t>
-      </w:r>
-    </w:p>
-    <w:p>
-      <w:pPr>
-        <w:numPr>
-          <w:ilvl w:val="0"/>
-          <w:numId w:val="1002"/>
-        </w:numPr>
+    </w:p>
+    <w:p>
+      <w:pPr>
+        <w:pStyle w:val="BodyText"/>
       </w:pPr>
       <w:r>
         <w:t xml:space="preserve">RACHEL: Thank you, Noah. Seven minutes forty. A CEO who finished early. Remarkable.</w:t>
       </w:r>
-      <w:r>
-        <w:t xml:space="preserve"> </w:t>
-      </w:r>
-      <w:r>
-        <w:t xml:space="preserve">레이첼: 고마워요, 노아. 7분 40초. 일찍 끝낸 CEO. 놀랍네요.</w:t>
-      </w:r>
-    </w:p>
-    <w:p>
-      <w:pPr>
-        <w:numPr>
-          <w:ilvl w:val="0"/>
-          <w:numId w:val="1002"/>
-        </w:numPr>
+    </w:p>
+    <w:p>
+      <w:pPr>
+        <w:pStyle w:val="BodyText"/>
       </w:pPr>
       <w:r>
         <w:t xml:space="preserve">NOAH: I saved twenty seconds. For one more thing. After questions.</w:t>
       </w:r>
-      <w:r>
-        <w:t xml:space="preserve"> </w:t>
-      </w:r>
-      <w:r>
-        <w:t xml:space="preserve">노아: 20초 남겨 뒀습니다. 하나 더를 위해. 질문 다음에.</w:t>
-      </w:r>
-    </w:p>
-    <w:p>
-      <w:pPr>
-        <w:numPr>
-          <w:ilvl w:val="0"/>
-          <w:numId w:val="1002"/>
-        </w:numPr>
+    </w:p>
+    <w:p>
+      <w:pPr>
+        <w:pStyle w:val="BodyText"/>
       </w:pPr>
       <w:r>
         <w:t xml:space="preserve">RACHEL: A cliffhanger. Fine. Questions. The microphones are in the aisles.</w:t>
       </w:r>
-      <w:r>
-        <w:t xml:space="preserve"> </w:t>
-      </w:r>
-      <w:r>
-        <w:t xml:space="preserve">레이첼: 궁금하게 만드네요. 좋아요. 질문받겠습니다. 마이크는 통로에 있어요.</w:t>
-      </w:r>
-    </w:p>
-    <w:p>
-      <w:pPr>
-        <w:numPr>
-          <w:ilvl w:val="0"/>
-          <w:numId w:val="1002"/>
-        </w:numPr>
+    </w:p>
+    <w:p>
+      <w:pPr>
+        <w:pStyle w:val="BodyText"/>
       </w:pPr>
       <w:r>
         <w:t xml:space="preserve">LANG: I’ll go first. Victor Lang, plastic surgeon. And yes, I advise Halvern.</w:t>
       </w:r>
-      <w:r>
-        <w:t xml:space="preserve"> </w:t>
-      </w:r>
-      <w:r>
-        <w:t xml:space="preserve">랭: 제가 먼저 하죠. 빅터 랭, 성형외과 의사. 그리고 네, 할번 자문입니다.</w:t>
-      </w:r>
-    </w:p>
-    <w:p>
-      <w:pPr>
-        <w:numPr>
-          <w:ilvl w:val="0"/>
-          <w:numId w:val="1002"/>
-        </w:numPr>
+    </w:p>
+    <w:p>
+      <w:pPr>
+        <w:pStyle w:val="BodyText"/>
       </w:pPr>
       <w:r>
         <w:t xml:space="preserve">RACHEL: Thank you for disclosing, Victor. Go ahead.</w:t>
       </w:r>
-      <w:r>
-        <w:t xml:space="preserve"> </w:t>
-      </w:r>
-      <w:r>
-        <w:t xml:space="preserve">레이첼: 공개해 줘서 고마워요, 빅터. 하세요.</w:t>
-      </w:r>
-    </w:p>
-    <w:p>
-      <w:pPr>
-        <w:numPr>
-          <w:ilvl w:val="0"/>
-          <w:numId w:val="1002"/>
-        </w:numPr>
+    </w:p>
+    <w:p>
+      <w:pPr>
+        <w:pStyle w:val="BodyText"/>
       </w:pPr>
       <w:r>
         <w:t xml:space="preserve">LANG: Your first number was three point one. Did the FDA catch you inflating?</w:t>
       </w:r>
-      <w:r>
-        <w:t xml:space="preserve"> </w:t>
-      </w:r>
-      <w:r>
-        <w:t xml:space="preserve">랭: 처음 숫자는 3.1이었죠. FDA가 부풀리기를 잡아낸 건가요?</w:t>
-      </w:r>
-    </w:p>
-    <w:p>
-      <w:pPr>
-        <w:numPr>
-          <w:ilvl w:val="0"/>
-          <w:numId w:val="1002"/>
-        </w:numPr>
+    </w:p>
+    <w:p>
+      <w:pPr>
+        <w:pStyle w:val="BodyText"/>
       </w:pPr>
       <w:r>
         <w:t xml:space="preserve">ZOE: Here it comes.</w:t>
       </w:r>
-      <w:r>
-        <w:t xml:space="preserve"> </w:t>
-      </w:r>
-      <w:r>
-        <w:t xml:space="preserve">조이: 왔다.</w:t>
-      </w:r>
-    </w:p>
-    <w:p>
-      <w:pPr>
-        <w:numPr>
-          <w:ilvl w:val="0"/>
-          <w:numId w:val="1002"/>
-        </w:numPr>
+    </w:p>
+    <w:p>
+      <w:pPr>
+        <w:pStyle w:val="BodyText"/>
       </w:pPr>
       <w:r>
         <w:t xml:space="preserve">MARCUS: Steady, Elena.</w:t>
       </w:r>
-      <w:r>
-        <w:t xml:space="preserve"> </w:t>
-      </w:r>
-      <w:r>
-        <w:t xml:space="preserve">마커스: 침착하게, 엘레나.</w:t>
-      </w:r>
-    </w:p>
-    <w:p>
-      <w:pPr>
-        <w:numPr>
-          <w:ilvl w:val="0"/>
-          <w:numId w:val="1002"/>
-        </w:numPr>
+    </w:p>
+    <w:p>
+      <w:pPr>
+        <w:pStyle w:val="BodyText"/>
       </w:pPr>
       <w:r>
         <w:t xml:space="preserve">ELENA: Good question. I’ll answer it directly.</w:t>
-      </w:r>
-      <w:r>
-        <w:t xml:space="preserve"> </w:t>
-      </w:r>
-      <w:r>
-        <w:t xml:space="preserve">엘레나: 좋은 질문입니다. 직접 답하죠.</w:t>
       </w:r>
     </w:p>
     <w:bookmarkEnd w:id="22"/>
@@ -1380,512 +828,242 @@
     </w:p>
     <w:p>
       <w:pPr>
-        <w:numPr>
-          <w:ilvl w:val="0"/>
-          <w:numId w:val="1003"/>
-        </w:numPr>
+        <w:pStyle w:val="FirstParagraph"/>
       </w:pPr>
       <w:r>
         <w:t xml:space="preserve">RACHEL: Let me take the process part, because I was there. The FDA asked for a blinded re-read of the photos by three independent dermatologists. Elena, tell them what happened next.</w:t>
       </w:r>
-      <w:r>
-        <w:t xml:space="preserve"> </w:t>
-      </w:r>
-      <w:r>
-        <w:t xml:space="preserve">레이첼: 과정 부분은 제가 말할게요. 제가 거기 있었으니까요. FDA가 독립 피부과 전문의 세 명에게 사진 눈가림 재판독을 요청했어요. 엘레나, 그다음에 무슨 일이 있었는지 말해 줘요.</w:t>
-      </w:r>
-    </w:p>
-    <w:p>
-      <w:pPr>
-        <w:numPr>
-          <w:ilvl w:val="0"/>
-          <w:numId w:val="1003"/>
-        </w:numPr>
+    </w:p>
+    <w:p>
+      <w:pPr>
+        <w:pStyle w:val="BodyText"/>
       </w:pPr>
       <w:r>
         <w:t xml:space="preserve">ELENA: The blinded number was lower. Two point eight. We reported the lower number.</w:t>
       </w:r>
-      <w:r>
-        <w:t xml:space="preserve"> </w:t>
-      </w:r>
-      <w:r>
-        <w:t xml:space="preserve">엘레나: 눈가림 결과가 더 낮았어요. 2.8. 우린 낮은 숫자를 보고했습니다.</w:t>
-      </w:r>
-    </w:p>
-    <w:p>
-      <w:pPr>
-        <w:numPr>
-          <w:ilvl w:val="0"/>
-          <w:numId w:val="1003"/>
-        </w:numPr>
+    </w:p>
+    <w:p>
+      <w:pPr>
+        <w:pStyle w:val="BodyText"/>
       </w:pPr>
       <w:r>
         <w:t xml:space="preserve">LANG: Why not fight for three point one?</w:t>
       </w:r>
-      <w:r>
-        <w:t xml:space="preserve"> </w:t>
-      </w:r>
-      <w:r>
-        <w:t xml:space="preserve">랭: 왜 3.1을 위해 싸우지 않았죠?</w:t>
-      </w:r>
-    </w:p>
-    <w:p>
-      <w:pPr>
-        <w:numPr>
-          <w:ilvl w:val="0"/>
-          <w:numId w:val="1003"/>
-        </w:numPr>
+    </w:p>
+    <w:p>
+      <w:pPr>
+        <w:pStyle w:val="BodyText"/>
       </w:pPr>
       <w:r>
         <w:t xml:space="preserve">ELENA: Because the blinded number is the truer one. That’s all.</w:t>
       </w:r>
-      <w:r>
-        <w:t xml:space="preserve"> </w:t>
-      </w:r>
-      <w:r>
-        <w:t xml:space="preserve">엘레나: 눈가림 숫자가 더 진실에 가까우니까요. 그게 전부예요.</w:t>
-      </w:r>
-    </w:p>
-    <w:p>
-      <w:pPr>
-        <w:numPr>
-          <w:ilvl w:val="0"/>
-          <w:numId w:val="1003"/>
-        </w:numPr>
+    </w:p>
+    <w:p>
+      <w:pPr>
+        <w:pStyle w:val="BodyText"/>
       </w:pPr>
       <w:r>
         <w:t xml:space="preserve">RACHEL: Answer, then stop. Well done. Next question.</w:t>
       </w:r>
-      <w:r>
-        <w:t xml:space="preserve"> </w:t>
-      </w:r>
-      <w:r>
-        <w:t xml:space="preserve">레이첼: 답하고, 멈춤. 잘했어요. 다음 질문.</w:t>
-      </w:r>
-    </w:p>
-    <w:p>
-      <w:pPr>
-        <w:numPr>
-          <w:ilvl w:val="0"/>
-          <w:numId w:val="1003"/>
-        </w:numPr>
+    </w:p>
+    <w:p>
+      <w:pPr>
+        <w:pStyle w:val="BodyText"/>
       </w:pPr>
       <w:r>
         <w:t xml:space="preserve">PIERCE: Alan Pierce. Westlake. No conflicts. Just thirty thousand followers.</w:t>
       </w:r>
-      <w:r>
-        <w:t xml:space="preserve"> </w:t>
-      </w:r>
-      <w:r>
-        <w:t xml:space="preserve">피어스: 앨런 피어스. 웨스트레이크. 이해관계 없음. 팔로워 3만 명만 있죠.</w:t>
-      </w:r>
-    </w:p>
-    <w:p>
-      <w:pPr>
-        <w:numPr>
-          <w:ilvl w:val="0"/>
-          <w:numId w:val="1003"/>
-        </w:numPr>
+    </w:p>
+    <w:p>
+      <w:pPr>
+        <w:pStyle w:val="BodyText"/>
       </w:pPr>
       <w:r>
         <w:t xml:space="preserve">RACHEL: Hello, Alan. Be gentle.</w:t>
       </w:r>
-      <w:r>
-        <w:t xml:space="preserve"> </w:t>
-      </w:r>
-      <w:r>
-        <w:t xml:space="preserve">레이첼: 안녕, 앨런. 살살 해요.</w:t>
-      </w:r>
-    </w:p>
-    <w:p>
-      <w:pPr>
-        <w:numPr>
-          <w:ilvl w:val="0"/>
-          <w:numId w:val="1003"/>
-        </w:numPr>
+    </w:p>
+    <w:p>
+      <w:pPr>
+        <w:pStyle w:val="BodyText"/>
       </w:pPr>
       <w:r>
         <w:t xml:space="preserve">PIERCE: Never. Here’s my worry. If injectors know there’s a faster exit, they’ll take more risks and get careless. Economists call that moral hazard. I call it a bad Tuesday morning.</w:t>
       </w:r>
-      <w:r>
-        <w:t xml:space="preserve"> </w:t>
-      </w:r>
-      <w:r>
-        <w:t xml:space="preserve">피어스: 절대 안 하죠. 제 걱정은 이거예요. 더 빠른 비상구가 있다는 걸 알면 시술자들은 위험을 더 감수하고 부주의해질 거예요. 경제학자들은 그걸 도덕적 해이라고 하죠. 난 나쁜 화요일 아침이라고 부르고요.</w:t>
-      </w:r>
-    </w:p>
-    <w:p>
-      <w:pPr>
-        <w:numPr>
-          <w:ilvl w:val="0"/>
-          <w:numId w:val="1003"/>
-        </w:numPr>
+    </w:p>
+    <w:p>
+      <w:pPr>
+        <w:pStyle w:val="BodyText"/>
       </w:pPr>
       <w:r>
         <w:t xml:space="preserve">NOAH: That’s a fair concern. The FDA panel asked the same.</w:t>
       </w:r>
-      <w:r>
-        <w:t xml:space="preserve"> </w:t>
-      </w:r>
-      <w:r>
-        <w:t xml:space="preserve">노아: 정당한 우려입니다. FDA 패널도 같은 걸 물었죠.</w:t>
-      </w:r>
-    </w:p>
-    <w:p>
-      <w:pPr>
-        <w:numPr>
-          <w:ilvl w:val="0"/>
-          <w:numId w:val="1003"/>
-        </w:numPr>
+    </w:p>
+    <w:p>
+      <w:pPr>
+        <w:pStyle w:val="BodyText"/>
       </w:pPr>
       <w:r>
         <w:t xml:space="preserve">PIERCE: And your answer?</w:t>
       </w:r>
-      <w:r>
-        <w:t xml:space="preserve"> </w:t>
-      </w:r>
-      <w:r>
-        <w:t xml:space="preserve">피어스: 그래서 답은요?</w:t>
-      </w:r>
-    </w:p>
-    <w:p>
-      <w:pPr>
-        <w:numPr>
-          <w:ilvl w:val="0"/>
-          <w:numId w:val="1003"/>
-        </w:numPr>
+    </w:p>
+    <w:p>
+      <w:pPr>
+        <w:pStyle w:val="BodyText"/>
       </w:pPr>
       <w:r>
         <w:t xml:space="preserve">RACHEL: May I? Alan, do seatbelts make people drive faster?</w:t>
       </w:r>
-      <w:r>
-        <w:t xml:space="preserve"> </w:t>
-      </w:r>
-      <w:r>
-        <w:t xml:space="preserve">레이첼: 제가 해도 될까요? 앨런, 안전벨트를 하면 사람들이 더 빨리 달리나요?</w:t>
-      </w:r>
-    </w:p>
-    <w:p>
-      <w:pPr>
-        <w:numPr>
-          <w:ilvl w:val="0"/>
-          <w:numId w:val="1003"/>
-        </w:numPr>
+    </w:p>
+    <w:p>
+      <w:pPr>
+        <w:pStyle w:val="BodyText"/>
       </w:pPr>
       <w:r>
         <w:t xml:space="preserve">PIERCE: Some studies say yes. A little.</w:t>
       </w:r>
-      <w:r>
-        <w:t xml:space="preserve"> </w:t>
-      </w:r>
-      <w:r>
-        <w:t xml:space="preserve">피어스: 일부 연구에선 그렇다고 해요. 약간.</w:t>
-      </w:r>
-    </w:p>
-    <w:p>
-      <w:pPr>
-        <w:numPr>
-          <w:ilvl w:val="0"/>
-          <w:numId w:val="1003"/>
-        </w:numPr>
+    </w:p>
+    <w:p>
+      <w:pPr>
+        <w:pStyle w:val="BodyText"/>
       </w:pPr>
       <w:r>
         <w:t xml:space="preserve">RACHEL: And do we remove seatbelts?</w:t>
       </w:r>
-      <w:r>
-        <w:t xml:space="preserve"> </w:t>
-      </w:r>
-      <w:r>
-        <w:t xml:space="preserve">레이첼: 그래서 안전벨트를 없애나요?</w:t>
-      </w:r>
-    </w:p>
-    <w:p>
-      <w:pPr>
-        <w:numPr>
-          <w:ilvl w:val="0"/>
-          <w:numId w:val="1003"/>
-        </w:numPr>
+    </w:p>
+    <w:p>
+      <w:pPr>
+        <w:pStyle w:val="BodyText"/>
       </w:pPr>
       <w:r>
         <w:t xml:space="preserve">PIERCE: …No. We add driving lessons.</w:t>
       </w:r>
-      <w:r>
-        <w:t xml:space="preserve"> </w:t>
-      </w:r>
-      <w:r>
-        <w:t xml:space="preserve">피어스: …아니요. 운전 교육을 추가하죠.</w:t>
-      </w:r>
-    </w:p>
-    <w:p>
-      <w:pPr>
-        <w:numPr>
-          <w:ilvl w:val="0"/>
-          <w:numId w:val="1003"/>
-        </w:numPr>
+    </w:p>
+    <w:p>
+      <w:pPr>
+        <w:pStyle w:val="BodyText"/>
       </w:pPr>
       <w:r>
         <w:t xml:space="preserve">NOAH: Exactly. A safety tool works best with good habits, not instead of them. That’s why we don’t sell without training. Not one syringe, to anyone, no matter how experienced.</w:t>
       </w:r>
-      <w:r>
-        <w:t xml:space="preserve"> </w:t>
-      </w:r>
-      <w:r>
-        <w:t xml:space="preserve">노아: 바로 그거예요. 안전 도구는 좋은 습관을 대신하는 게 아니라, 좋은 습관과 함께할 때 가장 잘 작동합니다. 그래서 교육 없인 팔지 않습니다. 경력이 얼마든, 누구에게도 주사기 하나도요.</w:t>
-      </w:r>
-    </w:p>
-    <w:p>
-      <w:pPr>
-        <w:numPr>
-          <w:ilvl w:val="0"/>
-          <w:numId w:val="1003"/>
-        </w:numPr>
+    </w:p>
+    <w:p>
+      <w:pPr>
+        <w:pStyle w:val="BodyText"/>
       </w:pPr>
       <w:r>
         <w:t xml:space="preserve">PIERCE: Not one? Even to a twenty-year surgeon? Like me?</w:t>
       </w:r>
-      <w:r>
-        <w:t xml:space="preserve"> </w:t>
-      </w:r>
-      <w:r>
-        <w:t xml:space="preserve">피어스: 하나도요? 20년 차 외과의에게도요? 나 같은?</w:t>
-      </w:r>
-    </w:p>
-    <w:p>
-      <w:pPr>
-        <w:numPr>
-          <w:ilvl w:val="0"/>
-          <w:numId w:val="1003"/>
-        </w:numPr>
+    </w:p>
+    <w:p>
+      <w:pPr>
+        <w:pStyle w:val="BodyText"/>
       </w:pPr>
       <w:r>
         <w:t xml:space="preserve">NOAH: Even you. The same course. I took it too. I failed once.</w:t>
       </w:r>
-      <w:r>
-        <w:t xml:space="preserve"> </w:t>
-      </w:r>
-      <w:r>
-        <w:t xml:space="preserve">노아: 선생님도요. 같은 과정. 저도 들었어요. 한 번 떨어졌고요.</w:t>
-      </w:r>
-    </w:p>
-    <w:p>
-      <w:pPr>
-        <w:numPr>
-          <w:ilvl w:val="0"/>
-          <w:numId w:val="1003"/>
-        </w:numPr>
+    </w:p>
+    <w:p>
+      <w:pPr>
+        <w:pStyle w:val="BodyText"/>
       </w:pPr>
       <w:r>
         <w:t xml:space="preserve">PIERCE: The CEO failed? Ha. That I’d like to see.</w:t>
       </w:r>
-      <w:r>
-        <w:t xml:space="preserve"> </w:t>
-      </w:r>
-      <w:r>
-        <w:t xml:space="preserve">피어스: CEO가 떨어졌다고요? 하. 그건 보고 싶네요.</w:t>
-      </w:r>
-    </w:p>
-    <w:p>
-      <w:pPr>
-        <w:numPr>
-          <w:ilvl w:val="0"/>
-          <w:numId w:val="1003"/>
-        </w:numPr>
+    </w:p>
+    <w:p>
+      <w:pPr>
+        <w:pStyle w:val="BodyText"/>
       </w:pPr>
       <w:r>
         <w:t xml:space="preserve">RACHEL: Next. The young woman in the back.</w:t>
       </w:r>
-      <w:r>
-        <w:t xml:space="preserve"> </w:t>
-      </w:r>
-      <w:r>
-        <w:t xml:space="preserve">레이첼: 다음. 뒤쪽 젊은 분.</w:t>
-      </w:r>
-    </w:p>
-    <w:p>
-      <w:pPr>
-        <w:numPr>
-          <w:ilvl w:val="0"/>
-          <w:numId w:val="1003"/>
-        </w:numPr>
+    </w:p>
+    <w:p>
+      <w:pPr>
+        <w:pStyle w:val="BodyText"/>
       </w:pPr>
       <w:r>
         <w:t xml:space="preserve">MARIA: Maria Santos, nurse injector, Houston. Will nurses be treated equally? In training?</w:t>
       </w:r>
-      <w:r>
-        <w:t xml:space="preserve"> </w:t>
-      </w:r>
-      <w:r>
-        <w:t xml:space="preserve">마리아: 마리아 산토스, 간호사 시술자, 휴스턴. 교육에서 간호사도 똑같이 대우받나요?</w:t>
-      </w:r>
-    </w:p>
-    <w:p>
-      <w:pPr>
-        <w:numPr>
-          <w:ilvl w:val="0"/>
-          <w:numId w:val="1003"/>
-        </w:numPr>
+    </w:p>
+    <w:p>
+      <w:pPr>
+        <w:pStyle w:val="BodyText"/>
       </w:pPr>
       <w:r>
         <w:t xml:space="preserve">TASHA: Same course, same exam, same certificate. I’m a nurse myself, and I wrote that course, so I made sure nobody gets treated like a second-class injector. Not on my watch.</w:t>
       </w:r>
-      <w:r>
-        <w:t xml:space="preserve"> </w:t>
-      </w:r>
-      <w:r>
-        <w:t xml:space="preserve">타샤: 같은 과정, 같은 시험, 같은 인증서. 저도 간호사이고 그 과정을 제가 만들었어요. 그래서 누구도 이류 시술자 취급을 받지 않게 했죠. 제가 있는 한 절대요.</w:t>
-      </w:r>
-    </w:p>
-    <w:p>
-      <w:pPr>
-        <w:numPr>
-          <w:ilvl w:val="0"/>
-          <w:numId w:val="1003"/>
-        </w:numPr>
+    </w:p>
+    <w:p>
+      <w:pPr>
+        <w:pStyle w:val="BodyText"/>
       </w:pPr>
       <w:r>
         <w:t xml:space="preserve">MARIA: Then I’m in. My whole team.</w:t>
       </w:r>
-      <w:r>
-        <w:t xml:space="preserve"> </w:t>
-      </w:r>
-      <w:r>
-        <w:t xml:space="preserve">마리아: 그럼 저 할게요. 우리 팀 전부.</w:t>
-      </w:r>
-    </w:p>
-    <w:p>
-      <w:pPr>
-        <w:numPr>
-          <w:ilvl w:val="0"/>
-          <w:numId w:val="1003"/>
-        </w:numPr>
+    </w:p>
+    <w:p>
+      <w:pPr>
+        <w:pStyle w:val="BodyText"/>
       </w:pPr>
       <w:r>
         <w:t xml:space="preserve">LANG: One more. Price. Three ninety-five is more than Lumaderm. Why should clinics pay?</w:t>
       </w:r>
-      <w:r>
-        <w:t xml:space="preserve"> </w:t>
-      </w:r>
-      <w:r>
-        <w:t xml:space="preserve">랭: 하나 더. 가격. 395달러면 루마덤보다 비싸요. 왜 병원이 돈을 더 내야 하죠?</w:t>
-      </w:r>
-    </w:p>
-    <w:p>
-      <w:pPr>
-        <w:numPr>
-          <w:ilvl w:val="0"/>
-          <w:numId w:val="1003"/>
-        </w:numPr>
+    </w:p>
+    <w:p>
+      <w:pPr>
+        <w:pStyle w:val="BodyText"/>
       </w:pPr>
       <w:r>
         <w:t xml:space="preserve">NOAH: Forty-five dollars more. That’s real money. What’s included in Lumaderm today?</w:t>
       </w:r>
-      <w:r>
-        <w:t xml:space="preserve"> </w:t>
-      </w:r>
-      <w:r>
-        <w:t xml:space="preserve">노아: 45달러 더. 큰돈이죠. 지금 루마덤 가격엔 뭐가 포함돼 있나요?</w:t>
-      </w:r>
-    </w:p>
-    <w:p>
-      <w:pPr>
-        <w:numPr>
-          <w:ilvl w:val="0"/>
-          <w:numId w:val="1003"/>
-        </w:numPr>
+    </w:p>
+    <w:p>
+      <w:pPr>
+        <w:pStyle w:val="BodyText"/>
       </w:pPr>
       <w:r>
         <w:t xml:space="preserve">LANG: The product. It’s a filler, not a cruise.</w:t>
       </w:r>
-      <w:r>
-        <w:t xml:space="preserve"> </w:t>
-      </w:r>
-      <w:r>
-        <w:t xml:space="preserve">랭: 제품이요. 필러지 크루즈가 아니잖아요.</w:t>
-      </w:r>
-    </w:p>
-    <w:p>
-      <w:pPr>
-        <w:numPr>
-          <w:ilvl w:val="0"/>
-          <w:numId w:val="1003"/>
-        </w:numPr>
+    </w:p>
+    <w:p>
+      <w:pPr>
+        <w:pStyle w:val="BodyText"/>
       </w:pPr>
       <w:r>
         <w:t xml:space="preserve">NOAH: Ours includes training and an emergency kit. Clinics can decide.</w:t>
       </w:r>
-      <w:r>
-        <w:t xml:space="preserve"> </w:t>
-      </w:r>
-      <w:r>
-        <w:t xml:space="preserve">노아: 저희 건 교육과 응급 키트가 포함돼요. 병원이 결정하면 됩니다.</w:t>
-      </w:r>
-    </w:p>
-    <w:p>
-      <w:pPr>
-        <w:numPr>
-          <w:ilvl w:val="0"/>
-          <w:numId w:val="1003"/>
-        </w:numPr>
+    </w:p>
+    <w:p>
+      <w:pPr>
+        <w:pStyle w:val="BodyText"/>
       </w:pPr>
       <w:r>
         <w:t xml:space="preserve">RACHEL: Answer, then stop. Noah, you’re learning.</w:t>
       </w:r>
-      <w:r>
-        <w:t xml:space="preserve"> </w:t>
-      </w:r>
-      <w:r>
-        <w:t xml:space="preserve">레이첼: 답하고, 멈춤. 노아, 배우고 있네요.</w:t>
-      </w:r>
-    </w:p>
-    <w:p>
-      <w:pPr>
-        <w:numPr>
-          <w:ilvl w:val="0"/>
-          <w:numId w:val="1003"/>
-        </w:numPr>
+    </w:p>
+    <w:p>
+      <w:pPr>
+        <w:pStyle w:val="BodyText"/>
       </w:pPr>
       <w:r>
         <w:t xml:space="preserve">LANG: Training and a kit. Sounds like a marketing stunt to me.</w:t>
       </w:r>
-      <w:r>
-        <w:t xml:space="preserve"> </w:t>
-      </w:r>
-      <w:r>
-        <w:t xml:space="preserve">랭: 교육과 키트라. 제겐 마케팅 쇼처럼 들리네요.</w:t>
-      </w:r>
-    </w:p>
-    <w:p>
-      <w:pPr>
-        <w:numPr>
-          <w:ilvl w:val="0"/>
-          <w:numId w:val="1003"/>
-        </w:numPr>
+    </w:p>
+    <w:p>
+      <w:pPr>
+        <w:pStyle w:val="BodyText"/>
       </w:pPr>
       <w:r>
         <w:t xml:space="preserve">RACHEL: Last question time is over. Noah, you had twenty seconds?</w:t>
       </w:r>
-      <w:r>
-        <w:t xml:space="preserve"> </w:t>
-      </w:r>
-      <w:r>
-        <w:t xml:space="preserve">레이첼: 질문 시간은 끝났습니다. 노아, 20초 남았다고 했죠?</w:t>
-      </w:r>
-    </w:p>
-    <w:p>
-      <w:pPr>
-        <w:numPr>
-          <w:ilvl w:val="0"/>
-          <w:numId w:val="1003"/>
-        </w:numPr>
+    </w:p>
+    <w:p>
+      <w:pPr>
+        <w:pStyle w:val="BodyText"/>
       </w:pPr>
       <w:r>
         <w:t xml:space="preserve">NOAH: I did. Dr. Lang just gave me the perfect introduction.</w:t>
-      </w:r>
-      <w:r>
-        <w:t xml:space="preserve"> </w:t>
-      </w:r>
-      <w:r>
-        <w:t xml:space="preserve">노아: 네. 랭 선생님이 방금 완벽한 소개를 해 주셨네요.</w:t>
       </w:r>
     </w:p>
     <w:bookmarkEnd w:id="23"/>
@@ -1912,44 +1090,23 @@
     </w:p>
     <w:p>
       <w:pPr>
-        <w:numPr>
-          <w:ilvl w:val="0"/>
-          <w:numId w:val="1004"/>
-        </w:numPr>
+        <w:pStyle w:val="FirstParagraph"/>
       </w:pPr>
       <w:r>
         <w:t xml:space="preserve">NOAH: One more thing. Dr. Lang called our training a marketing stunt.</w:t>
       </w:r>
-      <w:r>
-        <w:t xml:space="preserve"> </w:t>
-      </w:r>
-      <w:r>
-        <w:t xml:space="preserve">노아: 하나 더. 랭 선생님이 우리 교육을 마케팅 쇼라고 하셨죠.</w:t>
-      </w:r>
-    </w:p>
-    <w:p>
-      <w:pPr>
-        <w:numPr>
-          <w:ilvl w:val="0"/>
-          <w:numId w:val="1004"/>
-        </w:numPr>
+    </w:p>
+    <w:p>
+      <w:pPr>
+        <w:pStyle w:val="BodyText"/>
       </w:pPr>
       <w:r>
         <w:t xml:space="preserve">LANG: I did.</w:t>
       </w:r>
-      <w:r>
-        <w:t xml:space="preserve"> </w:t>
-      </w:r>
-      <w:r>
-        <w:t xml:space="preserve">랭: 그랬죠.</w:t>
-      </w:r>
-    </w:p>
-    <w:p>
-      <w:pPr>
-        <w:numPr>
-          <w:ilvl w:val="0"/>
-          <w:numId w:val="1004"/>
-        </w:numPr>
+    </w:p>
+    <w:p>
+      <w:pPr>
+        <w:pStyle w:val="BodyText"/>
       </w:pPr>
       <w:r>
         <w:t xml:space="preserve">NOAH:</w:t>
@@ -1966,11 +1123,21 @@
       <w:r>
         <w:t xml:space="preserve">”</w:t>
       </w:r>
-      <w:r>
-        <w:t xml:space="preserve"> </w:t>
-      </w:r>
-      <w:r>
-        <w:t xml:space="preserve">노아:</w:t>
+    </w:p>
+    <w:p>
+      <w:pPr>
+        <w:pStyle w:val="BodyText"/>
+      </w:pPr>
+      <w:r>
+        <w:t xml:space="preserve">ZOE: …And the room goes quiet.</w:t>
+      </w:r>
+    </w:p>
+    <w:p>
+      <w:pPr>
+        <w:pStyle w:val="BodyText"/>
+      </w:pPr>
+      <w:r>
+        <w:t xml:space="preserve">NOAH: And our emergency card,</w:t>
       </w:r>
       <w:r>
         <w:t xml:space="preserve"> </w:t>
@@ -1979,420 +1146,176 @@
         <w:t xml:space="preserve">“</w:t>
       </w:r>
       <w:r>
-        <w:t xml:space="preserve">오늘부터, 저희 응급 대응 모듈은 무료입니다. 미국의 모든 시술자에게. 어떤 제품이든. 루마덤 포함. 아무것도 사실 필요 없습니다.</w:t>
+        <w:t xml:space="preserve">The First Ten Seconds.</w:t>
       </w:r>
       <w:r>
         <w:t xml:space="preserve">”</w:t>
       </w:r>
-    </w:p>
-    <w:p>
-      <w:pPr>
-        <w:numPr>
-          <w:ilvl w:val="0"/>
-          <w:numId w:val="1004"/>
-        </w:numPr>
-      </w:pPr>
-      <w:r>
-        <w:t xml:space="preserve">ZOE: …And the room goes quiet.</w:t>
-      </w:r>
-      <w:r>
-        <w:t xml:space="preserve"> </w:t>
-      </w:r>
-      <w:r>
-        <w:t xml:space="preserve">조이: …그리고 방이 조용해지네요.</w:t>
-      </w:r>
-    </w:p>
-    <w:p>
-      <w:pPr>
-        <w:numPr>
-          <w:ilvl w:val="0"/>
-          <w:numId w:val="1004"/>
-        </w:numPr>
-      </w:pPr>
-      <w:r>
-        <w:t xml:space="preserve">NOAH: And our emergency card,</w:t>
-      </w:r>
-      <w:r>
-        <w:t xml:space="preserve"> </w:t>
-      </w:r>
-      <w:r>
-        <w:t xml:space="preserve">“</w:t>
-      </w:r>
-      <w:r>
-        <w:t xml:space="preserve">The First Ten Seconds.</w:t>
-      </w:r>
-      <w:r>
-        <w:t xml:space="preserve">”</w:t>
-      </w:r>
       <w:r>
         <w:t xml:space="preserve"> </w:t>
       </w:r>
       <w:r>
         <w:t xml:space="preserve">Free to download. Today.</w:t>
       </w:r>
-      <w:r>
-        <w:t xml:space="preserve"> </w:t>
-      </w:r>
-      <w:r>
-        <w:t xml:space="preserve">노아: 그리고 저희 응급 카드</w:t>
-      </w:r>
-      <w:r>
-        <w:t xml:space="preserve"> </w:t>
-      </w:r>
-      <w:r>
-        <w:t xml:space="preserve">“</w:t>
-      </w:r>
-      <w:r>
-        <w:t xml:space="preserve">처음 10초.</w:t>
-      </w:r>
-      <w:r>
-        <w:t xml:space="preserve">”</w:t>
-      </w:r>
-      <w:r>
-        <w:t xml:space="preserve"> </w:t>
-      </w:r>
-      <w:r>
-        <w:t xml:space="preserve">무료 다운로드. 오늘부터.</w:t>
-      </w:r>
-    </w:p>
-    <w:p>
-      <w:pPr>
-        <w:numPr>
-          <w:ilvl w:val="0"/>
-          <w:numId w:val="1004"/>
-        </w:numPr>
+    </w:p>
+    <w:p>
+      <w:pPr>
+        <w:pStyle w:val="BodyText"/>
       </w:pPr>
       <w:r>
         <w:t xml:space="preserve">TASHA: Veyra dot com, slash, ten seconds. It’s live now.</w:t>
       </w:r>
-      <w:r>
-        <w:t xml:space="preserve"> </w:t>
-      </w:r>
-      <w:r>
-        <w:t xml:space="preserve">타샤: 베이라 닷컴, 슬래시, 텐 세컨즈. 지금 열렸어요.</w:t>
-      </w:r>
-    </w:p>
-    <w:p>
-      <w:pPr>
-        <w:numPr>
-          <w:ilvl w:val="0"/>
-          <w:numId w:val="1004"/>
-        </w:numPr>
+    </w:p>
+    <w:p>
+      <w:pPr>
+        <w:pStyle w:val="BodyText"/>
       </w:pPr>
       <w:r>
         <w:t xml:space="preserve">MARIA: Free? For Lumaderm users too?</w:t>
       </w:r>
-      <w:r>
-        <w:t xml:space="preserve"> </w:t>
-      </w:r>
-      <w:r>
-        <w:t xml:space="preserve">마리아: 무료요? 루마덤 쓰는 사람한테도요?</w:t>
-      </w:r>
-    </w:p>
-    <w:p>
-      <w:pPr>
-        <w:numPr>
-          <w:ilvl w:val="0"/>
-          <w:numId w:val="1004"/>
-        </w:numPr>
+    </w:p>
+    <w:p>
+      <w:pPr>
+        <w:pStyle w:val="BodyText"/>
       </w:pPr>
       <w:r>
         <w:t xml:space="preserve">NOAH: For anyone holding a needle. Occlusions don’t check the brand on the syringe, and a patient in trouble doesn’t care who made the filler. They care about the first ten seconds.</w:t>
       </w:r>
-      <w:r>
-        <w:t xml:space="preserve"> </w:t>
-      </w:r>
-      <w:r>
-        <w:t xml:space="preserve">노아: 바늘을 든 모든 사람에게요. 혈관 폐색은 주사기에 적힌 브랜드를 확인하지 않고, 위험에 처한 환자는 누가 필러를 만들었는지 신경 쓰지 않습니다. 처음 10초가 중요할 뿐이죠.</w:t>
-      </w:r>
-    </w:p>
-    <w:p>
-      <w:pPr>
-        <w:numPr>
-          <w:ilvl w:val="0"/>
-          <w:numId w:val="1004"/>
-        </w:numPr>
+    </w:p>
+    <w:p>
+      <w:pPr>
+        <w:pStyle w:val="BodyText"/>
       </w:pPr>
       <w:r>
         <w:t xml:space="preserve">MARCUS: Listen. They’re clapping.</w:t>
       </w:r>
-      <w:r>
-        <w:t xml:space="preserve"> </w:t>
-      </w:r>
-      <w:r>
-        <w:t xml:space="preserve">마커스: 들어 봐. 박수 치고 있어.</w:t>
-      </w:r>
-    </w:p>
-    <w:p>
-      <w:pPr>
-        <w:numPr>
-          <w:ilvl w:val="0"/>
-          <w:numId w:val="1004"/>
-        </w:numPr>
+    </w:p>
+    <w:p>
+      <w:pPr>
+        <w:pStyle w:val="BodyText"/>
       </w:pPr>
       <w:r>
         <w:t xml:space="preserve">LANG: If it’s a marketing stunt, it’s an expensive one.</w:t>
       </w:r>
-      <w:r>
-        <w:t xml:space="preserve"> </w:t>
-      </w:r>
-      <w:r>
-        <w:t xml:space="preserve">랭: 마케팅 쇼라면, 비싼 쇼네요.</w:t>
-      </w:r>
-    </w:p>
-    <w:p>
-      <w:pPr>
-        <w:numPr>
-          <w:ilvl w:val="0"/>
-          <w:numId w:val="1004"/>
-        </w:numPr>
+    </w:p>
+    <w:p>
+      <w:pPr>
+        <w:pStyle w:val="BodyText"/>
       </w:pPr>
       <w:r>
         <w:t xml:space="preserve">NOAH: Then copy it. Please. Halvern has more trainers than we do.</w:t>
       </w:r>
-      <w:r>
-        <w:t xml:space="preserve"> </w:t>
-      </w:r>
-      <w:r>
-        <w:t xml:space="preserve">노아: 그럼 따라 하세요. 부탁드립니다. 할번은 우리보다 트레이너가 많잖아요.</w:t>
-      </w:r>
-    </w:p>
-    <w:p>
-      <w:pPr>
-        <w:numPr>
-          <w:ilvl w:val="0"/>
-          <w:numId w:val="1004"/>
-        </w:numPr>
+    </w:p>
+    <w:p>
+      <w:pPr>
+        <w:pStyle w:val="BodyText"/>
       </w:pPr>
       <w:r>
         <w:t xml:space="preserve">RACHEL: Victor, I think that was an invitation.</w:t>
       </w:r>
-      <w:r>
-        <w:t xml:space="preserve"> </w:t>
-      </w:r>
-      <w:r>
-        <w:t xml:space="preserve">레이첼: 빅터, 초대장 같은데요.</w:t>
-      </w:r>
-    </w:p>
-    <w:p>
-      <w:pPr>
-        <w:numPr>
-          <w:ilvl w:val="0"/>
-          <w:numId w:val="1004"/>
-        </w:numPr>
+    </w:p>
+    <w:p>
+      <w:pPr>
+        <w:pStyle w:val="BodyText"/>
       </w:pPr>
       <w:r>
         <w:t xml:space="preserve">LANG: …I’ll pass it on.</w:t>
       </w:r>
-      <w:r>
-        <w:t xml:space="preserve"> </w:t>
-      </w:r>
-      <w:r>
-        <w:t xml:space="preserve">랭: …전달하죠.</w:t>
-      </w:r>
-    </w:p>
-    <w:p>
-      <w:pPr>
-        <w:numPr>
-          <w:ilvl w:val="0"/>
-          <w:numId w:val="1004"/>
-        </w:numPr>
+    </w:p>
+    <w:p>
+      <w:pPr>
+        <w:pStyle w:val="BodyText"/>
       </w:pPr>
       <w:r>
         <w:t xml:space="preserve">PIERCE: Mr. Bennett. One question. Off the schedule.</w:t>
       </w:r>
-      <w:r>
-        <w:t xml:space="preserve"> </w:t>
-      </w:r>
-      <w:r>
-        <w:t xml:space="preserve">피어스: 베넷 씨. 질문 하나. 일정 외로.</w:t>
-      </w:r>
-    </w:p>
-    <w:p>
-      <w:pPr>
-        <w:numPr>
-          <w:ilvl w:val="0"/>
-          <w:numId w:val="1004"/>
-        </w:numPr>
+    </w:p>
+    <w:p>
+      <w:pPr>
+        <w:pStyle w:val="BodyText"/>
       </w:pPr>
       <w:r>
         <w:t xml:space="preserve">RACHEL: Go ahead, Alan. Briefly.</w:t>
       </w:r>
-      <w:r>
-        <w:t xml:space="preserve"> </w:t>
-      </w:r>
-      <w:r>
-        <w:t xml:space="preserve">레이첼: 하세요, 앨런. 짧게.</w:t>
-      </w:r>
-    </w:p>
-    <w:p>
-      <w:pPr>
-        <w:numPr>
-          <w:ilvl w:val="0"/>
-          <w:numId w:val="1004"/>
-        </w:numPr>
+    </w:p>
+    <w:p>
+      <w:pPr>
+        <w:pStyle w:val="BodyText"/>
       </w:pPr>
       <w:r>
         <w:t xml:space="preserve">PIERCE: Your module four. Can I take it? Without buying anything?</w:t>
       </w:r>
-      <w:r>
-        <w:t xml:space="preserve"> </w:t>
-      </w:r>
-      <w:r>
-        <w:t xml:space="preserve">피어스: 그 모듈 4. 내가 들을 수 있나요? 아무것도 안 사고?</w:t>
-      </w:r>
-    </w:p>
-    <w:p>
-      <w:pPr>
-        <w:numPr>
-          <w:ilvl w:val="0"/>
-          <w:numId w:val="1004"/>
-        </w:numPr>
+    </w:p>
+    <w:p>
+      <w:pPr>
+        <w:pStyle w:val="BodyText"/>
       </w:pPr>
       <w:r>
         <w:t xml:space="preserve">NOAH: Yes. Any time. Tasha will teach you herself.</w:t>
       </w:r>
-      <w:r>
-        <w:t xml:space="preserve"> </w:t>
-      </w:r>
-      <w:r>
-        <w:t xml:space="preserve">노아: 네. 언제든요. 타샤가 직접 가르쳐 드릴 거예요.</w:t>
-      </w:r>
-    </w:p>
-    <w:p>
-      <w:pPr>
-        <w:numPr>
-          <w:ilvl w:val="0"/>
-          <w:numId w:val="1004"/>
-        </w:numPr>
+    </w:p>
+    <w:p>
+      <w:pPr>
+        <w:pStyle w:val="BodyText"/>
       </w:pPr>
       <w:r>
         <w:t xml:space="preserve">TASHA: I’ll even let you try to beat one point six.</w:t>
       </w:r>
-      <w:r>
-        <w:t xml:space="preserve"> </w:t>
-      </w:r>
-      <w:r>
-        <w:t xml:space="preserve">타샤: 1.6초를 깨 볼 기회도 드릴게요.</w:t>
-      </w:r>
-    </w:p>
-    <w:p>
-      <w:pPr>
-        <w:numPr>
-          <w:ilvl w:val="0"/>
-          <w:numId w:val="1004"/>
-        </w:numPr>
+    </w:p>
+    <w:p>
+      <w:pPr>
+        <w:pStyle w:val="BodyText"/>
       </w:pPr>
       <w:r>
         <w:t xml:space="preserve">PIERCE: I don’t lose to records.</w:t>
       </w:r>
-      <w:r>
-        <w:t xml:space="preserve"> </w:t>
-      </w:r>
-      <w:r>
-        <w:t xml:space="preserve">피어스: 난 기록에 지지 않아요.</w:t>
-      </w:r>
-    </w:p>
-    <w:p>
-      <w:pPr>
-        <w:numPr>
-          <w:ilvl w:val="0"/>
-          <w:numId w:val="1004"/>
-        </w:numPr>
+    </w:p>
+    <w:p>
+      <w:pPr>
+        <w:pStyle w:val="BodyText"/>
       </w:pPr>
       <w:r>
         <w:t xml:space="preserve">TASHA: Then I’ll see you Thursday. Austin. Eight a.m.</w:t>
       </w:r>
-      <w:r>
-        <w:t xml:space="preserve"> </w:t>
-      </w:r>
-      <w:r>
-        <w:t xml:space="preserve">타샤: 그럼 목요일에 봬요. 오스틴. 오전 8시.</w:t>
-      </w:r>
-    </w:p>
-    <w:p>
-      <w:pPr>
-        <w:numPr>
-          <w:ilvl w:val="0"/>
-          <w:numId w:val="1004"/>
-        </w:numPr>
+    </w:p>
+    <w:p>
+      <w:pPr>
+        <w:pStyle w:val="BodyText"/>
       </w:pPr>
       <w:r>
         <w:t xml:space="preserve">RACHEL: That concludes our symposium. Thank you. Breakfast is outside. Not free espresso.</w:t>
       </w:r>
-      <w:r>
-        <w:t xml:space="preserve"> </w:t>
-      </w:r>
-      <w:r>
-        <w:t xml:space="preserve">레이첼: 심포지엄을 마칩니다. 감사합니다. 아침 식사는 밖에. 공짜 에스프레소는 없어요.</w:t>
-      </w:r>
-    </w:p>
-    <w:p>
-      <w:pPr>
-        <w:numPr>
-          <w:ilvl w:val="0"/>
-          <w:numId w:val="1004"/>
-        </w:numPr>
+    </w:p>
+    <w:p>
+      <w:pPr>
+        <w:pStyle w:val="BodyText"/>
       </w:pPr>
       <w:r>
         <w:t xml:space="preserve">ZOE: Downloads. Already two hundred. In four minutes.</w:t>
       </w:r>
-      <w:r>
-        <w:t xml:space="preserve"> </w:t>
-      </w:r>
-      <w:r>
-        <w:t xml:space="preserve">조이: 다운로드. 벌써 200건. 4분 만에.</w:t>
-      </w:r>
-    </w:p>
-    <w:p>
-      <w:pPr>
-        <w:numPr>
-          <w:ilvl w:val="0"/>
-          <w:numId w:val="1004"/>
-        </w:numPr>
+    </w:p>
+    <w:p>
+      <w:pPr>
+        <w:pStyle w:val="BodyText"/>
       </w:pPr>
       <w:r>
         <w:t xml:space="preserve">MARCUS: How much did this cost us?</w:t>
       </w:r>
-      <w:r>
-        <w:t xml:space="preserve"> </w:t>
-      </w:r>
-      <w:r>
-        <w:t xml:space="preserve">마커스: 이거 우리한테 얼마 들어?</w:t>
-      </w:r>
-    </w:p>
-    <w:p>
-      <w:pPr>
-        <w:numPr>
-          <w:ilvl w:val="0"/>
-          <w:numId w:val="1004"/>
-        </w:numPr>
+    </w:p>
+    <w:p>
+      <w:pPr>
+        <w:pStyle w:val="BodyText"/>
       </w:pPr>
       <w:r>
         <w:t xml:space="preserve">NOAH: Trainers’ time. Maybe three hundred thousand a year.</w:t>
       </w:r>
-      <w:r>
-        <w:t xml:space="preserve"> </w:t>
-      </w:r>
-      <w:r>
-        <w:t xml:space="preserve">노아: 트레이너 시간. 1년에 30만 달러쯤.</w:t>
-      </w:r>
-    </w:p>
-    <w:p>
-      <w:pPr>
-        <w:numPr>
-          <w:ilvl w:val="0"/>
-          <w:numId w:val="1004"/>
-        </w:numPr>
+    </w:p>
+    <w:p>
+      <w:pPr>
+        <w:pStyle w:val="BodyText"/>
       </w:pPr>
       <w:r>
         <w:t xml:space="preserve">MARCUS: Cheaper than a booth. And everyone’s talking. I disagree with nothing.</w:t>
-      </w:r>
-      <w:r>
-        <w:t xml:space="preserve"> </w:t>
-      </w:r>
-      <w:r>
-        <w:t xml:space="preserve">마커스: 부스보다 싸네. 그리고 다들 얘기하고 있어. 반대할 게 하나도 없어.</w:t>
       </w:r>
     </w:p>
     <w:bookmarkEnd w:id="24"/>
@@ -2407,231 +1330,111 @@
     </w:p>
     <w:p>
       <w:pPr>
-        <w:numPr>
-          <w:ilvl w:val="0"/>
-          <w:numId w:val="1005"/>
-        </w:numPr>
+        <w:pStyle w:val="FirstParagraph"/>
       </w:pPr>
       <w:r>
         <w:t xml:space="preserve">TOM: Free training. For my customers. Using my product’s name. On stage.</w:t>
       </w:r>
-      <w:r>
-        <w:t xml:space="preserve"> </w:t>
-      </w:r>
-      <w:r>
-        <w:t xml:space="preserve">톰: 무료 교육. 내 고객들에게. 내 제품 이름을 쓰면서. 무대 위에서.</w:t>
-      </w:r>
-    </w:p>
-    <w:p>
-      <w:pPr>
-        <w:numPr>
-          <w:ilvl w:val="0"/>
-          <w:numId w:val="1005"/>
-        </w:numPr>
+    </w:p>
+    <w:p>
+      <w:pPr>
+        <w:pStyle w:val="BodyText"/>
       </w:pPr>
       <w:r>
         <w:t xml:space="preserve">NOAH: Good morning, Tom.</w:t>
       </w:r>
-      <w:r>
-        <w:t xml:space="preserve"> </w:t>
-      </w:r>
-      <w:r>
-        <w:t xml:space="preserve">노아: 좋은 아침이에요, 톰.</w:t>
-      </w:r>
-    </w:p>
-    <w:p>
-      <w:pPr>
-        <w:numPr>
-          <w:ilvl w:val="0"/>
-          <w:numId w:val="1005"/>
-        </w:numPr>
+    </w:p>
+    <w:p>
+      <w:pPr>
+        <w:pStyle w:val="BodyText"/>
       </w:pPr>
       <w:r>
         <w:t xml:space="preserve">TOM: You know what you did? You made safety a competition.</w:t>
       </w:r>
-      <w:r>
-        <w:t xml:space="preserve"> </w:t>
-      </w:r>
-      <w:r>
-        <w:t xml:space="preserve">톰: 당신이 뭘 했는지 알아? 안전을 경쟁으로 만들었어.</w:t>
-      </w:r>
-    </w:p>
-    <w:p>
-      <w:pPr>
-        <w:numPr>
-          <w:ilvl w:val="0"/>
-          <w:numId w:val="1005"/>
-        </w:numPr>
+    </w:p>
+    <w:p>
+      <w:pPr>
+        <w:pStyle w:val="BodyText"/>
       </w:pPr>
       <w:r>
         <w:t xml:space="preserve">NOAH: Is that bad?</w:t>
       </w:r>
-      <w:r>
-        <w:t xml:space="preserve"> </w:t>
-      </w:r>
-      <w:r>
-        <w:t xml:space="preserve">노아: 그게 나빠요?</w:t>
-      </w:r>
-    </w:p>
-    <w:p>
-      <w:pPr>
-        <w:numPr>
-          <w:ilvl w:val="0"/>
-          <w:numId w:val="1005"/>
-        </w:numPr>
+    </w:p>
+    <w:p>
+      <w:pPr>
+        <w:pStyle w:val="BodyText"/>
       </w:pPr>
       <w:r>
         <w:t xml:space="preserve">TOM: For me, yes. Now I have to match it, or I look cheap in front of every customer who was in that room. Either way, you’ve just spent my training budget.</w:t>
       </w:r>
-      <w:r>
-        <w:t xml:space="preserve"> </w:t>
-      </w:r>
-      <w:r>
-        <w:t xml:space="preserve">톰: 나한텐 그래. 이제 나도 따라 하든가, 아니면 그 방에 있던 모든 고객 앞에서 싸구려처럼 보이든가. 어느 쪽이든, 당신이 방금 내 교육 예산을 써 버린 거야.</w:t>
-      </w:r>
-    </w:p>
-    <w:p>
-      <w:pPr>
-        <w:numPr>
-          <w:ilvl w:val="0"/>
-          <w:numId w:val="1005"/>
-        </w:numPr>
+    </w:p>
+    <w:p>
+      <w:pPr>
+        <w:pStyle w:val="BodyText"/>
       </w:pPr>
       <w:r>
         <w:t xml:space="preserve">NOAH: Then patients win. Again.</w:t>
       </w:r>
-      <w:r>
-        <w:t xml:space="preserve"> </w:t>
-      </w:r>
-      <w:r>
-        <w:t xml:space="preserve">노아: 그럼 환자들이 이기네요. 또.</w:t>
-      </w:r>
-    </w:p>
-    <w:p>
-      <w:pPr>
-        <w:numPr>
-          <w:ilvl w:val="0"/>
-          <w:numId w:val="1005"/>
-        </w:numPr>
+    </w:p>
+    <w:p>
+      <w:pPr>
+        <w:pStyle w:val="BodyText"/>
       </w:pPr>
       <w:r>
         <w:t xml:space="preserve">TOM: You’re expensive to compete with, Noah. I’ll give you that.</w:t>
       </w:r>
-      <w:r>
-        <w:t xml:space="preserve"> </w:t>
-      </w:r>
-      <w:r>
-        <w:t xml:space="preserve">톰: 당신이랑 경쟁하는 건 비싸, 노아. 그건 인정하지.</w:t>
-      </w:r>
-    </w:p>
-    <w:p>
-      <w:pPr>
-        <w:numPr>
-          <w:ilvl w:val="0"/>
-          <w:numId w:val="1005"/>
-        </w:numPr>
+    </w:p>
+    <w:p>
+      <w:pPr>
+        <w:pStyle w:val="BodyText"/>
       </w:pPr>
       <w:r>
         <w:t xml:space="preserve">NOAH: Coming from you, that’s a compliment.</w:t>
       </w:r>
-      <w:r>
-        <w:t xml:space="preserve"> </w:t>
-      </w:r>
-      <w:r>
-        <w:t xml:space="preserve">노아: 당신한테서 들으니 칭찬이네요.</w:t>
-      </w:r>
-    </w:p>
-    <w:p>
-      <w:pPr>
-        <w:numPr>
-          <w:ilvl w:val="0"/>
-          <w:numId w:val="1005"/>
-        </w:numPr>
+    </w:p>
+    <w:p>
+      <w:pPr>
+        <w:pStyle w:val="BodyText"/>
       </w:pPr>
       <w:r>
         <w:t xml:space="preserve">TOM: Don’t get used to it. Nothing personal.</w:t>
       </w:r>
-      <w:r>
-        <w:t xml:space="preserve"> </w:t>
-      </w:r>
-      <w:r>
-        <w:t xml:space="preserve">톰: 익숙해지지 마. 개인적인 감정은 없어.</w:t>
-      </w:r>
-    </w:p>
-    <w:p>
-      <w:pPr>
-        <w:numPr>
-          <w:ilvl w:val="0"/>
-          <w:numId w:val="1005"/>
-        </w:numPr>
+    </w:p>
+    <w:p>
+      <w:pPr>
+        <w:pStyle w:val="BodyText"/>
       </w:pPr>
       <w:r>
         <w:t xml:space="preserve">ZOE: Was that Tom Brennan? Did he just compliment us?</w:t>
       </w:r>
-      <w:r>
-        <w:t xml:space="preserve"> </w:t>
-      </w:r>
-      <w:r>
-        <w:t xml:space="preserve">조이: 방금 톰 브레넌이에요? 우릴 칭찬한 거예요?</w:t>
-      </w:r>
-    </w:p>
-    <w:p>
-      <w:pPr>
-        <w:numPr>
-          <w:ilvl w:val="0"/>
-          <w:numId w:val="1005"/>
-        </w:numPr>
+    </w:p>
+    <w:p>
+      <w:pPr>
+        <w:pStyle w:val="BodyText"/>
       </w:pPr>
       <w:r>
         <w:t xml:space="preserve">NOAH: In his language, yes. Now the real work starts.</w:t>
       </w:r>
-      <w:r>
-        <w:t xml:space="preserve"> </w:t>
-      </w:r>
-      <w:r>
-        <w:t xml:space="preserve">노아: 그 사람 언어로는요. 이제 진짜 일이 시작이에요.</w:t>
-      </w:r>
-    </w:p>
-    <w:p>
-      <w:pPr>
-        <w:numPr>
-          <w:ilvl w:val="0"/>
-          <w:numId w:val="1005"/>
-        </w:numPr>
+    </w:p>
+    <w:p>
+      <w:pPr>
+        <w:pStyle w:val="BodyText"/>
       </w:pPr>
       <w:r>
         <w:t xml:space="preserve">DEREK: Monday. Dallas. Six clinic visits. You’re riding with me.</w:t>
       </w:r>
-      <w:r>
-        <w:t xml:space="preserve"> </w:t>
-      </w:r>
-      <w:r>
-        <w:t xml:space="preserve">데릭: 월요일. 댈러스. 병원 방문 여섯 곳. 저랑 같이 타요.</w:t>
-      </w:r>
-    </w:p>
-    <w:p>
-      <w:pPr>
-        <w:numPr>
-          <w:ilvl w:val="0"/>
-          <w:numId w:val="1005"/>
-        </w:numPr>
+    </w:p>
+    <w:p>
+      <w:pPr>
+        <w:pStyle w:val="BodyText"/>
       </w:pPr>
       <w:r>
         <w:t xml:space="preserve">NOAH: Me? Why?</w:t>
       </w:r>
-      <w:r>
-        <w:t xml:space="preserve"> </w:t>
-      </w:r>
-      <w:r>
-        <w:t xml:space="preserve">노아: 나요? 왜요?</w:t>
-      </w:r>
-    </w:p>
-    <w:p>
-      <w:pPr>
-        <w:numPr>
-          <w:ilvl w:val="0"/>
-          <w:numId w:val="1005"/>
-        </w:numPr>
+    </w:p>
+    <w:p>
+      <w:pPr>
+        <w:pStyle w:val="BodyText"/>
       </w:pPr>
       <w:r>
         <w:t xml:space="preserve">DEREK: Because CEOs who sell for one day stop making silly forecasts. You’ll sit in waiting rooms, hear</w:t>
@@ -2654,28 +1457,13 @@
       <w:r>
         <w:t xml:space="preserve">five times, and come back with much better numbers.</w:t>
       </w:r>
-      <w:r>
-        <w:t xml:space="preserve"> </w:t>
-      </w:r>
-      <w:r>
-        <w:t xml:space="preserve">데릭: 하루 영업해 본 CEO는 엉터리 예측을 그만두거든요. 대기실에 앉아 있고, ’아니요’를 다섯 번 듣고 나면, 훨씬 나은 숫자를 들고 돌아올 거예요.</w:t>
-      </w:r>
-    </w:p>
-    <w:p>
-      <w:pPr>
-        <w:numPr>
-          <w:ilvl w:val="0"/>
-          <w:numId w:val="1005"/>
-        </w:numPr>
+    </w:p>
+    <w:p>
+      <w:pPr>
+        <w:pStyle w:val="BodyText"/>
       </w:pPr>
       <w:r>
         <w:t xml:space="preserve">ZOE: He’s right. Bring comfortable shoes. And no smile.</w:t>
-      </w:r>
-      <w:r>
-        <w:t xml:space="preserve"> </w:t>
-      </w:r>
-      <w:r>
-        <w:t xml:space="preserve">조이: 맞는 말이에요. 편한 신발 신어요. 그리고 미소는 빼고요.</w:t>
       </w:r>
     </w:p>
     <w:p>
@@ -2816,7 +1604,7 @@
               <w:jc w:val="left"/>
             </w:pPr>
             <w:r>
-              <w:t xml:space="preserve">3턴. 발표 분량을 과감히 줄이라는 조언.</w:t>
+              <w:t xml:space="preserve">도입. 발표 분량을 과감히 줄이라는 조언.</w:t>
             </w:r>
           </w:p>
         </w:tc>
@@ -2866,7 +1654,7 @@
               <w:jc w:val="left"/>
             </w:pPr>
             <w:r>
-              <w:t xml:space="preserve">9턴. 적대적 질의응답의 핵심 원칙.</w:t>
+              <w:t xml:space="preserve">도입. 적대적 질의응답의 핵심 원칙.</w:t>
             </w:r>
           </w:p>
         </w:tc>
@@ -2916,7 +1704,7 @@
               <w:jc w:val="left"/>
             </w:pPr>
             <w:r>
-              <w:t xml:space="preserve">17턴. 학회 발표 전 이해충돌을 밝히는 관행.</w:t>
+              <w:t xml:space="preserve">장면1. 학회 발표 전 이해충돌을 밝히는 관행.</w:t>
             </w:r>
           </w:p>
         </w:tc>
@@ -2966,7 +1754,7 @@
               <w:jc w:val="left"/>
             </w:pPr>
             <w:r>
-              <w:t xml:space="preserve">29턴. 과거 메시지를 인정하며 새 관점을 여는 화법.</w:t>
+              <w:t xml:space="preserve">장면1. 과거 메시지를 인정하며 새 관점을 여는 화법.</w:t>
             </w:r>
           </w:p>
         </w:tc>
@@ -3016,7 +1804,7 @@
               <w:jc w:val="left"/>
             </w:pPr>
             <w:r>
-              <w:t xml:space="preserve">32턴. 고객의 전문성을 존중하는 포지셔닝.</w:t>
+              <w:t xml:space="preserve">장면1. 고객의 전문성을 존중하는 포지셔닝.</w:t>
             </w:r>
           </w:p>
         </w:tc>
@@ -3087,7 +1875,7 @@
               <w:jc w:val="left"/>
             </w:pPr>
             <w:r>
-              <w:t xml:space="preserve">40턴. 한계를 먼저 밝혀 신뢰를 얻는 연설 기법.</w:t>
+              <w:t xml:space="preserve">장면1. 한계를 먼저 밝혀 신뢰를 얻는 연설 기법.</w:t>
             </w:r>
           </w:p>
         </w:tc>
@@ -3137,7 +1925,7 @@
               <w:jc w:val="left"/>
             </w:pPr>
             <w:r>
-              <w:t xml:space="preserve">59턴. 반론을 인정(acknowledge)하는 표현.</w:t>
+              <w:t xml:space="preserve">장면2. 반론을 인정(acknowledge)하는 표현.</w:t>
             </w:r>
           </w:p>
         </w:tc>
@@ -3187,7 +1975,7 @@
               <w:jc w:val="left"/>
             </w:pPr>
             <w:r>
-              <w:t xml:space="preserve">81턴. 연설 마지막에 핵심 발표를 하는 기법.</w:t>
+              <w:t xml:space="preserve">절정·전환. 연설 마지막에 핵심 발표를 하는 기법.</w:t>
             </w:r>
           </w:p>
         </w:tc>
@@ -3237,7 +2025,7 @@
               <w:jc w:val="left"/>
             </w:pPr>
             <w:r>
-              <w:t xml:space="preserve">91턴. 비판을 공익적 초대로 바꾸는 응수.</w:t>
+              <w:t xml:space="preserve">절정·전환. 비판을 공익적 초대로 바꾸는 응수.</w:t>
             </w:r>
           </w:p>
         </w:tc>
@@ -3287,7 +2075,7 @@
               <w:jc w:val="left"/>
             </w:pPr>
             <w:r>
-              <w:t xml:space="preserve">112턴. 경쟁자의 마지못한 인정.</w:t>
+              <w:t xml:space="preserve">마무리. 경쟁자의 마지못한 인정.</w:t>
             </w:r>
           </w:p>
         </w:tc>
@@ -3915,7 +2703,7 @@
           <w:bCs/>
           <w:b/>
         </w:rPr>
-        <w:t xml:space="preserve">36턴 NOAH:</w:t>
+        <w:t xml:space="preserve">NOAH (장면1):</w:t>
       </w:r>
       <w:r>
         <w:t xml:space="preserve"> </w:t>
@@ -4184,9 +2972,1180 @@
         <w:t xml:space="preserve">장점을 같은 구조로 30단어 안팎으로 말해 보기.</w:t>
       </w:r>
     </w:p>
+    <w:p>
+      <w:r>
+        <w:pict>
+          <v:rect style="width:0;height:1.5pt" o:hralign="center" o:hrstd="t" o:hr="t"/>
+        </w:pict>
+      </w:r>
+    </w:p>
     <w:bookmarkEnd w:id="30"/>
     <w:bookmarkEnd w:id="31"/>
+    <w:bookmarkStart w:id="37" w:name="한국어-번역"/>
+    <w:p>
+      <w:pPr>
+        <w:pStyle w:val="Heading2"/>
+      </w:pPr>
+      <w:r>
+        <w:t xml:space="preserve">한국어 번역</w:t>
+      </w:r>
+    </w:p>
+    <w:bookmarkStart w:id="32" w:name="도입-오전-7시-백스테이지-1"/>
+    <w:p>
+      <w:pPr>
+        <w:pStyle w:val="Heading3"/>
+      </w:pPr>
+      <w:r>
+        <w:t xml:space="preserve">도입 — 오전 7시, 백스테이지</w:t>
+      </w:r>
+    </w:p>
+    <w:p>
+      <w:pPr>
+        <w:pStyle w:val="FirstParagraph"/>
+      </w:pPr>
+      <w:r>
+        <w:t xml:space="preserve">조이: 8분. 메시지 셋. 숫자마다 멈추고. 숨 쉬어요.</w:t>
+      </w:r>
+    </w:p>
+    <w:p>
+      <w:pPr>
+        <w:pStyle w:val="BodyText"/>
+      </w:pPr>
+      <w:r>
+        <w:t xml:space="preserve">노아: 어젯밤 4분을 잘랐어요. 아팠어요.</w:t>
+      </w:r>
+    </w:p>
+    <w:p>
+      <w:pPr>
+        <w:pStyle w:val="BodyText"/>
+      </w:pPr>
+      <w:r>
+        <w:t xml:space="preserve">레이첼: 좋아요. 자르는 건 아파야 해요. 뭘 잘랐어요?</w:t>
+      </w:r>
+    </w:p>
+    <w:p>
+      <w:pPr>
+        <w:pStyle w:val="BodyText"/>
+      </w:pPr>
+      <w:r>
+        <w:t xml:space="preserve">노아: 회사 역사. 투자 이야기. 아빠의 다리.</w:t>
+      </w:r>
+    </w:p>
+    <w:p>
+      <w:pPr>
+        <w:pStyle w:val="BodyText"/>
+      </w:pPr>
+      <w:r>
+        <w:t xml:space="preserve">레이첼: 좋아요. 의사들은 당신 투자 얘기나 회사 역사에 관심 없어요. 화요일 아침, 환자가 시술대에 누워 있는데 뭔가 잘못되는 순간에 관심 있죠. 그 얘기를 해요.</w:t>
+      </w:r>
+    </w:p>
+    <w:p>
+      <w:pPr>
+        <w:pStyle w:val="BodyText"/>
+      </w:pPr>
+      <w:r>
+        <w:t xml:space="preserve">엘레나: 할번 자문위원들이 벌써 앉았어요. 맨 앞줄. 가운데.</w:t>
+      </w:r>
+    </w:p>
+    <w:p>
+      <w:pPr>
+        <w:pStyle w:val="BodyText"/>
+      </w:pPr>
+      <w:r>
+        <w:t xml:space="preserve">마커스: 피어스 선생은?</w:t>
+      </w:r>
+    </w:p>
+    <w:p>
+      <w:pPr>
+        <w:pStyle w:val="BodyText"/>
+      </w:pPr>
+      <w:r>
+        <w:t xml:space="preserve">엘레나: 그 옆에요. 공책을 들고.</w:t>
+      </w:r>
+    </w:p>
+    <w:p>
+      <w:pPr>
+        <w:pStyle w:val="BodyText"/>
+      </w:pPr>
+      <w:r>
+        <w:t xml:space="preserve">레이첼: 질의응답 규칙. 방어하지 마요. 답해요. 그리고 말을 멈춰요.</w:t>
+      </w:r>
+    </w:p>
+    <w:p>
+      <w:pPr>
+        <w:pStyle w:val="BodyText"/>
+      </w:pPr>
+      <w:r>
+        <w:t xml:space="preserve">노아: 답하고, 멈추기. 알겠어요.</w:t>
+      </w:r>
+    </w:p>
+    <w:p>
+      <w:pPr>
+        <w:pStyle w:val="BodyText"/>
+      </w:pPr>
+      <w:r>
+        <w:t xml:space="preserve">레이첼: CEO들 대부분은 질문에 답하고 나서, 침묵이 불편하니까 계속 말해요. 거기서 당하는 거예요. 덧붙인 문장 하나하나가 다음 질문자에게 공격할 거리를 새로 주거든요.</w:t>
+      </w:r>
+    </w:p>
+    <w:p>
+      <w:pPr>
+        <w:pStyle w:val="BodyText"/>
+      </w:pPr>
+      <w:r>
+        <w:t xml:space="preserve">타샤: 그리고</w:t>
+      </w:r>
+      <w:r>
+        <w:t xml:space="preserve"> </w:t>
+      </w:r>
+      <w:r>
+        <w:t xml:space="preserve">“</w:t>
+      </w:r>
+      <w:r>
+        <w:t xml:space="preserve">하나 더</w:t>
+      </w:r>
+      <w:r>
+        <w:t xml:space="preserve">”</w:t>
+      </w:r>
+      <w:r>
+        <w:t xml:space="preserve">요? 정말 하는 거예요?</w:t>
+      </w:r>
+    </w:p>
+    <w:p>
+      <w:pPr>
+        <w:pStyle w:val="BodyText"/>
+      </w:pPr>
+      <w:r>
+        <w:t xml:space="preserve">노아: 어젯밤 이사회가 승인했어요. 밤 11시에. 전화로.</w:t>
+      </w:r>
+    </w:p>
+    <w:p>
+      <w:pPr>
+        <w:pStyle w:val="BodyText"/>
+      </w:pPr>
+      <w:r>
+        <w:t xml:space="preserve">조이: 그럼 마지막 줄이에요. 처음 말고. 기다리게 만들어요.</w:t>
+      </w:r>
+    </w:p>
+    <w:p>
+      <w:pPr>
+        <w:pStyle w:val="BodyText"/>
+      </w:pPr>
+      <w:r>
+        <w:t xml:space="preserve">레이첼: 5분 전. 가죠. 그리고 노아? 한 번만 웃어요. 딱 한 번.</w:t>
+      </w:r>
+    </w:p>
     <w:bookmarkEnd w:id="32"/>
+    <w:bookmarkStart w:id="33" w:name="장면1-심포지엄-데이터와-연설-1"/>
+    <w:p>
+      <w:pPr>
+        <w:pStyle w:val="Heading3"/>
+      </w:pPr>
+      <w:r>
+        <w:t xml:space="preserve">장면1 — 심포지엄: 데이터와 연설</w:t>
+      </w:r>
+    </w:p>
+    <w:p>
+      <w:pPr>
+        <w:pStyle w:val="FirstParagraph"/>
+      </w:pPr>
+      <w:r>
+        <w:t xml:space="preserve">레이첼: 좋은 아침입니다. 국가 책임 연구자 레이첼 스타인입니다. 이해관계 공개: 전 더 이상 할번 자문을 하지 않아요.</w:t>
+      </w:r>
+    </w:p>
+    <w:p>
+      <w:pPr>
+        <w:pStyle w:val="BodyText"/>
+      </w:pPr>
+      <w:r>
+        <w:t xml:space="preserve">랭: 알겠습니다.</w:t>
+      </w:r>
+    </w:p>
+    <w:p>
+      <w:pPr>
+        <w:pStyle w:val="BodyText"/>
+      </w:pPr>
+      <w:r>
+        <w:t xml:space="preserve">레이첼: 고마워요, 빅터. 엘레나가 데이터를 발표하고. 그다음 노아. 그다음 여러분 질문.</w:t>
+      </w:r>
+    </w:p>
+    <w:p>
+      <w:pPr>
+        <w:pStyle w:val="BodyText"/>
+      </w:pPr>
+      <w:r>
+        <w:t xml:space="preserve">엘레나: 허가 임상시험에는 15개 사이트에서 환자 300명이 참여했습니다. 6개월 시점 반응률은 베이라 필 82퍼센트, 대조군 80퍼센트였습니다.</w:t>
+      </w:r>
+    </w:p>
+    <w:p>
+      <w:pPr>
+        <w:pStyle w:val="BodyText"/>
+      </w:pPr>
+      <w:r>
+        <w:t xml:space="preserve">레이첼: 비열등. 이 방의 전공의들을 위해 말하면</w:t>
+      </w:r>
+      <w:r>
+        <w:t xml:space="preserve"> </w:t>
+      </w:r>
+      <w:r>
+        <w:t xml:space="preserve">“</w:t>
+      </w:r>
+      <w:r>
+        <w:t xml:space="preserve">더 나쁘지 않다</w:t>
+      </w:r>
+      <w:r>
+        <w:t xml:space="preserve">”</w:t>
+      </w:r>
+      <w:r>
+        <w:t xml:space="preserve">는 뜻이에요.</w:t>
+      </w:r>
+    </w:p>
+    <w:p>
+      <w:pPr>
+        <w:pStyle w:val="BodyText"/>
+      </w:pPr>
+      <w:r>
+        <w:t xml:space="preserve">엘레나: 12개월 71 대 70. 같은 효과.</w:t>
+      </w:r>
+    </w:p>
+    <w:p>
+      <w:pPr>
+        <w:pStyle w:val="BodyText"/>
+      </w:pPr>
+      <w:r>
+        <w:t xml:space="preserve">레이첼: 그리고 용해는요, 엘레나?</w:t>
+      </w:r>
+    </w:p>
+    <w:p>
+      <w:pPr>
+        <w:pStyle w:val="BodyText"/>
+      </w:pPr>
+      <w:r>
+        <w:t xml:space="preserve">엘레나: 40명. 눈가림 사진 평가. 2.8배 빠름.</w:t>
+      </w:r>
+    </w:p>
+    <w:p>
+      <w:pPr>
+        <w:pStyle w:val="BodyText"/>
+      </w:pPr>
+      <w:r>
+        <w:t xml:space="preserve">피어스: 그럼 한계는요? 그것도 말할 건가요?</w:t>
+      </w:r>
+    </w:p>
+    <w:p>
+      <w:pPr>
+        <w:pStyle w:val="BodyText"/>
+      </w:pPr>
+      <w:r>
+        <w:t xml:space="preserve">엘레나: 매번요. 임상적 이점은 입증되지 않았습니다. 아직은.</w:t>
+      </w:r>
+    </w:p>
+    <w:p>
+      <w:pPr>
+        <w:pStyle w:val="BodyText"/>
+      </w:pPr>
+      <w:r>
+        <w:t xml:space="preserve">피어스: 적어도 그건 정직하네요. 계속해요.</w:t>
+      </w:r>
+    </w:p>
+    <w:p>
+      <w:pPr>
+        <w:pStyle w:val="BodyText"/>
+      </w:pPr>
+      <w:r>
+        <w:t xml:space="preserve">노아: 좋은 아침입니다. 9년 전, 할번에서, 저는</w:t>
+      </w:r>
+      <w:r>
+        <w:t xml:space="preserve"> </w:t>
+      </w:r>
+      <w:r>
+        <w:t xml:space="preserve">“</w:t>
+      </w:r>
+      <w:r>
+        <w:t xml:space="preserve">오래가는 결과</w:t>
+      </w:r>
+      <w:r>
+        <w:t xml:space="preserve">”</w:t>
+      </w:r>
+      <w:r>
+        <w:t xml:space="preserve">를 썼습니다.</w:t>
+      </w:r>
+    </w:p>
+    <w:p>
+      <w:pPr>
+        <w:pStyle w:val="BodyText"/>
+      </w:pPr>
+      <w:r>
+        <w:t xml:space="preserve">랭: 알고 있어요.</w:t>
+      </w:r>
+    </w:p>
+    <w:p>
+      <w:pPr>
+        <w:pStyle w:val="BodyText"/>
+      </w:pPr>
+      <w:r>
+        <w:t xml:space="preserve">노아: 사실이었습니다. 하지만 진실의 전부는 아니었죠. 결과는 정말 오래갑니다. 대부분의 날엔 그게 바로 환자가 원하는 거고요. 하지만 결과는 사라져야 할 때에도 남아 있습니다.</w:t>
+      </w:r>
+    </w:p>
+    <w:p>
+      <w:pPr>
+        <w:pStyle w:val="BodyText"/>
+      </w:pPr>
+      <w:r>
+        <w:t xml:space="preserve">마커스: 방을 휘어잡았네.</w:t>
+      </w:r>
+    </w:p>
+    <w:p>
+      <w:pPr>
+        <w:pStyle w:val="BodyText"/>
+      </w:pPr>
+      <w:r>
+        <w:t xml:space="preserve">조이: 멈춤…</w:t>
+      </w:r>
+    </w:p>
+    <w:p>
+      <w:pPr>
+        <w:pStyle w:val="BodyText"/>
+      </w:pPr>
+      <w:r>
+        <w:t xml:space="preserve">노아:</w:t>
+      </w:r>
+      <w:r>
+        <w:t xml:space="preserve"> </w:t>
+      </w:r>
+      <w:r>
+        <w:t xml:space="preserve">“</w:t>
+      </w:r>
+      <w:r>
+        <w:t xml:space="preserve">이 방의 모든 시술자는 그날을 겪었거나, 겪게 됩니다. 우리는 여러분의 기술을 대신하러 온 게 아닙니다. 뒷받침하러 왔습니다.</w:t>
+      </w:r>
+      <w:r>
+        <w:t xml:space="preserve">”</w:t>
+      </w:r>
+    </w:p>
+    <w:p>
+      <w:pPr>
+        <w:pStyle w:val="BodyText"/>
+      </w:pPr>
+      <w:r>
+        <w:t xml:space="preserve">마리아: 맞아요!</w:t>
+      </w:r>
+    </w:p>
+    <w:p>
+      <w:pPr>
+        <w:pStyle w:val="BodyText"/>
+      </w:pPr>
+      <w:r>
+        <w:t xml:space="preserve">노아: 고마워요, 휴스턴. 세 가지를 말씀드리겠습니다. 첫째, 결과. 6개월과 12개월 모두 시장 1위와 같습니다. 그러니 선택할 필요가 없습니다.</w:t>
+      </w:r>
+    </w:p>
+    <w:p>
+      <w:pPr>
+        <w:pStyle w:val="BodyText"/>
+      </w:pPr>
+      <w:r>
+        <w:t xml:space="preserve">조이: 기둥 하나. 완벽해.</w:t>
+      </w:r>
+    </w:p>
+    <w:p>
+      <w:pPr>
+        <w:pStyle w:val="BodyText"/>
+      </w:pPr>
+      <w:r>
+        <w:t xml:space="preserve">노아: 둘째, 통제. 저희 플렉스링크 기술은 히알루로니다아제로 2.8배 빨리 녹습니다. 즉, 필러를 없애야 할 때 여러분도, 여러분의 환자도 기다리지 않는다는 뜻입니다.</w:t>
+      </w:r>
+    </w:p>
+    <w:p>
+      <w:pPr>
+        <w:pStyle w:val="BodyText"/>
+      </w:pPr>
+      <w:r>
+        <w:t xml:space="preserve">마커스: 5분. 페이스 좋아.</w:t>
+      </w:r>
+    </w:p>
+    <w:p>
+      <w:pPr>
+        <w:pStyle w:val="BodyText"/>
+      </w:pPr>
+      <w:r>
+        <w:t xml:space="preserve">노아: 셋째, 지원. 모든 병원은 첫 주문 전에 교육을 받고, 선반에 응급 키트를 둡니다. 주사기 하나 팔고 사라지지 않습니다. 힘든 날에 곁에 있겠습니다.</w:t>
+      </w:r>
+    </w:p>
+    <w:p>
+      <w:pPr>
+        <w:pStyle w:val="BodyText"/>
+      </w:pPr>
+      <w:r>
+        <w:t xml:space="preserve">피어스: 흠. 계속해요.</w:t>
+      </w:r>
+    </w:p>
+    <w:p>
+      <w:pPr>
+        <w:pStyle w:val="BodyText"/>
+      </w:pPr>
+      <w:r>
+        <w:t xml:space="preserve">노아:</w:t>
+      </w:r>
+      <w:r>
+        <w:t xml:space="preserve"> </w:t>
+      </w:r>
+      <w:r>
+        <w:t xml:space="preserve">“</w:t>
+      </w:r>
+      <w:r>
+        <w:t xml:space="preserve">더 안전하다</w:t>
+      </w:r>
+      <w:r>
+        <w:t xml:space="preserve">”</w:t>
+      </w:r>
+      <w:r>
+        <w:t xml:space="preserve">고 하지 않겠습니다.</w:t>
+      </w:r>
+      <w:r>
+        <w:t xml:space="preserve"> </w:t>
+      </w:r>
+      <w:r>
+        <w:t xml:space="preserve">“</w:t>
+      </w:r>
+      <w:r>
+        <w:t xml:space="preserve">더 안전</w:t>
+      </w:r>
+      <w:r>
+        <w:t xml:space="preserve">”</w:t>
+      </w:r>
+      <w:r>
+        <w:t xml:space="preserve">은 약속입니다.</w:t>
+      </w:r>
+      <w:r>
+        <w:t xml:space="preserve"> </w:t>
+      </w:r>
+      <w:r>
+        <w:t xml:space="preserve">“</w:t>
+      </w:r>
+      <w:r>
+        <w:t xml:space="preserve">더 빠름</w:t>
+      </w:r>
+      <w:r>
+        <w:t xml:space="preserve">”</w:t>
+      </w:r>
+      <w:r>
+        <w:t xml:space="preserve">은 측정입니다.</w:t>
+      </w:r>
+    </w:p>
+    <w:p>
+      <w:pPr>
+        <w:pStyle w:val="BodyText"/>
+      </w:pPr>
+      <w:r>
+        <w:t xml:space="preserve">랭: 측정이라. 좋아요. 시험해 보죠.</w:t>
+      </w:r>
+    </w:p>
+    <w:p>
+      <w:pPr>
+        <w:pStyle w:val="BodyText"/>
+      </w:pPr>
+      <w:r>
+        <w:t xml:space="preserve">레이첼: 고마워요, 노아. 7분 40초. 일찍 끝낸 CEO. 놀랍네요.</w:t>
+      </w:r>
+    </w:p>
+    <w:p>
+      <w:pPr>
+        <w:pStyle w:val="BodyText"/>
+      </w:pPr>
+      <w:r>
+        <w:t xml:space="preserve">노아: 20초 남겨 뒀습니다. 하나 더를 위해. 질문 다음에.</w:t>
+      </w:r>
+    </w:p>
+    <w:p>
+      <w:pPr>
+        <w:pStyle w:val="BodyText"/>
+      </w:pPr>
+      <w:r>
+        <w:t xml:space="preserve">레이첼: 궁금하게 만드네요. 좋아요. 질문받겠습니다. 마이크는 통로에 있어요.</w:t>
+      </w:r>
+    </w:p>
+    <w:p>
+      <w:pPr>
+        <w:pStyle w:val="BodyText"/>
+      </w:pPr>
+      <w:r>
+        <w:t xml:space="preserve">랭: 제가 먼저 하죠. 빅터 랭, 성형외과 의사. 그리고 네, 할번 자문입니다.</w:t>
+      </w:r>
+    </w:p>
+    <w:p>
+      <w:pPr>
+        <w:pStyle w:val="BodyText"/>
+      </w:pPr>
+      <w:r>
+        <w:t xml:space="preserve">레이첼: 공개해 줘서 고마워요, 빅터. 하세요.</w:t>
+      </w:r>
+    </w:p>
+    <w:p>
+      <w:pPr>
+        <w:pStyle w:val="BodyText"/>
+      </w:pPr>
+      <w:r>
+        <w:t xml:space="preserve">랭: 처음 숫자는 3.1이었죠. FDA가 부풀리기를 잡아낸 건가요?</w:t>
+      </w:r>
+    </w:p>
+    <w:p>
+      <w:pPr>
+        <w:pStyle w:val="BodyText"/>
+      </w:pPr>
+      <w:r>
+        <w:t xml:space="preserve">조이: 왔다.</w:t>
+      </w:r>
+    </w:p>
+    <w:p>
+      <w:pPr>
+        <w:pStyle w:val="BodyText"/>
+      </w:pPr>
+      <w:r>
+        <w:t xml:space="preserve">마커스: 침착하게, 엘레나.</w:t>
+      </w:r>
+    </w:p>
+    <w:p>
+      <w:pPr>
+        <w:pStyle w:val="BodyText"/>
+      </w:pPr>
+      <w:r>
+        <w:t xml:space="preserve">엘레나: 좋은 질문입니다. 직접 답하죠.</w:t>
+      </w:r>
+    </w:p>
+    <w:bookmarkEnd w:id="33"/>
+    <w:bookmarkStart w:id="34" w:name="장면2-칼날-같은-질문들-1"/>
+    <w:p>
+      <w:pPr>
+        <w:pStyle w:val="Heading3"/>
+      </w:pPr>
+      <w:r>
+        <w:t xml:space="preserve">장면2 — 칼날 같은 질문들</w:t>
+      </w:r>
+    </w:p>
+    <w:p>
+      <w:pPr>
+        <w:pStyle w:val="FirstParagraph"/>
+      </w:pPr>
+      <w:r>
+        <w:t xml:space="preserve">레이첼: 과정 부분은 제가 말할게요. 제가 거기 있었으니까요. FDA가 독립 피부과 전문의 세 명에게 사진 눈가림 재판독을 요청했어요. 엘레나, 그다음에 무슨 일이 있었는지 말해 줘요.</w:t>
+      </w:r>
+    </w:p>
+    <w:p>
+      <w:pPr>
+        <w:pStyle w:val="BodyText"/>
+      </w:pPr>
+      <w:r>
+        <w:t xml:space="preserve">엘레나: 눈가림 결과가 더 낮았어요. 2.8. 우린 낮은 숫자를 보고했습니다.</w:t>
+      </w:r>
+    </w:p>
+    <w:p>
+      <w:pPr>
+        <w:pStyle w:val="BodyText"/>
+      </w:pPr>
+      <w:r>
+        <w:t xml:space="preserve">랭: 왜 3.1을 위해 싸우지 않았죠?</w:t>
+      </w:r>
+    </w:p>
+    <w:p>
+      <w:pPr>
+        <w:pStyle w:val="BodyText"/>
+      </w:pPr>
+      <w:r>
+        <w:t xml:space="preserve">엘레나: 눈가림 숫자가 더 진실에 가까우니까요. 그게 전부예요.</w:t>
+      </w:r>
+    </w:p>
+    <w:p>
+      <w:pPr>
+        <w:pStyle w:val="BodyText"/>
+      </w:pPr>
+      <w:r>
+        <w:t xml:space="preserve">레이첼: 답하고, 멈춤. 잘했어요. 다음 질문.</w:t>
+      </w:r>
+    </w:p>
+    <w:p>
+      <w:pPr>
+        <w:pStyle w:val="BodyText"/>
+      </w:pPr>
+      <w:r>
+        <w:t xml:space="preserve">피어스: 앨런 피어스. 웨스트레이크. 이해관계 없음. 팔로워 3만 명만 있죠.</w:t>
+      </w:r>
+    </w:p>
+    <w:p>
+      <w:pPr>
+        <w:pStyle w:val="BodyText"/>
+      </w:pPr>
+      <w:r>
+        <w:t xml:space="preserve">레이첼: 안녕, 앨런. 살살 해요.</w:t>
+      </w:r>
+    </w:p>
+    <w:p>
+      <w:pPr>
+        <w:pStyle w:val="BodyText"/>
+      </w:pPr>
+      <w:r>
+        <w:t xml:space="preserve">피어스: 절대 안 하죠. 제 걱정은 이거예요. 더 빠른 비상구가 있다는 걸 알면 시술자들은 위험을 더 감수하고 부주의해질 거예요. 경제학자들은 그걸 도덕적 해이라고 하죠. 난 나쁜 화요일 아침이라고 부르고요.</w:t>
+      </w:r>
+    </w:p>
+    <w:p>
+      <w:pPr>
+        <w:pStyle w:val="BodyText"/>
+      </w:pPr>
+      <w:r>
+        <w:t xml:space="preserve">노아: 정당한 우려입니다. FDA 패널도 같은 걸 물었죠.</w:t>
+      </w:r>
+    </w:p>
+    <w:p>
+      <w:pPr>
+        <w:pStyle w:val="BodyText"/>
+      </w:pPr>
+      <w:r>
+        <w:t xml:space="preserve">피어스: 그래서 답은요?</w:t>
+      </w:r>
+    </w:p>
+    <w:p>
+      <w:pPr>
+        <w:pStyle w:val="BodyText"/>
+      </w:pPr>
+      <w:r>
+        <w:t xml:space="preserve">레이첼: 제가 해도 될까요? 앨런, 안전벨트를 하면 사람들이 더 빨리 달리나요?</w:t>
+      </w:r>
+    </w:p>
+    <w:p>
+      <w:pPr>
+        <w:pStyle w:val="BodyText"/>
+      </w:pPr>
+      <w:r>
+        <w:t xml:space="preserve">피어스: 일부 연구에선 그렇다고 해요. 약간.</w:t>
+      </w:r>
+    </w:p>
+    <w:p>
+      <w:pPr>
+        <w:pStyle w:val="BodyText"/>
+      </w:pPr>
+      <w:r>
+        <w:t xml:space="preserve">레이첼: 그래서 안전벨트를 없애나요?</w:t>
+      </w:r>
+    </w:p>
+    <w:p>
+      <w:pPr>
+        <w:pStyle w:val="BodyText"/>
+      </w:pPr>
+      <w:r>
+        <w:t xml:space="preserve">피어스: …아니요. 운전 교육을 추가하죠.</w:t>
+      </w:r>
+    </w:p>
+    <w:p>
+      <w:pPr>
+        <w:pStyle w:val="BodyText"/>
+      </w:pPr>
+      <w:r>
+        <w:t xml:space="preserve">노아: 바로 그거예요. 안전 도구는 좋은 습관을 대신하는 게 아니라, 좋은 습관과 함께할 때 가장 잘 작동합니다. 그래서 교육 없인 팔지 않습니다. 경력이 얼마든, 누구에게도 주사기 하나도요.</w:t>
+      </w:r>
+    </w:p>
+    <w:p>
+      <w:pPr>
+        <w:pStyle w:val="BodyText"/>
+      </w:pPr>
+      <w:r>
+        <w:t xml:space="preserve">피어스: 하나도요? 20년 차 외과의에게도요? 나 같은?</w:t>
+      </w:r>
+    </w:p>
+    <w:p>
+      <w:pPr>
+        <w:pStyle w:val="BodyText"/>
+      </w:pPr>
+      <w:r>
+        <w:t xml:space="preserve">노아: 선생님도요. 같은 과정. 저도 들었어요. 한 번 떨어졌고요.</w:t>
+      </w:r>
+    </w:p>
+    <w:p>
+      <w:pPr>
+        <w:pStyle w:val="BodyText"/>
+      </w:pPr>
+      <w:r>
+        <w:t xml:space="preserve">피어스: CEO가 떨어졌다고요? 하. 그건 보고 싶네요.</w:t>
+      </w:r>
+    </w:p>
+    <w:p>
+      <w:pPr>
+        <w:pStyle w:val="BodyText"/>
+      </w:pPr>
+      <w:r>
+        <w:t xml:space="preserve">레이첼: 다음. 뒤쪽 젊은 분.</w:t>
+      </w:r>
+    </w:p>
+    <w:p>
+      <w:pPr>
+        <w:pStyle w:val="BodyText"/>
+      </w:pPr>
+      <w:r>
+        <w:t xml:space="preserve">마리아: 마리아 산토스, 간호사 시술자, 휴스턴. 교육에서 간호사도 똑같이 대우받나요?</w:t>
+      </w:r>
+    </w:p>
+    <w:p>
+      <w:pPr>
+        <w:pStyle w:val="BodyText"/>
+      </w:pPr>
+      <w:r>
+        <w:t xml:space="preserve">타샤: 같은 과정, 같은 시험, 같은 인증서. 저도 간호사이고 그 과정을 제가 만들었어요. 그래서 누구도 이류 시술자 취급을 받지 않게 했죠. 제가 있는 한 절대요.</w:t>
+      </w:r>
+    </w:p>
+    <w:p>
+      <w:pPr>
+        <w:pStyle w:val="BodyText"/>
+      </w:pPr>
+      <w:r>
+        <w:t xml:space="preserve">마리아: 그럼 저 할게요. 우리 팀 전부.</w:t>
+      </w:r>
+    </w:p>
+    <w:p>
+      <w:pPr>
+        <w:pStyle w:val="BodyText"/>
+      </w:pPr>
+      <w:r>
+        <w:t xml:space="preserve">랭: 하나 더. 가격. 395달러면 루마덤보다 비싸요. 왜 병원이 돈을 더 내야 하죠?</w:t>
+      </w:r>
+    </w:p>
+    <w:p>
+      <w:pPr>
+        <w:pStyle w:val="BodyText"/>
+      </w:pPr>
+      <w:r>
+        <w:t xml:space="preserve">노아: 45달러 더. 큰돈이죠. 지금 루마덤 가격엔 뭐가 포함돼 있나요?</w:t>
+      </w:r>
+    </w:p>
+    <w:p>
+      <w:pPr>
+        <w:pStyle w:val="BodyText"/>
+      </w:pPr>
+      <w:r>
+        <w:t xml:space="preserve">랭: 제품이요. 필러지 크루즈가 아니잖아요.</w:t>
+      </w:r>
+    </w:p>
+    <w:p>
+      <w:pPr>
+        <w:pStyle w:val="BodyText"/>
+      </w:pPr>
+      <w:r>
+        <w:t xml:space="preserve">노아: 저희 건 교육과 응급 키트가 포함돼요. 병원이 결정하면 됩니다.</w:t>
+      </w:r>
+    </w:p>
+    <w:p>
+      <w:pPr>
+        <w:pStyle w:val="BodyText"/>
+      </w:pPr>
+      <w:r>
+        <w:t xml:space="preserve">레이첼: 답하고, 멈춤. 노아, 배우고 있네요.</w:t>
+      </w:r>
+    </w:p>
+    <w:p>
+      <w:pPr>
+        <w:pStyle w:val="BodyText"/>
+      </w:pPr>
+      <w:r>
+        <w:t xml:space="preserve">랭: 교육과 키트라. 제겐 마케팅 쇼처럼 들리네요.</w:t>
+      </w:r>
+    </w:p>
+    <w:p>
+      <w:pPr>
+        <w:pStyle w:val="BodyText"/>
+      </w:pPr>
+      <w:r>
+        <w:t xml:space="preserve">레이첼: 질문 시간은 끝났습니다. 노아, 20초 남았다고 했죠?</w:t>
+      </w:r>
+    </w:p>
+    <w:p>
+      <w:pPr>
+        <w:pStyle w:val="BodyText"/>
+      </w:pPr>
+      <w:r>
+        <w:t xml:space="preserve">노아: 네. 랭 선생님이 방금 완벽한 소개를 해 주셨네요.</w:t>
+      </w:r>
+    </w:p>
+    <w:bookmarkEnd w:id="34"/>
+    <w:bookmarkStart w:id="35" w:name="절정전환-one-more-thing-1"/>
+    <w:p>
+      <w:pPr>
+        <w:pStyle w:val="Heading3"/>
+      </w:pPr>
+      <w:r>
+        <w:t xml:space="preserve">절정·전환 —</w:t>
+      </w:r>
+      <w:r>
+        <w:t xml:space="preserve"> </w:t>
+      </w:r>
+      <w:r>
+        <w:t xml:space="preserve">“</w:t>
+      </w:r>
+      <w:r>
+        <w:t xml:space="preserve">One more thing</w:t>
+      </w:r>
+      <w:r>
+        <w:t xml:space="preserve">”</w:t>
+      </w:r>
+    </w:p>
+    <w:p>
+      <w:pPr>
+        <w:pStyle w:val="FirstParagraph"/>
+      </w:pPr>
+      <w:r>
+        <w:t xml:space="preserve">노아: 하나 더. 랭 선생님이 우리 교육을 마케팅 쇼라고 하셨죠.</w:t>
+      </w:r>
+    </w:p>
+    <w:p>
+      <w:pPr>
+        <w:pStyle w:val="BodyText"/>
+      </w:pPr>
+      <w:r>
+        <w:t xml:space="preserve">랭: 그랬죠.</w:t>
+      </w:r>
+    </w:p>
+    <w:p>
+      <w:pPr>
+        <w:pStyle w:val="BodyText"/>
+      </w:pPr>
+      <w:r>
+        <w:t xml:space="preserve">노아:</w:t>
+      </w:r>
+      <w:r>
+        <w:t xml:space="preserve"> </w:t>
+      </w:r>
+      <w:r>
+        <w:t xml:space="preserve">“</w:t>
+      </w:r>
+      <w:r>
+        <w:t xml:space="preserve">오늘부터, 저희 응급 대응 모듈은 무료입니다. 미국의 모든 시술자에게. 어떤 제품이든. 루마덤 포함. 아무것도 사실 필요 없습니다.</w:t>
+      </w:r>
+      <w:r>
+        <w:t xml:space="preserve">”</w:t>
+      </w:r>
+    </w:p>
+    <w:p>
+      <w:pPr>
+        <w:pStyle w:val="BodyText"/>
+      </w:pPr>
+      <w:r>
+        <w:t xml:space="preserve">조이: …그리고 방이 조용해지네요.</w:t>
+      </w:r>
+    </w:p>
+    <w:p>
+      <w:pPr>
+        <w:pStyle w:val="BodyText"/>
+      </w:pPr>
+      <w:r>
+        <w:t xml:space="preserve">노아: 그리고 저희 응급 카드</w:t>
+      </w:r>
+      <w:r>
+        <w:t xml:space="preserve"> </w:t>
+      </w:r>
+      <w:r>
+        <w:t xml:space="preserve">“</w:t>
+      </w:r>
+      <w:r>
+        <w:t xml:space="preserve">처음 10초.</w:t>
+      </w:r>
+      <w:r>
+        <w:t xml:space="preserve">”</w:t>
+      </w:r>
+      <w:r>
+        <w:t xml:space="preserve"> </w:t>
+      </w:r>
+      <w:r>
+        <w:t xml:space="preserve">무료 다운로드. 오늘부터.</w:t>
+      </w:r>
+    </w:p>
+    <w:p>
+      <w:pPr>
+        <w:pStyle w:val="BodyText"/>
+      </w:pPr>
+      <w:r>
+        <w:t xml:space="preserve">타샤: 베이라 닷컴, 슬래시, 텐 세컨즈. 지금 열렸어요.</w:t>
+      </w:r>
+    </w:p>
+    <w:p>
+      <w:pPr>
+        <w:pStyle w:val="BodyText"/>
+      </w:pPr>
+      <w:r>
+        <w:t xml:space="preserve">마리아: 무료요? 루마덤 쓰는 사람한테도요?</w:t>
+      </w:r>
+    </w:p>
+    <w:p>
+      <w:pPr>
+        <w:pStyle w:val="BodyText"/>
+      </w:pPr>
+      <w:r>
+        <w:t xml:space="preserve">노아: 바늘을 든 모든 사람에게요. 혈관 폐색은 주사기에 적힌 브랜드를 확인하지 않고, 위험에 처한 환자는 누가 필러를 만들었는지 신경 쓰지 않습니다. 처음 10초가 중요할 뿐이죠.</w:t>
+      </w:r>
+    </w:p>
+    <w:p>
+      <w:pPr>
+        <w:pStyle w:val="BodyText"/>
+      </w:pPr>
+      <w:r>
+        <w:t xml:space="preserve">마커스: 들어 봐. 박수 치고 있어.</w:t>
+      </w:r>
+    </w:p>
+    <w:p>
+      <w:pPr>
+        <w:pStyle w:val="BodyText"/>
+      </w:pPr>
+      <w:r>
+        <w:t xml:space="preserve">랭: 마케팅 쇼라면, 비싼 쇼네요.</w:t>
+      </w:r>
+    </w:p>
+    <w:p>
+      <w:pPr>
+        <w:pStyle w:val="BodyText"/>
+      </w:pPr>
+      <w:r>
+        <w:t xml:space="preserve">노아: 그럼 따라 하세요. 부탁드립니다. 할번은 우리보다 트레이너가 많잖아요.</w:t>
+      </w:r>
+    </w:p>
+    <w:p>
+      <w:pPr>
+        <w:pStyle w:val="BodyText"/>
+      </w:pPr>
+      <w:r>
+        <w:t xml:space="preserve">레이첼: 빅터, 초대장 같은데요.</w:t>
+      </w:r>
+    </w:p>
+    <w:p>
+      <w:pPr>
+        <w:pStyle w:val="BodyText"/>
+      </w:pPr>
+      <w:r>
+        <w:t xml:space="preserve">랭: …전달하죠.</w:t>
+      </w:r>
+    </w:p>
+    <w:p>
+      <w:pPr>
+        <w:pStyle w:val="BodyText"/>
+      </w:pPr>
+      <w:r>
+        <w:t xml:space="preserve">피어스: 베넷 씨. 질문 하나. 일정 외로.</w:t>
+      </w:r>
+    </w:p>
+    <w:p>
+      <w:pPr>
+        <w:pStyle w:val="BodyText"/>
+      </w:pPr>
+      <w:r>
+        <w:t xml:space="preserve">레이첼: 하세요, 앨런. 짧게.</w:t>
+      </w:r>
+    </w:p>
+    <w:p>
+      <w:pPr>
+        <w:pStyle w:val="BodyText"/>
+      </w:pPr>
+      <w:r>
+        <w:t xml:space="preserve">피어스: 그 모듈 4. 내가 들을 수 있나요? 아무것도 안 사고?</w:t>
+      </w:r>
+    </w:p>
+    <w:p>
+      <w:pPr>
+        <w:pStyle w:val="BodyText"/>
+      </w:pPr>
+      <w:r>
+        <w:t xml:space="preserve">노아: 네. 언제든요. 타샤가 직접 가르쳐 드릴 거예요.</w:t>
+      </w:r>
+    </w:p>
+    <w:p>
+      <w:pPr>
+        <w:pStyle w:val="BodyText"/>
+      </w:pPr>
+      <w:r>
+        <w:t xml:space="preserve">타샤: 1.6초를 깨 볼 기회도 드릴게요.</w:t>
+      </w:r>
+    </w:p>
+    <w:p>
+      <w:pPr>
+        <w:pStyle w:val="BodyText"/>
+      </w:pPr>
+      <w:r>
+        <w:t xml:space="preserve">피어스: 난 기록에 지지 않아요.</w:t>
+      </w:r>
+    </w:p>
+    <w:p>
+      <w:pPr>
+        <w:pStyle w:val="BodyText"/>
+      </w:pPr>
+      <w:r>
+        <w:t xml:space="preserve">타샤: 그럼 목요일에 봬요. 오스틴. 오전 8시.</w:t>
+      </w:r>
+    </w:p>
+    <w:p>
+      <w:pPr>
+        <w:pStyle w:val="BodyText"/>
+      </w:pPr>
+      <w:r>
+        <w:t xml:space="preserve">레이첼: 심포지엄을 마칩니다. 감사합니다. 아침 식사는 밖에. 공짜 에스프레소는 없어요.</w:t>
+      </w:r>
+    </w:p>
+    <w:p>
+      <w:pPr>
+        <w:pStyle w:val="BodyText"/>
+      </w:pPr>
+      <w:r>
+        <w:t xml:space="preserve">조이: 다운로드. 벌써 200건. 4분 만에.</w:t>
+      </w:r>
+    </w:p>
+    <w:p>
+      <w:pPr>
+        <w:pStyle w:val="BodyText"/>
+      </w:pPr>
+      <w:r>
+        <w:t xml:space="preserve">마커스: 이거 우리한테 얼마 들어?</w:t>
+      </w:r>
+    </w:p>
+    <w:p>
+      <w:pPr>
+        <w:pStyle w:val="BodyText"/>
+      </w:pPr>
+      <w:r>
+        <w:t xml:space="preserve">노아: 트레이너 시간. 1년에 30만 달러쯤.</w:t>
+      </w:r>
+    </w:p>
+    <w:p>
+      <w:pPr>
+        <w:pStyle w:val="BodyText"/>
+      </w:pPr>
+      <w:r>
+        <w:t xml:space="preserve">마커스: 부스보다 싸네. 그리고 다들 얘기하고 있어. 반대할 게 하나도 없어.</w:t>
+      </w:r>
+    </w:p>
+    <w:bookmarkEnd w:id="35"/>
+    <w:bookmarkStart w:id="36" w:name="마무리-오전-9시-15분-복도-1"/>
+    <w:p>
+      <w:pPr>
+        <w:pStyle w:val="Heading3"/>
+      </w:pPr>
+      <w:r>
+        <w:t xml:space="preserve">마무리 — 오전 9시 15분, 복도</w:t>
+      </w:r>
+    </w:p>
+    <w:p>
+      <w:pPr>
+        <w:pStyle w:val="FirstParagraph"/>
+      </w:pPr>
+      <w:r>
+        <w:t xml:space="preserve">톰: 무료 교육. 내 고객들에게. 내 제품 이름을 쓰면서. 무대 위에서.</w:t>
+      </w:r>
+    </w:p>
+    <w:p>
+      <w:pPr>
+        <w:pStyle w:val="BodyText"/>
+      </w:pPr>
+      <w:r>
+        <w:t xml:space="preserve">노아: 좋은 아침이에요, 톰.</w:t>
+      </w:r>
+    </w:p>
+    <w:p>
+      <w:pPr>
+        <w:pStyle w:val="BodyText"/>
+      </w:pPr>
+      <w:r>
+        <w:t xml:space="preserve">톰: 당신이 뭘 했는지 알아? 안전을 경쟁으로 만들었어.</w:t>
+      </w:r>
+    </w:p>
+    <w:p>
+      <w:pPr>
+        <w:pStyle w:val="BodyText"/>
+      </w:pPr>
+      <w:r>
+        <w:t xml:space="preserve">노아: 그게 나빠요?</w:t>
+      </w:r>
+    </w:p>
+    <w:p>
+      <w:pPr>
+        <w:pStyle w:val="BodyText"/>
+      </w:pPr>
+      <w:r>
+        <w:t xml:space="preserve">톰: 나한텐 그래. 이제 나도 따라 하든가, 아니면 그 방에 있던 모든 고객 앞에서 싸구려처럼 보이든가. 어느 쪽이든, 당신이 방금 내 교육 예산을 써 버린 거야.</w:t>
+      </w:r>
+    </w:p>
+    <w:p>
+      <w:pPr>
+        <w:pStyle w:val="BodyText"/>
+      </w:pPr>
+      <w:r>
+        <w:t xml:space="preserve">노아: 그럼 환자들이 이기네요. 또.</w:t>
+      </w:r>
+    </w:p>
+    <w:p>
+      <w:pPr>
+        <w:pStyle w:val="BodyText"/>
+      </w:pPr>
+      <w:r>
+        <w:t xml:space="preserve">톰: 당신이랑 경쟁하는 건 비싸, 노아. 그건 인정하지.</w:t>
+      </w:r>
+    </w:p>
+    <w:p>
+      <w:pPr>
+        <w:pStyle w:val="BodyText"/>
+      </w:pPr>
+      <w:r>
+        <w:t xml:space="preserve">노아: 당신한테서 들으니 칭찬이네요.</w:t>
+      </w:r>
+    </w:p>
+    <w:p>
+      <w:pPr>
+        <w:pStyle w:val="BodyText"/>
+      </w:pPr>
+      <w:r>
+        <w:t xml:space="preserve">톰: 익숙해지지 마. 개인적인 감정은 없어.</w:t>
+      </w:r>
+    </w:p>
+    <w:p>
+      <w:pPr>
+        <w:pStyle w:val="BodyText"/>
+      </w:pPr>
+      <w:r>
+        <w:t xml:space="preserve">조이: 방금 톰 브레넌이에요? 우릴 칭찬한 거예요?</w:t>
+      </w:r>
+    </w:p>
+    <w:p>
+      <w:pPr>
+        <w:pStyle w:val="BodyText"/>
+      </w:pPr>
+      <w:r>
+        <w:t xml:space="preserve">노아: 그 사람 언어로는요. 이제 진짜 일이 시작이에요.</w:t>
+      </w:r>
+    </w:p>
+    <w:p>
+      <w:pPr>
+        <w:pStyle w:val="BodyText"/>
+      </w:pPr>
+      <w:r>
+        <w:t xml:space="preserve">데릭: 월요일. 댈러스. 병원 방문 여섯 곳. 저랑 같이 타요.</w:t>
+      </w:r>
+    </w:p>
+    <w:p>
+      <w:pPr>
+        <w:pStyle w:val="BodyText"/>
+      </w:pPr>
+      <w:r>
+        <w:t xml:space="preserve">노아: 나요? 왜요?</w:t>
+      </w:r>
+    </w:p>
+    <w:p>
+      <w:pPr>
+        <w:pStyle w:val="BodyText"/>
+      </w:pPr>
+      <w:r>
+        <w:t xml:space="preserve">데릭: 하루 영업해 본 CEO는 엉터리 예측을 그만두거든요. 대기실에 앉아 있고, ’아니요’를 다섯 번 듣고 나면, 훨씬 나은 숫자를 들고 돌아올 거예요.</w:t>
+      </w:r>
+    </w:p>
+    <w:p>
+      <w:pPr>
+        <w:pStyle w:val="BodyText"/>
+      </w:pPr>
+      <w:r>
+        <w:t xml:space="preserve">조이: 맞는 말이에요. 편한 신발 신어요. 그리고 미소는 빼고요.</w:t>
+      </w:r>
+    </w:p>
+    <w:bookmarkEnd w:id="36"/>
+    <w:bookmarkEnd w:id="37"/>
+    <w:bookmarkEnd w:id="38"/>
     <w:sectPr/>
   </w:body>
 </w:document>
@@ -4293,583 +4252,8 @@
       </w:pPr>
     </w:lvl>
   </w:abstractNum>
-  <w:abstractNum w:abstractNumId="99411">
-    <w:nsid w:val="A99411"/>
-    <w:multiLevelType w:val="multilevel"/>
-    <w:lvl w:ilvl="0">
-      <w:start w:val="1"/>
-      <w:numFmt w:val="decimal"/>
-      <w:lvlText w:val="%1."/>
-      <w:lvlJc w:val="left"/>
-      <w:pPr>
-        <w:ind w:left="720" w:hanging="480"/>
-      </w:pPr>
-    </w:lvl>
-    <w:lvl w:ilvl="1">
-      <w:start w:val="1"/>
-      <w:numFmt w:val="decimal"/>
-      <w:lvlText w:val="%2."/>
-      <w:lvlJc w:val="left"/>
-      <w:pPr>
-        <w:ind w:left="1440" w:hanging="480"/>
-      </w:pPr>
-    </w:lvl>
-    <w:lvl w:ilvl="2">
-      <w:start w:val="1"/>
-      <w:numFmt w:val="decimal"/>
-      <w:lvlText w:val="%3."/>
-      <w:lvlJc w:val="left"/>
-      <w:pPr>
-        <w:ind w:left="2160" w:hanging="480"/>
-      </w:pPr>
-    </w:lvl>
-    <w:lvl w:ilvl="3">
-      <w:start w:val="1"/>
-      <w:numFmt w:val="decimal"/>
-      <w:lvlText w:val="%4."/>
-      <w:lvlJc w:val="left"/>
-      <w:pPr>
-        <w:ind w:left="2880" w:hanging="480"/>
-      </w:pPr>
-    </w:lvl>
-    <w:lvl w:ilvl="4">
-      <w:start w:val="1"/>
-      <w:numFmt w:val="decimal"/>
-      <w:lvlText w:val="%5."/>
-      <w:lvlJc w:val="left"/>
-      <w:pPr>
-        <w:ind w:left="3600" w:hanging="480"/>
-      </w:pPr>
-    </w:lvl>
-    <w:lvl w:ilvl="5">
-      <w:start w:val="1"/>
-      <w:numFmt w:val="decimal"/>
-      <w:lvlText w:val="%6."/>
-      <w:lvlJc w:val="left"/>
-      <w:pPr>
-        <w:ind w:left="4320" w:hanging="480"/>
-      </w:pPr>
-    </w:lvl>
-    <w:lvl w:ilvl="6">
-      <w:start w:val="1"/>
-      <w:numFmt w:val="decimal"/>
-      <w:lvlText w:val="%7."/>
-      <w:lvlJc w:val="left"/>
-      <w:pPr>
-        <w:ind w:left="5040" w:hanging="480"/>
-      </w:pPr>
-    </w:lvl>
-    <w:lvl w:ilvl="7">
-      <w:start w:val="1"/>
-      <w:numFmt w:val="decimal"/>
-      <w:lvlText w:val="%8."/>
-      <w:lvlJc w:val="left"/>
-      <w:pPr>
-        <w:ind w:left="5760" w:hanging="480"/>
-      </w:pPr>
-    </w:lvl>
-    <w:lvl w:ilvl="8">
-      <w:start w:val="1"/>
-      <w:numFmt w:val="decimal"/>
-      <w:lvlText w:val="%9."/>
-      <w:lvlJc w:val="left"/>
-      <w:pPr>
-        <w:ind w:left="6480" w:hanging="480"/>
-      </w:pPr>
-    </w:lvl>
-  </w:abstractNum>
-  <w:abstractNum w:abstractNumId="994116">
-    <w:nsid w:val="A994116"/>
-    <w:multiLevelType w:val="multilevel"/>
-    <w:lvl w:ilvl="0">
-      <w:start w:val="16"/>
-      <w:numFmt w:val="decimal"/>
-      <w:lvlText w:val="%1."/>
-      <w:lvlJc w:val="left"/>
-      <w:pPr>
-        <w:ind w:left="720" w:hanging="480"/>
-      </w:pPr>
-    </w:lvl>
-    <w:lvl w:ilvl="1">
-      <w:start w:val="16"/>
-      <w:numFmt w:val="decimal"/>
-      <w:lvlText w:val="%2."/>
-      <w:lvlJc w:val="left"/>
-      <w:pPr>
-        <w:ind w:left="1440" w:hanging="480"/>
-      </w:pPr>
-    </w:lvl>
-    <w:lvl w:ilvl="2">
-      <w:start w:val="16"/>
-      <w:numFmt w:val="decimal"/>
-      <w:lvlText w:val="%3."/>
-      <w:lvlJc w:val="left"/>
-      <w:pPr>
-        <w:ind w:left="2160" w:hanging="480"/>
-      </w:pPr>
-    </w:lvl>
-    <w:lvl w:ilvl="3">
-      <w:start w:val="16"/>
-      <w:numFmt w:val="decimal"/>
-      <w:lvlText w:val="%4."/>
-      <w:lvlJc w:val="left"/>
-      <w:pPr>
-        <w:ind w:left="2880" w:hanging="480"/>
-      </w:pPr>
-    </w:lvl>
-    <w:lvl w:ilvl="4">
-      <w:start w:val="16"/>
-      <w:numFmt w:val="decimal"/>
-      <w:lvlText w:val="%5."/>
-      <w:lvlJc w:val="left"/>
-      <w:pPr>
-        <w:ind w:left="3600" w:hanging="480"/>
-      </w:pPr>
-    </w:lvl>
-    <w:lvl w:ilvl="5">
-      <w:start w:val="16"/>
-      <w:numFmt w:val="decimal"/>
-      <w:lvlText w:val="%6."/>
-      <w:lvlJc w:val="left"/>
-      <w:pPr>
-        <w:ind w:left="4320" w:hanging="480"/>
-      </w:pPr>
-    </w:lvl>
-    <w:lvl w:ilvl="6">
-      <w:start w:val="16"/>
-      <w:numFmt w:val="decimal"/>
-      <w:lvlText w:val="%7."/>
-      <w:lvlJc w:val="left"/>
-      <w:pPr>
-        <w:ind w:left="5040" w:hanging="480"/>
-      </w:pPr>
-    </w:lvl>
-    <w:lvl w:ilvl="7">
-      <w:start w:val="16"/>
-      <w:numFmt w:val="decimal"/>
-      <w:lvlText w:val="%8."/>
-      <w:lvlJc w:val="left"/>
-      <w:pPr>
-        <w:ind w:left="5760" w:hanging="480"/>
-      </w:pPr>
-    </w:lvl>
-    <w:lvl w:ilvl="8">
-      <w:start w:val="16"/>
-      <w:numFmt w:val="decimal"/>
-      <w:lvlText w:val="%9."/>
-      <w:lvlJc w:val="left"/>
-      <w:pPr>
-        <w:ind w:left="6480" w:hanging="480"/>
-      </w:pPr>
-    </w:lvl>
-  </w:abstractNum>
-  <w:abstractNum w:abstractNumId="994151">
-    <w:nsid w:val="A994151"/>
-    <w:multiLevelType w:val="multilevel"/>
-    <w:lvl w:ilvl="0">
-      <w:start w:val="51"/>
-      <w:numFmt w:val="decimal"/>
-      <w:lvlText w:val="%1."/>
-      <w:lvlJc w:val="left"/>
-      <w:pPr>
-        <w:ind w:left="720" w:hanging="480"/>
-      </w:pPr>
-    </w:lvl>
-    <w:lvl w:ilvl="1">
-      <w:start w:val="51"/>
-      <w:numFmt w:val="decimal"/>
-      <w:lvlText w:val="%2."/>
-      <w:lvlJc w:val="left"/>
-      <w:pPr>
-        <w:ind w:left="1440" w:hanging="480"/>
-      </w:pPr>
-    </w:lvl>
-    <w:lvl w:ilvl="2">
-      <w:start w:val="51"/>
-      <w:numFmt w:val="decimal"/>
-      <w:lvlText w:val="%3."/>
-      <w:lvlJc w:val="left"/>
-      <w:pPr>
-        <w:ind w:left="2160" w:hanging="480"/>
-      </w:pPr>
-    </w:lvl>
-    <w:lvl w:ilvl="3">
-      <w:start w:val="51"/>
-      <w:numFmt w:val="decimal"/>
-      <w:lvlText w:val="%4."/>
-      <w:lvlJc w:val="left"/>
-      <w:pPr>
-        <w:ind w:left="2880" w:hanging="480"/>
-      </w:pPr>
-    </w:lvl>
-    <w:lvl w:ilvl="4">
-      <w:start w:val="51"/>
-      <w:numFmt w:val="decimal"/>
-      <w:lvlText w:val="%5."/>
-      <w:lvlJc w:val="left"/>
-      <w:pPr>
-        <w:ind w:left="3600" w:hanging="480"/>
-      </w:pPr>
-    </w:lvl>
-    <w:lvl w:ilvl="5">
-      <w:start w:val="51"/>
-      <w:numFmt w:val="decimal"/>
-      <w:lvlText w:val="%6."/>
-      <w:lvlJc w:val="left"/>
-      <w:pPr>
-        <w:ind w:left="4320" w:hanging="480"/>
-      </w:pPr>
-    </w:lvl>
-    <w:lvl w:ilvl="6">
-      <w:start w:val="51"/>
-      <w:numFmt w:val="decimal"/>
-      <w:lvlText w:val="%7."/>
-      <w:lvlJc w:val="left"/>
-      <w:pPr>
-        <w:ind w:left="5040" w:hanging="480"/>
-      </w:pPr>
-    </w:lvl>
-    <w:lvl w:ilvl="7">
-      <w:start w:val="51"/>
-      <w:numFmt w:val="decimal"/>
-      <w:lvlText w:val="%8."/>
-      <w:lvlJc w:val="left"/>
-      <w:pPr>
-        <w:ind w:left="5760" w:hanging="480"/>
-      </w:pPr>
-    </w:lvl>
-    <w:lvl w:ilvl="8">
-      <w:start w:val="51"/>
-      <w:numFmt w:val="decimal"/>
-      <w:lvlText w:val="%9."/>
-      <w:lvlJc w:val="left"/>
-      <w:pPr>
-        <w:ind w:left="6480" w:hanging="480"/>
-      </w:pPr>
-    </w:lvl>
-  </w:abstractNum>
-  <w:abstractNum w:abstractNumId="994181">
-    <w:nsid w:val="A994181"/>
-    <w:multiLevelType w:val="multilevel"/>
-    <w:lvl w:ilvl="0">
-      <w:start w:val="81"/>
-      <w:numFmt w:val="decimal"/>
-      <w:lvlText w:val="%1."/>
-      <w:lvlJc w:val="left"/>
-      <w:pPr>
-        <w:ind w:left="720" w:hanging="480"/>
-      </w:pPr>
-    </w:lvl>
-    <w:lvl w:ilvl="1">
-      <w:start w:val="81"/>
-      <w:numFmt w:val="decimal"/>
-      <w:lvlText w:val="%2."/>
-      <w:lvlJc w:val="left"/>
-      <w:pPr>
-        <w:ind w:left="1440" w:hanging="480"/>
-      </w:pPr>
-    </w:lvl>
-    <w:lvl w:ilvl="2">
-      <w:start w:val="81"/>
-      <w:numFmt w:val="decimal"/>
-      <w:lvlText w:val="%3."/>
-      <w:lvlJc w:val="left"/>
-      <w:pPr>
-        <w:ind w:left="2160" w:hanging="480"/>
-      </w:pPr>
-    </w:lvl>
-    <w:lvl w:ilvl="3">
-      <w:start w:val="81"/>
-      <w:numFmt w:val="decimal"/>
-      <w:lvlText w:val="%4."/>
-      <w:lvlJc w:val="left"/>
-      <w:pPr>
-        <w:ind w:left="2880" w:hanging="480"/>
-      </w:pPr>
-    </w:lvl>
-    <w:lvl w:ilvl="4">
-      <w:start w:val="81"/>
-      <w:numFmt w:val="decimal"/>
-      <w:lvlText w:val="%5."/>
-      <w:lvlJc w:val="left"/>
-      <w:pPr>
-        <w:ind w:left="3600" w:hanging="480"/>
-      </w:pPr>
-    </w:lvl>
-    <w:lvl w:ilvl="5">
-      <w:start w:val="81"/>
-      <w:numFmt w:val="decimal"/>
-      <w:lvlText w:val="%6."/>
-      <w:lvlJc w:val="left"/>
-      <w:pPr>
-        <w:ind w:left="4320" w:hanging="480"/>
-      </w:pPr>
-    </w:lvl>
-    <w:lvl w:ilvl="6">
-      <w:start w:val="81"/>
-      <w:numFmt w:val="decimal"/>
-      <w:lvlText w:val="%7."/>
-      <w:lvlJc w:val="left"/>
-      <w:pPr>
-        <w:ind w:left="5040" w:hanging="480"/>
-      </w:pPr>
-    </w:lvl>
-    <w:lvl w:ilvl="7">
-      <w:start w:val="81"/>
-      <w:numFmt w:val="decimal"/>
-      <w:lvlText w:val="%8."/>
-      <w:lvlJc w:val="left"/>
-      <w:pPr>
-        <w:ind w:left="5760" w:hanging="480"/>
-      </w:pPr>
-    </w:lvl>
-    <w:lvl w:ilvl="8">
-      <w:start w:val="81"/>
-      <w:numFmt w:val="decimal"/>
-      <w:lvlText w:val="%9."/>
-      <w:lvlJc w:val="left"/>
-      <w:pPr>
-        <w:ind w:left="6480" w:hanging="480"/>
-      </w:pPr>
-    </w:lvl>
-  </w:abstractNum>
-  <w:abstractNum w:abstractNumId="9941106">
-    <w:nsid w:val="A9941106"/>
-    <w:multiLevelType w:val="multilevel"/>
-    <w:lvl w:ilvl="0">
-      <w:start w:val="106"/>
-      <w:numFmt w:val="decimal"/>
-      <w:lvlText w:val="%1."/>
-      <w:lvlJc w:val="left"/>
-      <w:pPr>
-        <w:ind w:left="720" w:hanging="480"/>
-      </w:pPr>
-    </w:lvl>
-    <w:lvl w:ilvl="1">
-      <w:start w:val="106"/>
-      <w:numFmt w:val="decimal"/>
-      <w:lvlText w:val="%2."/>
-      <w:lvlJc w:val="left"/>
-      <w:pPr>
-        <w:ind w:left="1440" w:hanging="480"/>
-      </w:pPr>
-    </w:lvl>
-    <w:lvl w:ilvl="2">
-      <w:start w:val="106"/>
-      <w:numFmt w:val="decimal"/>
-      <w:lvlText w:val="%3."/>
-      <w:lvlJc w:val="left"/>
-      <w:pPr>
-        <w:ind w:left="2160" w:hanging="480"/>
-      </w:pPr>
-    </w:lvl>
-    <w:lvl w:ilvl="3">
-      <w:start w:val="106"/>
-      <w:numFmt w:val="decimal"/>
-      <w:lvlText w:val="%4."/>
-      <w:lvlJc w:val="left"/>
-      <w:pPr>
-        <w:ind w:left="2880" w:hanging="480"/>
-      </w:pPr>
-    </w:lvl>
-    <w:lvl w:ilvl="4">
-      <w:start w:val="106"/>
-      <w:numFmt w:val="decimal"/>
-      <w:lvlText w:val="%5."/>
-      <w:lvlJc w:val="left"/>
-      <w:pPr>
-        <w:ind w:left="3600" w:hanging="480"/>
-      </w:pPr>
-    </w:lvl>
-    <w:lvl w:ilvl="5">
-      <w:start w:val="106"/>
-      <w:numFmt w:val="decimal"/>
-      <w:lvlText w:val="%6."/>
-      <w:lvlJc w:val="left"/>
-      <w:pPr>
-        <w:ind w:left="4320" w:hanging="480"/>
-      </w:pPr>
-    </w:lvl>
-    <w:lvl w:ilvl="6">
-      <w:start w:val="106"/>
-      <w:numFmt w:val="decimal"/>
-      <w:lvlText w:val="%7."/>
-      <w:lvlJc w:val="left"/>
-      <w:pPr>
-        <w:ind w:left="5040" w:hanging="480"/>
-      </w:pPr>
-    </w:lvl>
-    <w:lvl w:ilvl="7">
-      <w:start w:val="106"/>
-      <w:numFmt w:val="decimal"/>
-      <w:lvlText w:val="%8."/>
-      <w:lvlJc w:val="left"/>
-      <w:pPr>
-        <w:ind w:left="5760" w:hanging="480"/>
-      </w:pPr>
-    </w:lvl>
-    <w:lvl w:ilvl="8">
-      <w:start w:val="106"/>
-      <w:numFmt w:val="decimal"/>
-      <w:lvlText w:val="%9."/>
-      <w:lvlJc w:val="left"/>
-      <w:pPr>
-        <w:ind w:left="6480" w:hanging="480"/>
-      </w:pPr>
-    </w:lvl>
-  </w:abstractNum>
   <w:num w:numId="1000">
     <w:abstractNumId w:val="990"/>
-  </w:num>
-  <w:num w:numId="1001">
-    <w:abstractNumId w:val="99411"/>
-    <w:lvlOverride w:ilvl="0">
-      <w:startOverride w:val="1"/>
-    </w:lvlOverride>
-    <w:lvlOverride w:ilvl="1">
-      <w:startOverride w:val="1"/>
-    </w:lvlOverride>
-    <w:lvlOverride w:ilvl="2">
-      <w:startOverride w:val="1"/>
-    </w:lvlOverride>
-    <w:lvlOverride w:ilvl="3">
-      <w:startOverride w:val="1"/>
-    </w:lvlOverride>
-    <w:lvlOverride w:ilvl="4">
-      <w:startOverride w:val="1"/>
-    </w:lvlOverride>
-    <w:lvlOverride w:ilvl="5">
-      <w:startOverride w:val="1"/>
-    </w:lvlOverride>
-    <w:lvlOverride w:ilvl="6">
-      <w:startOverride w:val="1"/>
-    </w:lvlOverride>
-    <w:lvlOverride w:ilvl="7">
-      <w:startOverride w:val="1"/>
-    </w:lvlOverride>
-    <w:lvlOverride w:ilvl="8">
-      <w:startOverride w:val="1"/>
-    </w:lvlOverride>
-  </w:num>
-  <w:num w:numId="1002">
-    <w:abstractNumId w:val="994116"/>
-    <w:lvlOverride w:ilvl="0">
-      <w:startOverride w:val="16"/>
-    </w:lvlOverride>
-    <w:lvlOverride w:ilvl="1">
-      <w:startOverride w:val="16"/>
-    </w:lvlOverride>
-    <w:lvlOverride w:ilvl="2">
-      <w:startOverride w:val="16"/>
-    </w:lvlOverride>
-    <w:lvlOverride w:ilvl="3">
-      <w:startOverride w:val="16"/>
-    </w:lvlOverride>
-    <w:lvlOverride w:ilvl="4">
-      <w:startOverride w:val="16"/>
-    </w:lvlOverride>
-    <w:lvlOverride w:ilvl="5">
-      <w:startOverride w:val="16"/>
-    </w:lvlOverride>
-    <w:lvlOverride w:ilvl="6">
-      <w:startOverride w:val="16"/>
-    </w:lvlOverride>
-    <w:lvlOverride w:ilvl="7">
-      <w:startOverride w:val="16"/>
-    </w:lvlOverride>
-    <w:lvlOverride w:ilvl="8">
-      <w:startOverride w:val="16"/>
-    </w:lvlOverride>
-  </w:num>
-  <w:num w:numId="1003">
-    <w:abstractNumId w:val="994151"/>
-    <w:lvlOverride w:ilvl="0">
-      <w:startOverride w:val="51"/>
-    </w:lvlOverride>
-    <w:lvlOverride w:ilvl="1">
-      <w:startOverride w:val="51"/>
-    </w:lvlOverride>
-    <w:lvlOverride w:ilvl="2">
-      <w:startOverride w:val="51"/>
-    </w:lvlOverride>
-    <w:lvlOverride w:ilvl="3">
-      <w:startOverride w:val="51"/>
-    </w:lvlOverride>
-    <w:lvlOverride w:ilvl="4">
-      <w:startOverride w:val="51"/>
-    </w:lvlOverride>
-    <w:lvlOverride w:ilvl="5">
-      <w:startOverride w:val="51"/>
-    </w:lvlOverride>
-    <w:lvlOverride w:ilvl="6">
-      <w:startOverride w:val="51"/>
-    </w:lvlOverride>
-    <w:lvlOverride w:ilvl="7">
-      <w:startOverride w:val="51"/>
-    </w:lvlOverride>
-    <w:lvlOverride w:ilvl="8">
-      <w:startOverride w:val="51"/>
-    </w:lvlOverride>
-  </w:num>
-  <w:num w:numId="1004">
-    <w:abstractNumId w:val="994181"/>
-    <w:lvlOverride w:ilvl="0">
-      <w:startOverride w:val="81"/>
-    </w:lvlOverride>
-    <w:lvlOverride w:ilvl="1">
-      <w:startOverride w:val="81"/>
-    </w:lvlOverride>
-    <w:lvlOverride w:ilvl="2">
-      <w:startOverride w:val="81"/>
-    </w:lvlOverride>
-    <w:lvlOverride w:ilvl="3">
-      <w:startOverride w:val="81"/>
-    </w:lvlOverride>
-    <w:lvlOverride w:ilvl="4">
-      <w:startOverride w:val="81"/>
-    </w:lvlOverride>
-    <w:lvlOverride w:ilvl="5">
-      <w:startOverride w:val="81"/>
-    </w:lvlOverride>
-    <w:lvlOverride w:ilvl="6">
-      <w:startOverride w:val="81"/>
-    </w:lvlOverride>
-    <w:lvlOverride w:ilvl="7">
-      <w:startOverride w:val="81"/>
-    </w:lvlOverride>
-    <w:lvlOverride w:ilvl="8">
-      <w:startOverride w:val="81"/>
-    </w:lvlOverride>
-  </w:num>
-  <w:num w:numId="1005">
-    <w:abstractNumId w:val="9941106"/>
-    <w:lvlOverride w:ilvl="0">
-      <w:startOverride w:val="106"/>
-    </w:lvlOverride>
-    <w:lvlOverride w:ilvl="1">
-      <w:startOverride w:val="106"/>
-    </w:lvlOverride>
-    <w:lvlOverride w:ilvl="2">
-      <w:startOverride w:val="106"/>
-    </w:lvlOverride>
-    <w:lvlOverride w:ilvl="3">
-      <w:startOverride w:val="106"/>
-    </w:lvlOverride>
-    <w:lvlOverride w:ilvl="4">
-      <w:startOverride w:val="106"/>
-    </w:lvlOverride>
-    <w:lvlOverride w:ilvl="5">
-      <w:startOverride w:val="106"/>
-    </w:lvlOverride>
-    <w:lvlOverride w:ilvl="6">
-      <w:startOverride w:val="106"/>
-    </w:lvlOverride>
-    <w:lvlOverride w:ilvl="7">
-      <w:startOverride w:val="106"/>
-    </w:lvlOverride>
-    <w:lvlOverride w:ilvl="8">
-      <w:startOverride w:val="106"/>
-    </w:lvlOverride>
   </w:num>
 </w:numbering>
 </file>
